--- a/dosyalar/sinavlar/5-sinif/arapca-5-1d2y-beceri.docx
+++ b/dosyalar/sinavlar/5-sinif/arapca-5-1d2y-beceri.docx
@@ -32,7 +32,7 @@
           </w:tcPr>
           <w:p>
             <w:pPr>
-              <w:spacing w:after="20"/>
+              <w:spacing w:after="6"/>
               <w:jc w:val="center"/>
             </w:pPr>
             <w:r>
@@ -43,46 +43,46 @@
                 <w:i w:val="false"/>
                 <w:iCs w:val="false"/>
                 <w:color w:val="39454F"/>
+                <w:sz w:val="16"/>
+                <w:szCs w:val="16"/>
+              </w:rPr>
+              <w:t xml:space="preserve">2026-2027 EĞİTİM ÖĞRETİM YILI</w:t>
+            </w:r>
+          </w:p>
+          <w:p>
+            <w:pPr>
+              <w:spacing w:after="6"/>
+              <w:jc w:val="center"/>
+            </w:pPr>
+            <w:r>
+              <w:rPr>
+                <w:rFonts w:ascii="Times New Roman" w:cs="Times New Roman" w:eastAsia="Times New Roman" w:hAnsi="Times New Roman"/>
+                <w:b/>
+                <w:bCs/>
+                <w:i w:val="false"/>
+                <w:iCs w:val="false"/>
+                <w:color w:val="111111"/>
+                <w:sz w:val="17"/>
+                <w:szCs w:val="17"/>
+              </w:rPr>
+              <w:t xml:space="preserve">……………………………………………………………… İMAM HATİP ORTAOKULU</w:t>
+            </w:r>
+          </w:p>
+          <w:p>
+            <w:pPr>
+              <w:spacing w:after="0"/>
+              <w:jc w:val="center"/>
+            </w:pPr>
+            <w:r>
+              <w:rPr>
+                <w:rFonts w:ascii="Times New Roman" w:cs="Times New Roman" w:eastAsia="Times New Roman" w:hAnsi="Times New Roman"/>
+                <w:b/>
+                <w:bCs/>
+                <w:i w:val="false"/>
+                <w:iCs w:val="false"/>
+                <w:color w:val="15222E"/>
                 <w:sz w:val="19"/>
                 <w:szCs w:val="19"/>
-              </w:rPr>
-              <w:t xml:space="preserve">2026-2027 EĞİTİM ÖĞRETİM YILI</w:t>
-            </w:r>
-          </w:p>
-          <w:p>
-            <w:pPr>
-              <w:spacing w:after="20"/>
-              <w:jc w:val="center"/>
-            </w:pPr>
-            <w:r>
-              <w:rPr>
-                <w:rFonts w:ascii="Times New Roman" w:cs="Times New Roman" w:eastAsia="Times New Roman" w:hAnsi="Times New Roman"/>
-                <w:b/>
-                <w:bCs/>
-                <w:i w:val="false"/>
-                <w:iCs w:val="false"/>
-                <w:color w:val="111111"/>
-                <w:sz w:val="21"/>
-                <w:szCs w:val="21"/>
-              </w:rPr>
-              <w:t xml:space="preserve">……………………………………………………………… İMAM HATİP ORTAOKULU</w:t>
-            </w:r>
-          </w:p>
-          <w:p>
-            <w:pPr>
-              <w:spacing w:after="0"/>
-              <w:jc w:val="center"/>
-            </w:pPr>
-            <w:r>
-              <w:rPr>
-                <w:rFonts w:ascii="Times New Roman" w:cs="Times New Roman" w:eastAsia="Times New Roman" w:hAnsi="Times New Roman"/>
-                <w:b/>
-                <w:bCs/>
-                <w:i w:val="false"/>
-                <w:iCs w:val="false"/>
-                <w:color w:val="15222E"/>
-                <w:sz w:val="23"/>
-                <w:szCs w:val="23"/>
               </w:rPr>
               <w:t xml:space="preserve">5. SINIF ARAPÇA DERSİ 1. DÖNEM 2. YAZILI SINAVI (BECERİ TEMELLİ)</w:t>
             </w:r>
@@ -122,7 +122,118 @@
           </w:tcPr>
           <w:p>
             <w:pPr>
-              <w:spacing w:after="0" w:line="270"/>
+              <w:spacing w:after="0" w:line="208"/>
+            </w:pPr>
+            <w:r>
+              <w:rPr>
+                <w:rFonts w:ascii="Times New Roman" w:cs="Times New Roman" w:eastAsia="Times New Roman" w:hAnsi="Times New Roman"/>
+                <w:b w:val="false"/>
+                <w:bCs w:val="false"/>
+                <w:i w:val="false"/>
+                <w:iCs w:val="false"/>
+                <w:color w:val="111111"/>
+                <w:sz w:val="17"/>
+                <w:szCs w:val="17"/>
+              </w:rPr>
+              <w:t xml:space="preserve">Adı Soyadı :  ………………………………………………………</w:t>
+            </w:r>
+          </w:p>
+        </w:tc>
+        <w:tc>
+          <w:tcPr>
+            <w:tcW w:type="dxa" w:w="1973"/>
+            <w:tcMar>
+              <w:top w:type="dxa" w:w="60"/>
+              <w:left w:type="dxa" w:w="90"/>
+              <w:bottom w:type="dxa" w:w="60"/>
+              <w:right w:type="dxa" w:w="90"/>
+            </w:tcMar>
+            <w:vAlign w:val="center"/>
+          </w:tcPr>
+          <w:p>
+            <w:pPr>
+              <w:spacing w:after="0" w:line="208"/>
+            </w:pPr>
+            <w:r>
+              <w:rPr>
+                <w:rFonts w:ascii="Times New Roman" w:cs="Times New Roman" w:eastAsia="Times New Roman" w:hAnsi="Times New Roman"/>
+                <w:b w:val="false"/>
+                <w:bCs w:val="false"/>
+                <w:i w:val="false"/>
+                <w:iCs w:val="false"/>
+                <w:color w:val="111111"/>
+                <w:sz w:val="17"/>
+                <w:szCs w:val="17"/>
+              </w:rPr>
+              <w:t xml:space="preserve">Sınıfı :  …………</w:t>
+            </w:r>
+          </w:p>
+        </w:tc>
+        <w:tc>
+          <w:tcPr>
+            <w:tcW w:type="dxa" w:w="1578"/>
+            <w:tcMar>
+              <w:top w:type="dxa" w:w="60"/>
+              <w:left w:type="dxa" w:w="90"/>
+              <w:bottom w:type="dxa" w:w="60"/>
+              <w:right w:type="dxa" w:w="90"/>
+            </w:tcMar>
+            <w:vAlign w:val="center"/>
+          </w:tcPr>
+          <w:p>
+            <w:pPr>
+              <w:spacing w:after="0" w:line="208"/>
+            </w:pPr>
+            <w:r>
+              <w:rPr>
+                <w:rFonts w:ascii="Times New Roman" w:cs="Times New Roman" w:eastAsia="Times New Roman" w:hAnsi="Times New Roman"/>
+                <w:b w:val="false"/>
+                <w:bCs w:val="false"/>
+                <w:i w:val="false"/>
+                <w:iCs w:val="false"/>
+                <w:color w:val="111111"/>
+                <w:sz w:val="17"/>
+                <w:szCs w:val="17"/>
+              </w:rPr>
+              <w:t xml:space="preserve">No :  ………</w:t>
+            </w:r>
+          </w:p>
+        </w:tc>
+        <w:tc>
+          <w:tcPr>
+            <w:tcW w:type="dxa" w:w="1381"/>
+            <w:shd w:fill="F2F6FA" w:color="auto" w:val="clear"/>
+            <w:tcMar>
+              <w:top w:type="dxa" w:w="60"/>
+              <w:left w:type="dxa" w:w="90"/>
+              <w:bottom w:type="dxa" w:w="60"/>
+              <w:right w:type="dxa" w:w="90"/>
+            </w:tcMar>
+            <w:vAlign w:val="center"/>
+          </w:tcPr>
+          <w:p>
+            <w:pPr>
+              <w:spacing w:after="0"/>
+              <w:jc w:val="center"/>
+            </w:pPr>
+            <w:r>
+              <w:rPr>
+                <w:rFonts w:ascii="Times New Roman" w:cs="Times New Roman" w:eastAsia="Times New Roman" w:hAnsi="Times New Roman"/>
+                <w:b/>
+                <w:bCs/>
+                <w:i w:val="false"/>
+                <w:iCs w:val="false"/>
+                <w:color w:val="39454F"/>
+                <w:sz w:val="15"/>
+                <w:szCs w:val="15"/>
+              </w:rPr>
+              <w:t xml:space="preserve">PUAN</w:t>
+            </w:r>
+          </w:p>
+          <w:p>
+            <w:pPr>
+              <w:spacing w:after="12" w:before="18"/>
+              <w:jc w:val="center"/>
             </w:pPr>
             <w:r>
               <w:rPr>
@@ -135,141 +246,12 @@
                 <w:sz w:val="20"/>
                 <w:szCs w:val="20"/>
               </w:rPr>
-              <w:t xml:space="preserve">Adı Soyadı :  ………………………………………………………</w:t>
-            </w:r>
-          </w:p>
-        </w:tc>
-        <w:tc>
-          <w:tcPr>
-            <w:tcW w:type="dxa" w:w="1973"/>
-            <w:tcMar>
-              <w:top w:type="dxa" w:w="60"/>
-              <w:left w:type="dxa" w:w="90"/>
-              <w:bottom w:type="dxa" w:w="60"/>
-              <w:right w:type="dxa" w:w="90"/>
-            </w:tcMar>
-            <w:vAlign w:val="center"/>
-          </w:tcPr>
-          <w:p>
-            <w:pPr>
-              <w:spacing w:after="0" w:line="270"/>
-            </w:pPr>
-            <w:r>
-              <w:rPr>
-                <w:rFonts w:ascii="Times New Roman" w:cs="Times New Roman" w:eastAsia="Times New Roman" w:hAnsi="Times New Roman"/>
-                <w:b w:val="false"/>
-                <w:bCs w:val="false"/>
-                <w:i w:val="false"/>
-                <w:iCs w:val="false"/>
-                <w:color w:val="111111"/>
-                <w:sz w:val="20"/>
-                <w:szCs w:val="20"/>
-              </w:rPr>
-              <w:t xml:space="preserve">Sınıfı :  …………</w:t>
-            </w:r>
-          </w:p>
-        </w:tc>
-        <w:tc>
-          <w:tcPr>
-            <w:tcW w:type="dxa" w:w="1578"/>
-            <w:tcMar>
-              <w:top w:type="dxa" w:w="60"/>
-              <w:left w:type="dxa" w:w="90"/>
-              <w:bottom w:type="dxa" w:w="60"/>
-              <w:right w:type="dxa" w:w="90"/>
-            </w:tcMar>
-            <w:vAlign w:val="center"/>
-          </w:tcPr>
-          <w:p>
-            <w:pPr>
-              <w:spacing w:after="0" w:line="270"/>
-            </w:pPr>
-            <w:r>
-              <w:rPr>
-                <w:rFonts w:ascii="Times New Roman" w:cs="Times New Roman" w:eastAsia="Times New Roman" w:hAnsi="Times New Roman"/>
-                <w:b w:val="false"/>
-                <w:bCs w:val="false"/>
-                <w:i w:val="false"/>
-                <w:iCs w:val="false"/>
-                <w:color w:val="111111"/>
-                <w:sz w:val="20"/>
-                <w:szCs w:val="20"/>
-              </w:rPr>
-              <w:t xml:space="preserve">No :  ………</w:t>
-            </w:r>
-          </w:p>
-        </w:tc>
-        <w:tc>
-          <w:tcPr>
-            <w:tcW w:type="dxa" w:w="1381"/>
-            <w:shd w:fill="F2F6FA" w:color="auto" w:val="clear"/>
-            <w:tcMar>
-              <w:top w:type="dxa" w:w="60"/>
-              <w:left w:type="dxa" w:w="90"/>
-              <w:bottom w:type="dxa" w:w="60"/>
-              <w:right w:type="dxa" w:w="90"/>
-            </w:tcMar>
-            <w:vAlign w:val="center"/>
-          </w:tcPr>
-          <w:p>
-            <w:pPr>
-              <w:spacing w:after="0"/>
-              <w:jc w:val="center"/>
-            </w:pPr>
-            <w:r>
-              <w:rPr>
-                <w:rFonts w:ascii="Times New Roman" w:cs="Times New Roman" w:eastAsia="Times New Roman" w:hAnsi="Times New Roman"/>
-                <w:b/>
-                <w:bCs/>
-                <w:i w:val="false"/>
-                <w:iCs w:val="false"/>
-                <w:color w:val="39454F"/>
-                <w:sz w:val="18"/>
-                <w:szCs w:val="18"/>
-              </w:rPr>
-              <w:t xml:space="preserve">PUAN</w:t>
-            </w:r>
-          </w:p>
-          <w:p>
-            <w:pPr>
-              <w:spacing w:after="40" w:before="60"/>
-              <w:jc w:val="center"/>
-            </w:pPr>
-            <w:r>
-              <w:rPr>
-                <w:rFonts w:ascii="Times New Roman" w:cs="Times New Roman" w:eastAsia="Times New Roman" w:hAnsi="Times New Roman"/>
-                <w:b w:val="false"/>
-                <w:bCs w:val="false"/>
-                <w:i w:val="false"/>
-                <w:iCs w:val="false"/>
-                <w:color w:val="111111"/>
-                <w:sz w:val="24"/>
-                <w:szCs w:val="24"/>
-              </w:rPr>
               <w:t xml:space="preserve"/>
             </w:r>
           </w:p>
         </w:tc>
       </w:tr>
     </w:tbl>
-    <w:p>
-      <w:pPr>
-        <w:spacing w:after="110"/>
-      </w:pPr>
-      <w:r>
-        <w:rPr>
-          <w:rFonts w:ascii="Times New Roman" w:cs="Times New Roman" w:eastAsia="Times New Roman" w:hAnsi="Times New Roman"/>
-          <w:b w:val="false"/>
-          <w:bCs w:val="false"/>
-          <w:i w:val="false"/>
-          <w:iCs w:val="false"/>
-          <w:color w:val="111111"/>
-          <w:sz w:val="21"/>
-          <w:szCs w:val="21"/>
-        </w:rPr>
-        <w:t xml:space="preserve"/>
-      </w:r>
-    </w:p>
     <w:tbl>
       <w:tblPr>
         <w:tblW w:type="dxa" w:w="9864"/>
@@ -300,7 +282,7 @@
           </w:tcPr>
           <w:p>
             <w:pPr>
-              <w:spacing w:after="40"/>
+              <w:spacing w:after="12"/>
             </w:pPr>
             <w:r>
               <w:rPr>
@@ -310,15 +292,15 @@
                 <w:i w:val="false"/>
                 <w:iCs w:val="false"/>
                 <w:color w:val="2B3742"/>
-                <w:sz w:val="18"/>
-                <w:szCs w:val="18"/>
+                <w:sz w:val="15"/>
+                <w:szCs w:val="15"/>
               </w:rPr>
               <w:t xml:space="preserve">AÇIKLAMALAR</w:t>
             </w:r>
           </w:p>
           <w:p>
             <w:pPr>
-              <w:spacing w:after="20" w:line="250"/>
+              <w:spacing w:after="6" w:line="208"/>
               <w:ind w:left="170" w:hanging="170"/>
             </w:pPr>
             <w:r>
@@ -329,15 +311,15 @@
                 <w:i w:val="false"/>
                 <w:iCs w:val="false"/>
                 <w:color w:val="2B3742"/>
-                <w:sz w:val="18"/>
-                <w:szCs w:val="18"/>
+                <w:sz w:val="15"/>
+                <w:szCs w:val="15"/>
               </w:rPr>
               <w:t xml:space="preserve">•  Sınav süresi bir ders saatidir.</w:t>
             </w:r>
           </w:p>
           <w:p>
             <w:pPr>
-              <w:spacing w:after="20" w:line="250"/>
+              <w:spacing w:after="6" w:line="208"/>
               <w:ind w:left="170" w:hanging="170"/>
             </w:pPr>
             <w:r>
@@ -348,15 +330,15 @@
                 <w:i w:val="false"/>
                 <w:iCs w:val="false"/>
                 <w:color w:val="2B3742"/>
-                <w:sz w:val="18"/>
-                <w:szCs w:val="18"/>
+                <w:sz w:val="15"/>
+                <w:szCs w:val="15"/>
               </w:rPr>
               <w:t xml:space="preserve">•  Bu sınav dinleme, okuma, söz varlığı ve yazma becerilerini birlikte ölçer.</w:t>
             </w:r>
           </w:p>
           <w:p>
             <w:pPr>
-              <w:spacing w:after="20" w:line="250"/>
+              <w:spacing w:after="6" w:line="208"/>
               <w:ind w:left="170" w:hanging="170"/>
             </w:pPr>
             <w:r>
@@ -367,15 +349,15 @@
                 <w:i w:val="false"/>
                 <w:iCs w:val="false"/>
                 <w:color w:val="2B3742"/>
-                <w:sz w:val="18"/>
-                <w:szCs w:val="18"/>
+                <w:sz w:val="15"/>
+                <w:szCs w:val="15"/>
               </w:rPr>
               <w:t xml:space="preserve">•  Dinleme metni öğretmeniniz tarafından iki kez okunacaktır.</w:t>
             </w:r>
           </w:p>
           <w:p>
             <w:pPr>
-              <w:spacing w:after="20" w:line="250"/>
+              <w:spacing w:after="6" w:line="208"/>
               <w:ind w:left="170" w:hanging="170"/>
             </w:pPr>
             <w:r>
@@ -386,15 +368,15 @@
                 <w:i w:val="false"/>
                 <w:iCs w:val="false"/>
                 <w:color w:val="2B3742"/>
-                <w:sz w:val="18"/>
-                <w:szCs w:val="18"/>
+                <w:sz w:val="15"/>
+                <w:szCs w:val="15"/>
               </w:rPr>
               <w:t xml:space="preserve">•  Okuma parçasındaki bilinmeyen kelimeler için parçanın bütününden yararlanınız.</w:t>
             </w:r>
           </w:p>
           <w:p>
             <w:pPr>
-              <w:spacing w:after="20" w:line="250"/>
+              <w:spacing w:after="6" w:line="208"/>
               <w:ind w:left="170" w:hanging="170"/>
             </w:pPr>
             <w:r>
@@ -405,8 +387,8 @@
                 <w:i w:val="false"/>
                 <w:iCs w:val="false"/>
                 <w:color w:val="2B3742"/>
-                <w:sz w:val="18"/>
-                <w:szCs w:val="18"/>
+                <w:sz w:val="15"/>
+                <w:szCs w:val="15"/>
               </w:rPr>
               <w:t xml:space="preserve">•  Yazma görevi dereceli puanlama anahtarı ile değerlendirilecektir.</w:t>
             </w:r>
@@ -419,7 +401,7 @@
         <w:tabs>
           <w:tab w:val="right" w:pos="9864"/>
         </w:tabs>
-        <w:spacing w:after="90" w:before="220" w:line="280"/>
+        <w:spacing w:after="27" w:before="66" w:line="208"/>
         <w:ind w:left="340" w:hanging="340"/>
       </w:pPr>
       <w:r>
@@ -430,16 +412,16 @@
           <w:i w:val="false"/>
           <w:iCs w:val="false"/>
           <w:color w:val="111111"/>
-          <w:sz w:val="21"/>
-          <w:szCs w:val="21"/>
+          <w:sz w:val="17"/>
+          <w:szCs w:val="17"/>
         </w:rPr>
         <w:t xml:space="preserve">1.</w:t>
       </w:r>
       <w:r>
         <w:rPr>
           <w:rFonts w:ascii="Times New Roman" w:cs="Times New Roman" w:eastAsia="Times New Roman" w:hAnsi="Times New Roman"/>
-          <w:sz w:val="21"/>
-          <w:szCs w:val="21"/>
+          <w:sz w:val="17"/>
+          <w:szCs w:val="17"/>
         </w:rPr>
         <w:tab/>
       </w:r>
@@ -451,16 +433,16 @@
           <w:i w:val="false"/>
           <w:iCs w:val="false"/>
           <w:color w:val="111111"/>
-          <w:sz w:val="21"/>
-          <w:szCs w:val="21"/>
+          <w:sz w:val="17"/>
+          <w:szCs w:val="17"/>
         </w:rPr>
         <w:t xml:space="preserve">Aşağıdaki metni okuyunuz ve soruları cevaplayınız.</w:t>
       </w:r>
       <w:r>
         <w:rPr>
           <w:rFonts w:ascii="Times New Roman" w:cs="Times New Roman" w:eastAsia="Times New Roman" w:hAnsi="Times New Roman"/>
-          <w:sz w:val="21"/>
-          <w:szCs w:val="21"/>
+          <w:sz w:val="17"/>
+          <w:szCs w:val="17"/>
         </w:rPr>
         <w:tab/>
       </w:r>
@@ -472,8 +454,8 @@
           <w:i w:val="false"/>
           <w:iCs w:val="false"/>
           <w:color w:val="55636F"/>
-          <w:sz w:val="18"/>
-          <w:szCs w:val="18"/>
+          <w:sz w:val="15"/>
+          <w:szCs w:val="15"/>
         </w:rPr>
         <w:t xml:space="preserve">(15 puan)</w:t>
       </w:r>
@@ -509,7 +491,7 @@
           <w:p>
             <w:pPr>
               <w:bidi/>
-              <w:spacing w:after="110"/>
+              <w:spacing w:after="33"/>
               <w:jc w:val="center"/>
             </w:pPr>
             <w:r>
@@ -518,8 +500,8 @@
                 <w:b/>
                 <w:bCs/>
                 <w:color w:val="111111"/>
-                <w:sz w:val="32"/>
-                <w:szCs w:val="32"/>
+                <w:sz w:val="27"/>
+                <w:szCs w:val="27"/>
                 <w:rtl/>
               </w:rPr>
               <w:t xml:space="preserve">صَفِّي</w:t>
@@ -528,7 +510,7 @@
           <w:p>
             <w:pPr>
               <w:bidi/>
-              <w:spacing w:after="60" w:line="400"/>
+              <w:spacing w:after="18" w:line="208"/>
             </w:pPr>
             <w:r>
               <w:rPr>
@@ -536,8 +518,8 @@
                 <w:b w:val="false"/>
                 <w:bCs w:val="false"/>
                 <w:color w:val="111111"/>
-                <w:sz w:val="30"/>
-                <w:szCs w:val="30"/>
+                <w:sz w:val="26"/>
+                <w:szCs w:val="26"/>
                 <w:rtl/>
               </w:rPr>
               <w:t xml:space="preserve">أَنَا عُمَرُ. أَنَا طَالِبٌ فِي الصَّفِّ الْخَامِسِ.</w:t>
@@ -546,7 +528,7 @@
           <w:p>
             <w:pPr>
               <w:bidi/>
-              <w:spacing w:after="60" w:line="400"/>
+              <w:spacing w:after="18" w:line="208"/>
             </w:pPr>
             <w:r>
               <w:rPr>
@@ -554,8 +536,8 @@
                 <w:b w:val="false"/>
                 <w:bCs w:val="false"/>
                 <w:color w:val="111111"/>
-                <w:sz w:val="30"/>
-                <w:szCs w:val="30"/>
+                <w:sz w:val="26"/>
+                <w:szCs w:val="26"/>
                 <w:rtl/>
               </w:rPr>
               <w:t xml:space="preserve">صَفِّي كَبِيرٌ وَنَظِيفٌ. فِي الصَّفِّ سَبُّورَةٌ وَخَارِطَةٌ.</w:t>
@@ -564,7 +546,7 @@
           <w:p>
             <w:pPr>
               <w:bidi/>
-              <w:spacing w:after="60" w:line="400"/>
+              <w:spacing w:after="18" w:line="208"/>
             </w:pPr>
             <w:r>
               <w:rPr>
@@ -572,8 +554,8 @@
                 <w:b w:val="false"/>
                 <w:bCs w:val="false"/>
                 <w:color w:val="111111"/>
-                <w:sz w:val="30"/>
-                <w:szCs w:val="30"/>
+                <w:sz w:val="26"/>
+                <w:szCs w:val="26"/>
                 <w:rtl/>
               </w:rPr>
               <w:t xml:space="preserve">عَلَى الْمِنْضَدَةِ كِتَابٌ وَدَفْتَرٌ وَقَلَمٌ.</w:t>
@@ -582,7 +564,7 @@
           <w:p>
             <w:pPr>
               <w:bidi/>
-              <w:spacing w:after="60" w:line="400"/>
+              <w:spacing w:after="18" w:line="208"/>
             </w:pPr>
             <w:r>
               <w:rPr>
@@ -590,8 +572,8 @@
                 <w:b w:val="false"/>
                 <w:bCs w:val="false"/>
                 <w:color w:val="111111"/>
-                <w:sz w:val="30"/>
-                <w:szCs w:val="30"/>
+                <w:sz w:val="26"/>
+                <w:szCs w:val="26"/>
                 <w:rtl/>
               </w:rPr>
               <w:t xml:space="preserve">حَقِيبَتِي تَحْتَ الْكُرْسِيِّ.</w:t>
@@ -600,7 +582,7 @@
           <w:p>
             <w:pPr>
               <w:bidi/>
-              <w:spacing w:after="60" w:line="400"/>
+              <w:spacing w:after="18" w:line="208"/>
             </w:pPr>
             <w:r>
               <w:rPr>
@@ -608,8 +590,8 @@
                 <w:b w:val="false"/>
                 <w:bCs w:val="false"/>
                 <w:color w:val="111111"/>
-                <w:sz w:val="30"/>
-                <w:szCs w:val="30"/>
+                <w:sz w:val="26"/>
+                <w:szCs w:val="26"/>
                 <w:rtl/>
               </w:rPr>
               <w:t xml:space="preserve">مُعَلِّمِي فِي الصَّفِّ، اِسْمُهُ خَالِدٌ.</w:t>
@@ -620,7 +602,7 @@
     </w:tbl>
     <w:p>
       <w:pPr>
-        <w:spacing w:after="60"/>
+        <w:spacing w:after="18"/>
       </w:pPr>
       <w:r>
         <w:rPr>
@@ -630,8 +612,8 @@
           <w:i w:val="false"/>
           <w:iCs w:val="false"/>
           <w:color w:val="111111"/>
-          <w:sz w:val="21"/>
-          <w:szCs w:val="21"/>
+          <w:sz w:val="17"/>
+          <w:szCs w:val="17"/>
         </w:rPr>
         <w:t xml:space="preserve"/>
       </w:r>
@@ -640,7 +622,7 @@
       <w:pPr>
         <w:keepNext/>
         <w:bidi/>
-        <w:spacing w:after="40" w:before="0" w:line="300"/>
+        <w:spacing w:after="12" w:before="0" w:line="208"/>
         <w:ind w:left="340"/>
       </w:pPr>
       <w:r>
@@ -651,8 +633,8 @@
           <w:i w:val="false"/>
           <w:iCs w:val="false"/>
           <w:color w:val="111111"/>
-          <w:sz w:val="20"/>
-          <w:szCs w:val="20"/>
+          <w:sz w:val="17"/>
+          <w:szCs w:val="17"/>
         </w:rPr>
         <w:t xml:space="preserve">a.‎  </w:t>
       </w:r>
@@ -662,8 +644,8 @@
           <w:b w:val="false"/>
           <w:bCs w:val="false"/>
           <w:color w:val="111111"/>
-          <w:sz w:val="28"/>
-          <w:szCs w:val="28"/>
+          <w:sz w:val="25"/>
+          <w:szCs w:val="25"/>
           <w:rtl/>
         </w:rPr>
         <w:t xml:space="preserve">أَيْنَ الْحَقِيبَةُ؟</w:t>
@@ -709,7 +691,7 @@
           <w:p>
             <w:pPr>
               <w:bidi/>
-              <w:spacing w:after="0" w:line="330"/>
+              <w:spacing w:after="0" w:line="208"/>
             </w:pPr>
             <w:r>
               <w:rPr>
@@ -719,8 +701,8 @@
                 <w:i w:val="false"/>
                 <w:iCs w:val="false"/>
                 <w:color w:val="111111"/>
-                <w:sz w:val="20"/>
-                <w:szCs w:val="20"/>
+                <w:sz w:val="17"/>
+                <w:szCs w:val="17"/>
               </w:rPr>
               <w:t xml:space="preserve">B.‎  </w:t>
             </w:r>
@@ -730,8 +712,8 @@
                 <w:b w:val="false"/>
                 <w:bCs w:val="false"/>
                 <w:color w:val="111111"/>
-                <w:sz w:val="28"/>
-                <w:szCs w:val="28"/>
+                <w:sz w:val="25"/>
+                <w:szCs w:val="25"/>
                 <w:rtl/>
               </w:rPr>
               <w:t xml:space="preserve">تَحْتَ الْكُرْسِيِّ</w:t>
@@ -758,7 +740,7 @@
           <w:p>
             <w:pPr>
               <w:bidi/>
-              <w:spacing w:after="0" w:line="330"/>
+              <w:spacing w:after="0" w:line="208"/>
             </w:pPr>
             <w:r>
               <w:rPr>
@@ -768,8 +750,8 @@
                 <w:i w:val="false"/>
                 <w:iCs w:val="false"/>
                 <w:color w:val="111111"/>
-                <w:sz w:val="20"/>
-                <w:szCs w:val="20"/>
+                <w:sz w:val="17"/>
+                <w:szCs w:val="17"/>
               </w:rPr>
               <w:t xml:space="preserve">A.‎  </w:t>
             </w:r>
@@ -779,8 +761,8 @@
                 <w:b w:val="false"/>
                 <w:bCs w:val="false"/>
                 <w:color w:val="111111"/>
-                <w:sz w:val="28"/>
-                <w:szCs w:val="28"/>
+                <w:sz w:val="25"/>
+                <w:szCs w:val="25"/>
                 <w:rtl/>
               </w:rPr>
               <w:t xml:space="preserve">عَلَى الْمِنْضَدَةِ</w:t>
@@ -812,7 +794,7 @@
           <w:p>
             <w:pPr>
               <w:bidi/>
-              <w:spacing w:after="0" w:line="330"/>
+              <w:spacing w:after="0" w:line="208"/>
             </w:pPr>
             <w:r>
               <w:rPr>
@@ -822,8 +804,8 @@
                 <w:i w:val="false"/>
                 <w:iCs w:val="false"/>
                 <w:color w:val="111111"/>
-                <w:sz w:val="20"/>
-                <w:szCs w:val="20"/>
+                <w:sz w:val="17"/>
+                <w:szCs w:val="17"/>
               </w:rPr>
               <w:t xml:space="preserve">D.‎  </w:t>
             </w:r>
@@ -833,8 +815,8 @@
                 <w:b w:val="false"/>
                 <w:bCs w:val="false"/>
                 <w:color w:val="111111"/>
-                <w:sz w:val="28"/>
-                <w:szCs w:val="28"/>
+                <w:sz w:val="25"/>
+                <w:szCs w:val="25"/>
                 <w:rtl/>
               </w:rPr>
               <w:t xml:space="preserve">عَلَى السَّبُّورَةِ</w:t>
@@ -861,7 +843,7 @@
           <w:p>
             <w:pPr>
               <w:bidi/>
-              <w:spacing w:after="0" w:line="330"/>
+              <w:spacing w:after="0" w:line="208"/>
             </w:pPr>
             <w:r>
               <w:rPr>
@@ -871,8 +853,8 @@
                 <w:i w:val="false"/>
                 <w:iCs w:val="false"/>
                 <w:color w:val="111111"/>
-                <w:sz w:val="20"/>
-                <w:szCs w:val="20"/>
+                <w:sz w:val="17"/>
+                <w:szCs w:val="17"/>
               </w:rPr>
               <w:t xml:space="preserve">C.‎  </w:t>
             </w:r>
@@ -882,8 +864,8 @@
                 <w:b w:val="false"/>
                 <w:bCs w:val="false"/>
                 <w:color w:val="111111"/>
-                <w:sz w:val="28"/>
-                <w:szCs w:val="28"/>
+                <w:sz w:val="25"/>
+                <w:szCs w:val="25"/>
                 <w:rtl/>
               </w:rPr>
               <w:t xml:space="preserve">فِي الْبَيْتِ</w:t>
@@ -896,7 +878,7 @@
       <w:pPr>
         <w:keepNext/>
         <w:bidi/>
-        <w:spacing w:after="40" w:before="150" w:line="300"/>
+        <w:spacing w:after="12" w:before="45" w:line="208"/>
         <w:ind w:left="340"/>
       </w:pPr>
       <w:r>
@@ -907,8 +889,8 @@
           <w:i w:val="false"/>
           <w:iCs w:val="false"/>
           <w:color w:val="111111"/>
-          <w:sz w:val="20"/>
-          <w:szCs w:val="20"/>
+          <w:sz w:val="17"/>
+          <w:szCs w:val="17"/>
         </w:rPr>
         <w:t xml:space="preserve">b.‎  </w:t>
       </w:r>
@@ -918,8 +900,8 @@
           <w:b w:val="false"/>
           <w:bCs w:val="false"/>
           <w:color w:val="111111"/>
-          <w:sz w:val="28"/>
-          <w:szCs w:val="28"/>
+          <w:sz w:val="25"/>
+          <w:szCs w:val="25"/>
           <w:rtl/>
         </w:rPr>
         <w:t xml:space="preserve">مَا اسْمُ الْمُعَلِّمِ؟</w:t>
@@ -965,7 +947,7 @@
           <w:p>
             <w:pPr>
               <w:bidi/>
-              <w:spacing w:after="0" w:line="330"/>
+              <w:spacing w:after="0" w:line="208"/>
             </w:pPr>
             <w:r>
               <w:rPr>
@@ -975,8 +957,8 @@
                 <w:i w:val="false"/>
                 <w:iCs w:val="false"/>
                 <w:color w:val="111111"/>
-                <w:sz w:val="20"/>
-                <w:szCs w:val="20"/>
+                <w:sz w:val="17"/>
+                <w:szCs w:val="17"/>
               </w:rPr>
               <w:t xml:space="preserve">B.‎  </w:t>
             </w:r>
@@ -986,8 +968,8 @@
                 <w:b w:val="false"/>
                 <w:bCs w:val="false"/>
                 <w:color w:val="111111"/>
-                <w:sz w:val="28"/>
-                <w:szCs w:val="28"/>
+                <w:sz w:val="25"/>
+                <w:szCs w:val="25"/>
                 <w:rtl/>
               </w:rPr>
               <w:t xml:space="preserve">خَالِدٌ</w:t>
@@ -1014,7 +996,7 @@
           <w:p>
             <w:pPr>
               <w:bidi/>
-              <w:spacing w:after="0" w:line="330"/>
+              <w:spacing w:after="0" w:line="208"/>
             </w:pPr>
             <w:r>
               <w:rPr>
@@ -1024,8 +1006,8 @@
                 <w:i w:val="false"/>
                 <w:iCs w:val="false"/>
                 <w:color w:val="111111"/>
-                <w:sz w:val="20"/>
-                <w:szCs w:val="20"/>
+                <w:sz w:val="17"/>
+                <w:szCs w:val="17"/>
               </w:rPr>
               <w:t xml:space="preserve">A.‎  </w:t>
             </w:r>
@@ -1035,8 +1017,8 @@
                 <w:b w:val="false"/>
                 <w:bCs w:val="false"/>
                 <w:color w:val="111111"/>
-                <w:sz w:val="28"/>
-                <w:szCs w:val="28"/>
+                <w:sz w:val="25"/>
+                <w:szCs w:val="25"/>
                 <w:rtl/>
               </w:rPr>
               <w:t xml:space="preserve">عُمَرُ</w:t>
@@ -1068,7 +1050,7 @@
           <w:p>
             <w:pPr>
               <w:bidi/>
-              <w:spacing w:after="0" w:line="330"/>
+              <w:spacing w:after="0" w:line="208"/>
             </w:pPr>
             <w:r>
               <w:rPr>
@@ -1078,8 +1060,8 @@
                 <w:i w:val="false"/>
                 <w:iCs w:val="false"/>
                 <w:color w:val="111111"/>
-                <w:sz w:val="20"/>
-                <w:szCs w:val="20"/>
+                <w:sz w:val="17"/>
+                <w:szCs w:val="17"/>
               </w:rPr>
               <w:t xml:space="preserve">D.‎  </w:t>
             </w:r>
@@ -1089,8 +1071,8 @@
                 <w:b w:val="false"/>
                 <w:bCs w:val="false"/>
                 <w:color w:val="111111"/>
-                <w:sz w:val="28"/>
-                <w:szCs w:val="28"/>
+                <w:sz w:val="25"/>
+                <w:szCs w:val="25"/>
                 <w:rtl/>
               </w:rPr>
               <w:t xml:space="preserve">مُحَمَّدٌ</w:t>
@@ -1117,7 +1099,7 @@
           <w:p>
             <w:pPr>
               <w:bidi/>
-              <w:spacing w:after="0" w:line="330"/>
+              <w:spacing w:after="0" w:line="208"/>
             </w:pPr>
             <w:r>
               <w:rPr>
@@ -1127,8 +1109,8 @@
                 <w:i w:val="false"/>
                 <w:iCs w:val="false"/>
                 <w:color w:val="111111"/>
-                <w:sz w:val="20"/>
-                <w:szCs w:val="20"/>
+                <w:sz w:val="17"/>
+                <w:szCs w:val="17"/>
               </w:rPr>
               <w:t xml:space="preserve">C.‎  </w:t>
             </w:r>
@@ -1138,8 +1120,8 @@
                 <w:b w:val="false"/>
                 <w:bCs w:val="false"/>
                 <w:color w:val="111111"/>
-                <w:sz w:val="28"/>
-                <w:szCs w:val="28"/>
+                <w:sz w:val="25"/>
+                <w:szCs w:val="25"/>
                 <w:rtl/>
               </w:rPr>
               <w:t xml:space="preserve">أَحْمَدُ</w:t>
@@ -1152,7 +1134,7 @@
       <w:pPr>
         <w:keepNext/>
         <w:bidi/>
-        <w:spacing w:after="40" w:before="150" w:line="300"/>
+        <w:spacing w:after="12" w:before="45" w:line="208"/>
         <w:ind w:left="340"/>
       </w:pPr>
       <w:r>
@@ -1163,8 +1145,8 @@
           <w:i w:val="false"/>
           <w:iCs w:val="false"/>
           <w:color w:val="111111"/>
-          <w:sz w:val="20"/>
-          <w:szCs w:val="20"/>
+          <w:sz w:val="17"/>
+          <w:szCs w:val="17"/>
         </w:rPr>
         <w:t xml:space="preserve">c.‎  </w:t>
       </w:r>
@@ -1174,8 +1156,8 @@
           <w:b w:val="false"/>
           <w:bCs w:val="false"/>
           <w:color w:val="111111"/>
-          <w:sz w:val="28"/>
-          <w:szCs w:val="28"/>
+          <w:sz w:val="25"/>
+          <w:szCs w:val="25"/>
           <w:rtl/>
         </w:rPr>
         <w:t xml:space="preserve">مَاذَا عَلَى الْمِنْضَدَةِ؟</w:t>
@@ -1221,7 +1203,7 @@
           <w:p>
             <w:pPr>
               <w:bidi/>
-              <w:spacing w:after="0" w:line="330"/>
+              <w:spacing w:after="0" w:line="208"/>
             </w:pPr>
             <w:r>
               <w:rPr>
@@ -1231,8 +1213,8 @@
                 <w:i w:val="false"/>
                 <w:iCs w:val="false"/>
                 <w:color w:val="111111"/>
-                <w:sz w:val="20"/>
-                <w:szCs w:val="20"/>
+                <w:sz w:val="17"/>
+                <w:szCs w:val="17"/>
               </w:rPr>
               <w:t xml:space="preserve">B.‎  </w:t>
             </w:r>
@@ -1242,8 +1224,8 @@
                 <w:b w:val="false"/>
                 <w:bCs w:val="false"/>
                 <w:color w:val="111111"/>
-                <w:sz w:val="28"/>
-                <w:szCs w:val="28"/>
+                <w:sz w:val="25"/>
+                <w:szCs w:val="25"/>
                 <w:rtl/>
               </w:rPr>
               <w:t xml:space="preserve">خَارِطَةٌ</w:t>
@@ -1270,7 +1252,7 @@
           <w:p>
             <w:pPr>
               <w:bidi/>
-              <w:spacing w:after="0" w:line="330"/>
+              <w:spacing w:after="0" w:line="208"/>
             </w:pPr>
             <w:r>
               <w:rPr>
@@ -1280,8 +1262,8 @@
                 <w:i w:val="false"/>
                 <w:iCs w:val="false"/>
                 <w:color w:val="111111"/>
-                <w:sz w:val="20"/>
-                <w:szCs w:val="20"/>
+                <w:sz w:val="17"/>
+                <w:szCs w:val="17"/>
               </w:rPr>
               <w:t xml:space="preserve">A.‎  </w:t>
             </w:r>
@@ -1291,8 +1273,8 @@
                 <w:b w:val="false"/>
                 <w:bCs w:val="false"/>
                 <w:color w:val="111111"/>
-                <w:sz w:val="28"/>
-                <w:szCs w:val="28"/>
+                <w:sz w:val="25"/>
+                <w:szCs w:val="25"/>
                 <w:rtl/>
               </w:rPr>
               <w:t xml:space="preserve">سَبُّورَةٌ</w:t>
@@ -1324,7 +1306,7 @@
           <w:p>
             <w:pPr>
               <w:bidi/>
-              <w:spacing w:after="0" w:line="330"/>
+              <w:spacing w:after="0" w:line="208"/>
             </w:pPr>
             <w:r>
               <w:rPr>
@@ -1334,8 +1316,8 @@
                 <w:i w:val="false"/>
                 <w:iCs w:val="false"/>
                 <w:color w:val="111111"/>
-                <w:sz w:val="20"/>
-                <w:szCs w:val="20"/>
+                <w:sz w:val="17"/>
+                <w:szCs w:val="17"/>
               </w:rPr>
               <w:t xml:space="preserve">D.‎  </w:t>
             </w:r>
@@ -1345,8 +1327,8 @@
                 <w:b w:val="false"/>
                 <w:bCs w:val="false"/>
                 <w:color w:val="111111"/>
-                <w:sz w:val="28"/>
-                <w:szCs w:val="28"/>
+                <w:sz w:val="25"/>
+                <w:szCs w:val="25"/>
                 <w:rtl/>
               </w:rPr>
               <w:t xml:space="preserve">حَقِيبَةٌ</w:t>
@@ -1373,7 +1355,7 @@
           <w:p>
             <w:pPr>
               <w:bidi/>
-              <w:spacing w:after="0" w:line="330"/>
+              <w:spacing w:after="0" w:line="208"/>
             </w:pPr>
             <w:r>
               <w:rPr>
@@ -1383,8 +1365,8 @@
                 <w:i w:val="false"/>
                 <w:iCs w:val="false"/>
                 <w:color w:val="111111"/>
-                <w:sz w:val="20"/>
-                <w:szCs w:val="20"/>
+                <w:sz w:val="17"/>
+                <w:szCs w:val="17"/>
               </w:rPr>
               <w:t xml:space="preserve">C.‎  </w:t>
             </w:r>
@@ -1394,8 +1376,8 @@
                 <w:b w:val="false"/>
                 <w:bCs w:val="false"/>
                 <w:color w:val="111111"/>
-                <w:sz w:val="28"/>
-                <w:szCs w:val="28"/>
+                <w:sz w:val="25"/>
+                <w:szCs w:val="25"/>
                 <w:rtl/>
               </w:rPr>
               <w:t xml:space="preserve">كِتَابٌ وَدَفْتَرٌ وَقَلَمٌ</w:t>
@@ -1407,7 +1389,7 @@
     <w:p>
       <w:pPr>
         <w:keepNext w:val="false"/>
-        <w:spacing w:after="40" w:before="150" w:line="280"/>
+        <w:spacing w:after="12" w:before="45" w:line="208"/>
         <w:ind w:left="620" w:hanging="280"/>
       </w:pPr>
       <w:r>
@@ -1418,8 +1400,8 @@
           <w:i w:val="false"/>
           <w:iCs w:val="false"/>
           <w:color w:val="111111"/>
-          <w:sz w:val="20"/>
-          <w:szCs w:val="20"/>
+          <w:sz w:val="17"/>
+          <w:szCs w:val="17"/>
         </w:rPr>
         <w:t xml:space="preserve">d)  Senin sınıfın nasıl? Arapça bir cümleyle yazınız.</w:t>
       </w:r>
@@ -1427,10 +1409,10 @@
     <w:p>
       <w:pPr>
         <w:pBdr>
-          <w:bottom w:val="dotted" w:color="97A4B1" w:sz="6"/>
+          <w:bottom w:val="dotted" w:color="96A3B0" w:sz="6"/>
         </w:pBdr>
         <w:bidi/>
-        <w:spacing w:after="210" w:line="300"/>
+        <w:spacing w:after="63" w:line="208"/>
         <w:ind w:left="620"/>
       </w:pPr>
       <w:r>
@@ -1441,31 +1423,8 @@
           <w:i w:val="false"/>
           <w:iCs w:val="false"/>
           <w:color w:val="111111"/>
-          <w:sz w:val="21"/>
-          <w:szCs w:val="21"/>
-        </w:rPr>
-        <w:t xml:space="preserve"/>
-      </w:r>
-    </w:p>
-    <w:p>
-      <w:pPr>
-        <w:pBdr>
-          <w:bottom w:val="dotted" w:color="96A3B0" w:sz="6"/>
-        </w:pBdr>
-        <w:bidi/>
-        <w:spacing w:after="210" w:line="300"/>
-        <w:ind w:left="620"/>
-      </w:pPr>
-      <w:r>
-        <w:rPr>
-          <w:rFonts w:ascii="Times New Roman" w:cs="Times New Roman" w:eastAsia="Times New Roman" w:hAnsi="Times New Roman"/>
-          <w:b w:val="false"/>
-          <w:bCs w:val="false"/>
-          <w:i w:val="false"/>
-          <w:iCs w:val="false"/>
-          <w:color w:val="111111"/>
-          <w:sz w:val="21"/>
-          <w:szCs w:val="21"/>
+          <w:sz w:val="17"/>
+          <w:szCs w:val="17"/>
         </w:rPr>
         <w:t xml:space="preserve"/>
       </w:r>
@@ -1475,7 +1434,7 @@
         <w:tabs>
           <w:tab w:val="right" w:pos="9864"/>
         </w:tabs>
-        <w:spacing w:after="90" w:before="220" w:line="280"/>
+        <w:spacing w:after="27" w:before="66" w:line="208"/>
         <w:ind w:left="340" w:hanging="340"/>
       </w:pPr>
       <w:r>
@@ -1486,16 +1445,16 @@
           <w:i w:val="false"/>
           <w:iCs w:val="false"/>
           <w:color w:val="111111"/>
-          <w:sz w:val="21"/>
-          <w:szCs w:val="21"/>
+          <w:sz w:val="17"/>
+          <w:szCs w:val="17"/>
         </w:rPr>
         <w:t xml:space="preserve">2.</w:t>
       </w:r>
       <w:r>
         <w:rPr>
           <w:rFonts w:ascii="Times New Roman" w:cs="Times New Roman" w:eastAsia="Times New Roman" w:hAnsi="Times New Roman"/>
-          <w:sz w:val="21"/>
-          <w:szCs w:val="21"/>
+          <w:sz w:val="17"/>
+          <w:szCs w:val="17"/>
         </w:rPr>
         <w:tab/>
       </w:r>
@@ -1507,16 +1466,16 @@
           <w:i w:val="false"/>
           <w:iCs w:val="false"/>
           <w:color w:val="111111"/>
-          <w:sz w:val="21"/>
-          <w:szCs w:val="21"/>
+          <w:sz w:val="17"/>
+          <w:szCs w:val="17"/>
         </w:rPr>
         <w:t xml:space="preserve">Dinlediğiniz metne göre cümleler doğru ise D, yanlış ise Y kutusunu işaretleyiniz.</w:t>
       </w:r>
       <w:r>
         <w:rPr>
           <w:rFonts w:ascii="Times New Roman" w:cs="Times New Roman" w:eastAsia="Times New Roman" w:hAnsi="Times New Roman"/>
-          <w:sz w:val="21"/>
-          <w:szCs w:val="21"/>
+          <w:sz w:val="17"/>
+          <w:szCs w:val="17"/>
         </w:rPr>
         <w:tab/>
       </w:r>
@@ -1528,8 +1487,8 @@
           <w:i w:val="false"/>
           <w:iCs w:val="false"/>
           <w:color w:val="55636F"/>
-          <w:sz w:val="18"/>
-          <w:szCs w:val="18"/>
+          <w:sz w:val="15"/>
+          <w:szCs w:val="15"/>
         </w:rPr>
         <w:t xml:space="preserve">(10 puan)</w:t>
       </w:r>
@@ -1537,7 +1496,7 @@
     <w:p>
       <w:pPr>
         <w:keepNext w:val="false"/>
-        <w:spacing w:after="90" w:before="0" w:line="280"/>
+        <w:spacing w:after="27" w:before="0" w:line="208"/>
         <w:ind w:left="340"/>
       </w:pPr>
       <w:r>
@@ -1548,8 +1507,8 @@
           <w:i/>
           <w:iCs/>
           <w:color w:val="5B6772"/>
-          <w:sz w:val="18"/>
-          <w:szCs w:val="18"/>
+          <w:sz w:val="15"/>
+          <w:szCs w:val="15"/>
         </w:rPr>
         <w:t xml:space="preserve">Metin öğretmeniniz tarafından iki kez okunacaktır. Her doğru cevap 2 puandır.</w:t>
       </w:r>
@@ -1590,7 +1549,7 @@
           </w:tcPr>
           <w:p>
             <w:pPr>
-              <w:spacing w:after="0" w:line="270"/>
+              <w:spacing w:after="0" w:line="208"/>
               <w:jc w:val="center"/>
             </w:pPr>
             <w:r>
@@ -1601,8 +1560,8 @@
                 <w:i w:val="false"/>
                 <w:iCs w:val="false"/>
                 <w:color w:val="111111"/>
-                <w:sz w:val="18"/>
-                <w:szCs w:val="18"/>
+                <w:sz w:val="15"/>
+                <w:szCs w:val="15"/>
               </w:rPr>
               <w:t xml:space="preserve">No</w:t>
             </w:r>
@@ -1622,7 +1581,7 @@
           </w:tcPr>
           <w:p>
             <w:pPr>
-              <w:spacing w:after="0" w:line="270"/>
+              <w:spacing w:after="0" w:line="208"/>
               <w:jc w:val="center"/>
             </w:pPr>
             <w:r>
@@ -1633,8 +1592,8 @@
                 <w:i w:val="false"/>
                 <w:iCs w:val="false"/>
                 <w:color w:val="111111"/>
-                <w:sz w:val="18"/>
-                <w:szCs w:val="18"/>
+                <w:sz w:val="15"/>
+                <w:szCs w:val="15"/>
               </w:rPr>
               <w:t xml:space="preserve">Cümle</w:t>
             </w:r>
@@ -1654,7 +1613,7 @@
           </w:tcPr>
           <w:p>
             <w:pPr>
-              <w:spacing w:after="0" w:line="270"/>
+              <w:spacing w:after="0" w:line="208"/>
               <w:jc w:val="center"/>
             </w:pPr>
             <w:r>
@@ -1665,8 +1624,8 @@
                 <w:i w:val="false"/>
                 <w:iCs w:val="false"/>
                 <w:color w:val="111111"/>
-                <w:sz w:val="18"/>
-                <w:szCs w:val="18"/>
+                <w:sz w:val="15"/>
+                <w:szCs w:val="15"/>
               </w:rPr>
               <w:t xml:space="preserve">D</w:t>
             </w:r>
@@ -1686,7 +1645,7 @@
           </w:tcPr>
           <w:p>
             <w:pPr>
-              <w:spacing w:after="0" w:line="270"/>
+              <w:spacing w:after="0" w:line="208"/>
               <w:jc w:val="center"/>
             </w:pPr>
             <w:r>
@@ -1697,8 +1656,8 @@
                 <w:i w:val="false"/>
                 <w:iCs w:val="false"/>
                 <w:color w:val="111111"/>
-                <w:sz w:val="18"/>
-                <w:szCs w:val="18"/>
+                <w:sz w:val="15"/>
+                <w:szCs w:val="15"/>
               </w:rPr>
               <w:t xml:space="preserve">Y</w:t>
             </w:r>
@@ -1707,7 +1666,7 @@
       </w:tr>
       <w:tr>
         <w:trPr>
-          <w:trHeight w:val="420" w:hRule="atLeast"/>
+          <w:trHeight w:val="260" w:hRule="atLeast"/>
         </w:trPr>
         <w:tc>
           <w:tcPr>
@@ -1722,19 +1681,19 @@
           </w:tcPr>
           <w:p>
             <w:pPr>
-              <w:spacing w:after="0" w:line="270"/>
-              <w:jc w:val="center"/>
-            </w:pPr>
-            <w:r>
-              <w:rPr>
-                <w:rFonts w:ascii="Times New Roman" w:cs="Times New Roman" w:eastAsia="Times New Roman" w:hAnsi="Times New Roman"/>
-                <w:b w:val="false"/>
-                <w:bCs w:val="false"/>
-                <w:i w:val="false"/>
-                <w:iCs w:val="false"/>
-                <w:color w:val="111111"/>
-                <w:sz w:val="19"/>
-                <w:szCs w:val="19"/>
+              <w:spacing w:after="0" w:line="208"/>
+              <w:jc w:val="center"/>
+            </w:pPr>
+            <w:r>
+              <w:rPr>
+                <w:rFonts w:ascii="Times New Roman" w:cs="Times New Roman" w:eastAsia="Times New Roman" w:hAnsi="Times New Roman"/>
+                <w:b w:val="false"/>
+                <w:bCs w:val="false"/>
+                <w:i w:val="false"/>
+                <w:iCs w:val="false"/>
+                <w:color w:val="111111"/>
+                <w:sz w:val="16"/>
+                <w:szCs w:val="16"/>
               </w:rPr>
               <w:t xml:space="preserve">1</w:t>
             </w:r>
@@ -1754,7 +1713,7 @@
           <w:p>
             <w:pPr>
               <w:bidi/>
-              <w:spacing w:after="0" w:line="320"/>
+              <w:spacing w:after="0" w:line="208"/>
             </w:pPr>
             <w:r>
               <w:rPr>
@@ -1762,8 +1721,8 @@
                 <w:b w:val="false"/>
                 <w:bCs w:val="false"/>
                 <w:color w:val="111111"/>
-                <w:sz w:val="28"/>
-                <w:szCs w:val="28"/>
+                <w:sz w:val="25"/>
+                <w:szCs w:val="25"/>
                 <w:rtl/>
               </w:rPr>
               <w:t xml:space="preserve">اَلْقَلَمُ فِي الْحَقِيبَةِ.</w:t>
@@ -1783,18 +1742,18 @@
           </w:tcPr>
           <w:p>
             <w:pPr>
-              <w:spacing w:after="0" w:line="270"/>
-            </w:pPr>
-            <w:r>
-              <w:rPr>
-                <w:rFonts w:ascii="Times New Roman" w:cs="Times New Roman" w:eastAsia="Times New Roman" w:hAnsi="Times New Roman"/>
-                <w:b w:val="false"/>
-                <w:bCs w:val="false"/>
-                <w:i w:val="false"/>
-                <w:iCs w:val="false"/>
-                <w:color w:val="111111"/>
-                <w:sz w:val="21"/>
-                <w:szCs w:val="21"/>
+              <w:spacing w:after="0" w:line="208"/>
+            </w:pPr>
+            <w:r>
+              <w:rPr>
+                <w:rFonts w:ascii="Times New Roman" w:cs="Times New Roman" w:eastAsia="Times New Roman" w:hAnsi="Times New Roman"/>
+                <w:b w:val="false"/>
+                <w:bCs w:val="false"/>
+                <w:i w:val="false"/>
+                <w:iCs w:val="false"/>
+                <w:color w:val="111111"/>
+                <w:sz w:val="17"/>
+                <w:szCs w:val="17"/>
               </w:rPr>
               <w:t xml:space="preserve"/>
             </w:r>
@@ -1811,29 +1770,11 @@
             </w:tcMar>
             <w:vAlign w:val="center"/>
           </w:tcPr>
-          <w:p>
-            <w:pPr>
-              <w:spacing w:after="0" w:line="270"/>
-            </w:pPr>
-            <w:r>
-              <w:rPr>
-                <w:rFonts w:ascii="Times New Roman" w:cs="Times New Roman" w:eastAsia="Times New Roman" w:hAnsi="Times New Roman"/>
-                <w:b w:val="false"/>
-                <w:bCs w:val="false"/>
-                <w:i w:val="false"/>
-                <w:iCs w:val="false"/>
-                <w:color w:val="111111"/>
-                <w:sz w:val="21"/>
-                <w:szCs w:val="21"/>
-              </w:rPr>
-              <w:t xml:space="preserve"/>
-            </w:r>
-          </w:p>
         </w:tc>
       </w:tr>
       <w:tr>
         <w:trPr>
-          <w:trHeight w:val="420" w:hRule="atLeast"/>
+          <w:trHeight w:val="260" w:hRule="atLeast"/>
         </w:trPr>
         <w:tc>
           <w:tcPr>
@@ -1848,19 +1789,19 @@
           </w:tcPr>
           <w:p>
             <w:pPr>
-              <w:spacing w:after="0" w:line="270"/>
-              <w:jc w:val="center"/>
-            </w:pPr>
-            <w:r>
-              <w:rPr>
-                <w:rFonts w:ascii="Times New Roman" w:cs="Times New Roman" w:eastAsia="Times New Roman" w:hAnsi="Times New Roman"/>
-                <w:b w:val="false"/>
-                <w:bCs w:val="false"/>
-                <w:i w:val="false"/>
-                <w:iCs w:val="false"/>
-                <w:color w:val="111111"/>
-                <w:sz w:val="19"/>
-                <w:szCs w:val="19"/>
+              <w:spacing w:after="0" w:line="208"/>
+              <w:jc w:val="center"/>
+            </w:pPr>
+            <w:r>
+              <w:rPr>
+                <w:rFonts w:ascii="Times New Roman" w:cs="Times New Roman" w:eastAsia="Times New Roman" w:hAnsi="Times New Roman"/>
+                <w:b w:val="false"/>
+                <w:bCs w:val="false"/>
+                <w:i w:val="false"/>
+                <w:iCs w:val="false"/>
+                <w:color w:val="111111"/>
+                <w:sz w:val="16"/>
+                <w:szCs w:val="16"/>
               </w:rPr>
               <w:t xml:space="preserve">2</w:t>
             </w:r>
@@ -1880,7 +1821,7 @@
           <w:p>
             <w:pPr>
               <w:bidi/>
-              <w:spacing w:after="0" w:line="320"/>
+              <w:spacing w:after="0" w:line="208"/>
             </w:pPr>
             <w:r>
               <w:rPr>
@@ -1888,8 +1829,8 @@
                 <w:b w:val="false"/>
                 <w:bCs w:val="false"/>
                 <w:color w:val="111111"/>
-                <w:sz w:val="28"/>
-                <w:szCs w:val="28"/>
+                <w:sz w:val="25"/>
+                <w:szCs w:val="25"/>
                 <w:rtl/>
               </w:rPr>
               <w:t xml:space="preserve">اَلسَّبُّورَةُ صَغِيرَةٌ.</w:t>
@@ -1909,18 +1850,18 @@
           </w:tcPr>
           <w:p>
             <w:pPr>
-              <w:spacing w:after="0" w:line="270"/>
-            </w:pPr>
-            <w:r>
-              <w:rPr>
-                <w:rFonts w:ascii="Times New Roman" w:cs="Times New Roman" w:eastAsia="Times New Roman" w:hAnsi="Times New Roman"/>
-                <w:b w:val="false"/>
-                <w:bCs w:val="false"/>
-                <w:i w:val="false"/>
-                <w:iCs w:val="false"/>
-                <w:color w:val="111111"/>
-                <w:sz w:val="21"/>
-                <w:szCs w:val="21"/>
+              <w:spacing w:after="0" w:line="208"/>
+            </w:pPr>
+            <w:r>
+              <w:rPr>
+                <w:rFonts w:ascii="Times New Roman" w:cs="Times New Roman" w:eastAsia="Times New Roman" w:hAnsi="Times New Roman"/>
+                <w:b w:val="false"/>
+                <w:bCs w:val="false"/>
+                <w:i w:val="false"/>
+                <w:iCs w:val="false"/>
+                <w:color w:val="111111"/>
+                <w:sz w:val="17"/>
+                <w:szCs w:val="17"/>
               </w:rPr>
               <w:t xml:space="preserve"/>
             </w:r>
@@ -1937,29 +1878,11 @@
             </w:tcMar>
             <w:vAlign w:val="center"/>
           </w:tcPr>
-          <w:p>
-            <w:pPr>
-              <w:spacing w:after="0" w:line="270"/>
-            </w:pPr>
-            <w:r>
-              <w:rPr>
-                <w:rFonts w:ascii="Times New Roman" w:cs="Times New Roman" w:eastAsia="Times New Roman" w:hAnsi="Times New Roman"/>
-                <w:b w:val="false"/>
-                <w:bCs w:val="false"/>
-                <w:i w:val="false"/>
-                <w:iCs w:val="false"/>
-                <w:color w:val="111111"/>
-                <w:sz w:val="21"/>
-                <w:szCs w:val="21"/>
-              </w:rPr>
-              <w:t xml:space="preserve"/>
-            </w:r>
-          </w:p>
         </w:tc>
       </w:tr>
       <w:tr>
         <w:trPr>
-          <w:trHeight w:val="420" w:hRule="atLeast"/>
+          <w:trHeight w:val="260" w:hRule="atLeast"/>
         </w:trPr>
         <w:tc>
           <w:tcPr>
@@ -1974,19 +1897,19 @@
           </w:tcPr>
           <w:p>
             <w:pPr>
-              <w:spacing w:after="0" w:line="270"/>
-              <w:jc w:val="center"/>
-            </w:pPr>
-            <w:r>
-              <w:rPr>
-                <w:rFonts w:ascii="Times New Roman" w:cs="Times New Roman" w:eastAsia="Times New Roman" w:hAnsi="Times New Roman"/>
-                <w:b w:val="false"/>
-                <w:bCs w:val="false"/>
-                <w:i w:val="false"/>
-                <w:iCs w:val="false"/>
-                <w:color w:val="111111"/>
-                <w:sz w:val="19"/>
-                <w:szCs w:val="19"/>
+              <w:spacing w:after="0" w:line="208"/>
+              <w:jc w:val="center"/>
+            </w:pPr>
+            <w:r>
+              <w:rPr>
+                <w:rFonts w:ascii="Times New Roman" w:cs="Times New Roman" w:eastAsia="Times New Roman" w:hAnsi="Times New Roman"/>
+                <w:b w:val="false"/>
+                <w:bCs w:val="false"/>
+                <w:i w:val="false"/>
+                <w:iCs w:val="false"/>
+                <w:color w:val="111111"/>
+                <w:sz w:val="16"/>
+                <w:szCs w:val="16"/>
               </w:rPr>
               <w:t xml:space="preserve">3</w:t>
             </w:r>
@@ -2006,7 +1929,7 @@
           <w:p>
             <w:pPr>
               <w:bidi/>
-              <w:spacing w:after="0" w:line="320"/>
+              <w:spacing w:after="0" w:line="208"/>
             </w:pPr>
             <w:r>
               <w:rPr>
@@ -2014,8 +1937,8 @@
                 <w:b w:val="false"/>
                 <w:bCs w:val="false"/>
                 <w:color w:val="111111"/>
-                <w:sz w:val="28"/>
-                <w:szCs w:val="28"/>
+                <w:sz w:val="25"/>
+                <w:szCs w:val="25"/>
                 <w:rtl/>
               </w:rPr>
               <w:t xml:space="preserve">اَلْخَارِطَةُ فِي الصَّفِّ.</w:t>
@@ -2035,18 +1958,18 @@
           </w:tcPr>
           <w:p>
             <w:pPr>
-              <w:spacing w:after="0" w:line="270"/>
-            </w:pPr>
-            <w:r>
-              <w:rPr>
-                <w:rFonts w:ascii="Times New Roman" w:cs="Times New Roman" w:eastAsia="Times New Roman" w:hAnsi="Times New Roman"/>
-                <w:b w:val="false"/>
-                <w:bCs w:val="false"/>
-                <w:i w:val="false"/>
-                <w:iCs w:val="false"/>
-                <w:color w:val="111111"/>
-                <w:sz w:val="21"/>
-                <w:szCs w:val="21"/>
+              <w:spacing w:after="0" w:line="208"/>
+            </w:pPr>
+            <w:r>
+              <w:rPr>
+                <w:rFonts w:ascii="Times New Roman" w:cs="Times New Roman" w:eastAsia="Times New Roman" w:hAnsi="Times New Roman"/>
+                <w:b w:val="false"/>
+                <w:bCs w:val="false"/>
+                <w:i w:val="false"/>
+                <w:iCs w:val="false"/>
+                <w:color w:val="111111"/>
+                <w:sz w:val="17"/>
+                <w:szCs w:val="17"/>
               </w:rPr>
               <w:t xml:space="preserve"/>
             </w:r>
@@ -2063,29 +1986,11 @@
             </w:tcMar>
             <w:vAlign w:val="center"/>
           </w:tcPr>
-          <w:p>
-            <w:pPr>
-              <w:spacing w:after="0" w:line="270"/>
-            </w:pPr>
-            <w:r>
-              <w:rPr>
-                <w:rFonts w:ascii="Times New Roman" w:cs="Times New Roman" w:eastAsia="Times New Roman" w:hAnsi="Times New Roman"/>
-                <w:b w:val="false"/>
-                <w:bCs w:val="false"/>
-                <w:i w:val="false"/>
-                <w:iCs w:val="false"/>
-                <w:color w:val="111111"/>
-                <w:sz w:val="21"/>
-                <w:szCs w:val="21"/>
-              </w:rPr>
-              <w:t xml:space="preserve"/>
-            </w:r>
-          </w:p>
         </w:tc>
       </w:tr>
       <w:tr>
         <w:trPr>
-          <w:trHeight w:val="420" w:hRule="atLeast"/>
+          <w:trHeight w:val="260" w:hRule="atLeast"/>
         </w:trPr>
         <w:tc>
           <w:tcPr>
@@ -2100,19 +2005,19 @@
           </w:tcPr>
           <w:p>
             <w:pPr>
-              <w:spacing w:after="0" w:line="270"/>
-              <w:jc w:val="center"/>
-            </w:pPr>
-            <w:r>
-              <w:rPr>
-                <w:rFonts w:ascii="Times New Roman" w:cs="Times New Roman" w:eastAsia="Times New Roman" w:hAnsi="Times New Roman"/>
-                <w:b w:val="false"/>
-                <w:bCs w:val="false"/>
-                <w:i w:val="false"/>
-                <w:iCs w:val="false"/>
-                <w:color w:val="111111"/>
-                <w:sz w:val="19"/>
-                <w:szCs w:val="19"/>
+              <w:spacing w:after="0" w:line="208"/>
+              <w:jc w:val="center"/>
+            </w:pPr>
+            <w:r>
+              <w:rPr>
+                <w:rFonts w:ascii="Times New Roman" w:cs="Times New Roman" w:eastAsia="Times New Roman" w:hAnsi="Times New Roman"/>
+                <w:b w:val="false"/>
+                <w:bCs w:val="false"/>
+                <w:i w:val="false"/>
+                <w:iCs w:val="false"/>
+                <w:color w:val="111111"/>
+                <w:sz w:val="16"/>
+                <w:szCs w:val="16"/>
               </w:rPr>
               <w:t xml:space="preserve">4</w:t>
             </w:r>
@@ -2132,7 +2037,7 @@
           <w:p>
             <w:pPr>
               <w:bidi/>
-              <w:spacing w:after="0" w:line="320"/>
+              <w:spacing w:after="0" w:line="208"/>
             </w:pPr>
             <w:r>
               <w:rPr>
@@ -2140,8 +2045,8 @@
                 <w:b w:val="false"/>
                 <w:bCs w:val="false"/>
                 <w:color w:val="111111"/>
-                <w:sz w:val="28"/>
-                <w:szCs w:val="28"/>
+                <w:sz w:val="25"/>
+                <w:szCs w:val="25"/>
                 <w:rtl/>
               </w:rPr>
               <w:t xml:space="preserve">اَلْمِمْحَاةُ عَلَى الْمِنْضَدَةِ.</w:t>
@@ -2161,18 +2066,18 @@
           </w:tcPr>
           <w:p>
             <w:pPr>
-              <w:spacing w:after="0" w:line="270"/>
-            </w:pPr>
-            <w:r>
-              <w:rPr>
-                <w:rFonts w:ascii="Times New Roman" w:cs="Times New Roman" w:eastAsia="Times New Roman" w:hAnsi="Times New Roman"/>
-                <w:b w:val="false"/>
-                <w:bCs w:val="false"/>
-                <w:i w:val="false"/>
-                <w:iCs w:val="false"/>
-                <w:color w:val="111111"/>
-                <w:sz w:val="21"/>
-                <w:szCs w:val="21"/>
+              <w:spacing w:after="0" w:line="208"/>
+            </w:pPr>
+            <w:r>
+              <w:rPr>
+                <w:rFonts w:ascii="Times New Roman" w:cs="Times New Roman" w:eastAsia="Times New Roman" w:hAnsi="Times New Roman"/>
+                <w:b w:val="false"/>
+                <w:bCs w:val="false"/>
+                <w:i w:val="false"/>
+                <w:iCs w:val="false"/>
+                <w:color w:val="111111"/>
+                <w:sz w:val="17"/>
+                <w:szCs w:val="17"/>
               </w:rPr>
               <w:t xml:space="preserve"/>
             </w:r>
@@ -2189,29 +2094,11 @@
             </w:tcMar>
             <w:vAlign w:val="center"/>
           </w:tcPr>
-          <w:p>
-            <w:pPr>
-              <w:spacing w:after="0" w:line="270"/>
-            </w:pPr>
-            <w:r>
-              <w:rPr>
-                <w:rFonts w:ascii="Times New Roman" w:cs="Times New Roman" w:eastAsia="Times New Roman" w:hAnsi="Times New Roman"/>
-                <w:b w:val="false"/>
-                <w:bCs w:val="false"/>
-                <w:i w:val="false"/>
-                <w:iCs w:val="false"/>
-                <w:color w:val="111111"/>
-                <w:sz w:val="21"/>
-                <w:szCs w:val="21"/>
-              </w:rPr>
-              <w:t xml:space="preserve"/>
-            </w:r>
-          </w:p>
         </w:tc>
       </w:tr>
       <w:tr>
         <w:trPr>
-          <w:trHeight w:val="420" w:hRule="atLeast"/>
+          <w:trHeight w:val="260" w:hRule="atLeast"/>
         </w:trPr>
         <w:tc>
           <w:tcPr>
@@ -2226,19 +2113,19 @@
           </w:tcPr>
           <w:p>
             <w:pPr>
-              <w:spacing w:after="0" w:line="270"/>
-              <w:jc w:val="center"/>
-            </w:pPr>
-            <w:r>
-              <w:rPr>
-                <w:rFonts w:ascii="Times New Roman" w:cs="Times New Roman" w:eastAsia="Times New Roman" w:hAnsi="Times New Roman"/>
-                <w:b w:val="false"/>
-                <w:bCs w:val="false"/>
-                <w:i w:val="false"/>
-                <w:iCs w:val="false"/>
-                <w:color w:val="111111"/>
-                <w:sz w:val="19"/>
-                <w:szCs w:val="19"/>
+              <w:spacing w:after="0" w:line="208"/>
+              <w:jc w:val="center"/>
+            </w:pPr>
+            <w:r>
+              <w:rPr>
+                <w:rFonts w:ascii="Times New Roman" w:cs="Times New Roman" w:eastAsia="Times New Roman" w:hAnsi="Times New Roman"/>
+                <w:b w:val="false"/>
+                <w:bCs w:val="false"/>
+                <w:i w:val="false"/>
+                <w:iCs w:val="false"/>
+                <w:color w:val="111111"/>
+                <w:sz w:val="16"/>
+                <w:szCs w:val="16"/>
               </w:rPr>
               <w:t xml:space="preserve">5</w:t>
             </w:r>
@@ -2258,7 +2145,7 @@
           <w:p>
             <w:pPr>
               <w:bidi/>
-              <w:spacing w:after="0" w:line="320"/>
+              <w:spacing w:after="0" w:line="208"/>
             </w:pPr>
             <w:r>
               <w:rPr>
@@ -2266,8 +2153,8 @@
                 <w:b w:val="false"/>
                 <w:bCs w:val="false"/>
                 <w:color w:val="111111"/>
-                <w:sz w:val="28"/>
-                <w:szCs w:val="28"/>
+                <w:sz w:val="25"/>
+                <w:szCs w:val="25"/>
                 <w:rtl/>
               </w:rPr>
               <w:t xml:space="preserve">اَلْمُعَلِّمَةُ فِي الْبَيْتِ.</w:t>
@@ -2287,18 +2174,18 @@
           </w:tcPr>
           <w:p>
             <w:pPr>
-              <w:spacing w:after="0" w:line="270"/>
-            </w:pPr>
-            <w:r>
-              <w:rPr>
-                <w:rFonts w:ascii="Times New Roman" w:cs="Times New Roman" w:eastAsia="Times New Roman" w:hAnsi="Times New Roman"/>
-                <w:b w:val="false"/>
-                <w:bCs w:val="false"/>
-                <w:i w:val="false"/>
-                <w:iCs w:val="false"/>
-                <w:color w:val="111111"/>
-                <w:sz w:val="21"/>
-                <w:szCs w:val="21"/>
+              <w:spacing w:after="0" w:line="208"/>
+            </w:pPr>
+            <w:r>
+              <w:rPr>
+                <w:rFonts w:ascii="Times New Roman" w:cs="Times New Roman" w:eastAsia="Times New Roman" w:hAnsi="Times New Roman"/>
+                <w:b w:val="false"/>
+                <w:bCs w:val="false"/>
+                <w:i w:val="false"/>
+                <w:iCs w:val="false"/>
+                <w:color w:val="111111"/>
+                <w:sz w:val="17"/>
+                <w:szCs w:val="17"/>
               </w:rPr>
               <w:t xml:space="preserve"/>
             </w:r>
@@ -2315,24 +2202,6 @@
             </w:tcMar>
             <w:vAlign w:val="center"/>
           </w:tcPr>
-          <w:p>
-            <w:pPr>
-              <w:spacing w:after="0" w:line="270"/>
-            </w:pPr>
-            <w:r>
-              <w:rPr>
-                <w:rFonts w:ascii="Times New Roman" w:cs="Times New Roman" w:eastAsia="Times New Roman" w:hAnsi="Times New Roman"/>
-                <w:b w:val="false"/>
-                <w:bCs w:val="false"/>
-                <w:i w:val="false"/>
-                <w:iCs w:val="false"/>
-                <w:color w:val="111111"/>
-                <w:sz w:val="21"/>
-                <w:szCs w:val="21"/>
-              </w:rPr>
-              <w:t xml:space="preserve"/>
-            </w:r>
-          </w:p>
         </w:tc>
       </w:tr>
     </w:tbl>
@@ -2341,7 +2210,7 @@
         <w:tabs>
           <w:tab w:val="right" w:pos="9864"/>
         </w:tabs>
-        <w:spacing w:after="90" w:before="220" w:line="280"/>
+        <w:spacing w:after="27" w:before="66" w:line="208"/>
         <w:ind w:left="340" w:hanging="340"/>
       </w:pPr>
       <w:r>
@@ -2352,16 +2221,16 @@
           <w:i w:val="false"/>
           <w:iCs w:val="false"/>
           <w:color w:val="111111"/>
-          <w:sz w:val="21"/>
-          <w:szCs w:val="21"/>
+          <w:sz w:val="17"/>
+          <w:szCs w:val="17"/>
         </w:rPr>
         <w:t xml:space="preserve">3.</w:t>
       </w:r>
       <w:r>
         <w:rPr>
           <w:rFonts w:ascii="Times New Roman" w:cs="Times New Roman" w:eastAsia="Times New Roman" w:hAnsi="Times New Roman"/>
-          <w:sz w:val="21"/>
-          <w:szCs w:val="21"/>
+          <w:sz w:val="17"/>
+          <w:szCs w:val="17"/>
         </w:rPr>
         <w:tab/>
       </w:r>
@@ -2373,16 +2242,16 @@
           <w:i w:val="false"/>
           <w:iCs w:val="false"/>
           <w:color w:val="111111"/>
-          <w:sz w:val="21"/>
-          <w:szCs w:val="21"/>
+          <w:sz w:val="17"/>
+          <w:szCs w:val="17"/>
         </w:rPr>
         <w:t xml:space="preserve">Aşağıdaki durumlara uygun seçeneği işaretleyiniz.</w:t>
       </w:r>
       <w:r>
         <w:rPr>
           <w:rFonts w:ascii="Times New Roman" w:cs="Times New Roman" w:eastAsia="Times New Roman" w:hAnsi="Times New Roman"/>
-          <w:sz w:val="21"/>
-          <w:szCs w:val="21"/>
+          <w:sz w:val="17"/>
+          <w:szCs w:val="17"/>
         </w:rPr>
         <w:tab/>
       </w:r>
@@ -2394,8 +2263,8 @@
           <w:i w:val="false"/>
           <w:iCs w:val="false"/>
           <w:color w:val="55636F"/>
-          <w:sz w:val="18"/>
-          <w:szCs w:val="18"/>
+          <w:sz w:val="15"/>
+          <w:szCs w:val="15"/>
         </w:rPr>
         <w:t xml:space="preserve">(15 puan)</w:t>
       </w:r>
@@ -2403,7 +2272,7 @@
     <w:p>
       <w:pPr>
         <w:keepNext w:val="false"/>
-        <w:spacing w:after="90" w:before="0" w:line="280"/>
+        <w:spacing w:after="27" w:before="0" w:line="208"/>
         <w:ind w:left="340"/>
       </w:pPr>
       <w:r>
@@ -2414,8 +2283,8 @@
           <w:i/>
           <w:iCs/>
           <w:color w:val="5B6772"/>
-          <w:sz w:val="18"/>
-          <w:szCs w:val="18"/>
+          <w:sz w:val="15"/>
+          <w:szCs w:val="15"/>
         </w:rPr>
         <w:t xml:space="preserve">Her doğru cevap 3 puandır.</w:t>
       </w:r>
@@ -2423,7 +2292,7 @@
     <w:p>
       <w:pPr>
         <w:keepNext/>
-        <w:spacing w:after="50" w:before="0" w:line="280"/>
+        <w:spacing w:after="15" w:before="0" w:line="208"/>
         <w:ind w:left="340" w:hanging="280"/>
       </w:pPr>
       <w:r>
@@ -2434,8 +2303,8 @@
           <w:i w:val="false"/>
           <w:iCs w:val="false"/>
           <w:color w:val="111111"/>
-          <w:sz w:val="20"/>
-          <w:szCs w:val="20"/>
+          <w:sz w:val="17"/>
+          <w:szCs w:val="17"/>
         </w:rPr>
         <w:t xml:space="preserve">1.  Arkadaşının elindeki cetveli göstererek «Bu nedir?» diye sormak istiyorsun.</w:t>
       </w:r>
@@ -2480,7 +2349,7 @@
           <w:p>
             <w:pPr>
               <w:bidi/>
-              <w:spacing w:after="0" w:line="330"/>
+              <w:spacing w:after="0" w:line="208"/>
               <w:jc w:val="end"/>
             </w:pPr>
             <w:r>
@@ -2491,8 +2360,8 @@
                 <w:i w:val="false"/>
                 <w:iCs w:val="false"/>
                 <w:color w:val="111111"/>
-                <w:sz w:val="20"/>
-                <w:szCs w:val="20"/>
+                <w:sz w:val="17"/>
+                <w:szCs w:val="17"/>
               </w:rPr>
               <w:t xml:space="preserve">A.‎  </w:t>
             </w:r>
@@ -2502,8 +2371,8 @@
                 <w:b w:val="false"/>
                 <w:bCs w:val="false"/>
                 <w:color w:val="111111"/>
-                <w:sz w:val="28"/>
-                <w:szCs w:val="28"/>
+                <w:sz w:val="25"/>
+                <w:szCs w:val="25"/>
                 <w:rtl/>
               </w:rPr>
               <w:t xml:space="preserve">مَا هَذَا؟</w:t>
@@ -2530,7 +2399,7 @@
           <w:p>
             <w:pPr>
               <w:bidi/>
-              <w:spacing w:after="0" w:line="330"/>
+              <w:spacing w:after="0" w:line="208"/>
               <w:jc w:val="end"/>
             </w:pPr>
             <w:r>
@@ -2541,8 +2410,8 @@
                 <w:i w:val="false"/>
                 <w:iCs w:val="false"/>
                 <w:color w:val="111111"/>
-                <w:sz w:val="20"/>
-                <w:szCs w:val="20"/>
+                <w:sz w:val="17"/>
+                <w:szCs w:val="17"/>
               </w:rPr>
               <w:t xml:space="preserve">B.‎  </w:t>
             </w:r>
@@ -2552,8 +2421,8 @@
                 <w:b w:val="false"/>
                 <w:bCs w:val="false"/>
                 <w:color w:val="111111"/>
-                <w:sz w:val="28"/>
-                <w:szCs w:val="28"/>
+                <w:sz w:val="25"/>
+                <w:szCs w:val="25"/>
                 <w:rtl/>
               </w:rPr>
               <w:t xml:space="preserve">مَا هَذِهِ؟</w:t>
@@ -2585,7 +2454,7 @@
           <w:p>
             <w:pPr>
               <w:bidi/>
-              <w:spacing w:after="0" w:line="330"/>
+              <w:spacing w:after="0" w:line="208"/>
               <w:jc w:val="end"/>
             </w:pPr>
             <w:r>
@@ -2596,8 +2465,8 @@
                 <w:i w:val="false"/>
                 <w:iCs w:val="false"/>
                 <w:color w:val="111111"/>
-                <w:sz w:val="20"/>
-                <w:szCs w:val="20"/>
+                <w:sz w:val="17"/>
+                <w:szCs w:val="17"/>
               </w:rPr>
               <w:t xml:space="preserve">C.‎  </w:t>
             </w:r>
@@ -2607,8 +2476,8 @@
                 <w:b w:val="false"/>
                 <w:bCs w:val="false"/>
                 <w:color w:val="111111"/>
-                <w:sz w:val="28"/>
-                <w:szCs w:val="28"/>
+                <w:sz w:val="25"/>
+                <w:szCs w:val="25"/>
                 <w:rtl/>
               </w:rPr>
               <w:t xml:space="preserve">مَنْ هَذِهِ؟</w:t>
@@ -2635,7 +2504,7 @@
           <w:p>
             <w:pPr>
               <w:bidi/>
-              <w:spacing w:after="0" w:line="330"/>
+              <w:spacing w:after="0" w:line="208"/>
               <w:jc w:val="end"/>
             </w:pPr>
             <w:r>
@@ -2646,8 +2515,8 @@
                 <w:i w:val="false"/>
                 <w:iCs w:val="false"/>
                 <w:color w:val="111111"/>
-                <w:sz w:val="20"/>
-                <w:szCs w:val="20"/>
+                <w:sz w:val="17"/>
+                <w:szCs w:val="17"/>
               </w:rPr>
               <w:t xml:space="preserve">D.‎  </w:t>
             </w:r>
@@ -2657,8 +2526,8 @@
                 <w:b w:val="false"/>
                 <w:bCs w:val="false"/>
                 <w:color w:val="111111"/>
-                <w:sz w:val="28"/>
-                <w:szCs w:val="28"/>
+                <w:sz w:val="25"/>
+                <w:szCs w:val="25"/>
                 <w:rtl/>
               </w:rPr>
               <w:t xml:space="preserve">أَيْنَ هَذِهِ؟</w:t>
@@ -2670,7 +2539,7 @@
     <w:p>
       <w:pPr>
         <w:keepNext/>
-        <w:spacing w:after="50" w:before="120" w:line="280"/>
+        <w:spacing w:after="15" w:before="36" w:line="208"/>
         <w:ind w:left="340" w:hanging="280"/>
       </w:pPr>
       <w:r>
@@ -2681,8 +2550,8 @@
           <w:i w:val="false"/>
           <w:iCs w:val="false"/>
           <w:color w:val="111111"/>
-          <w:sz w:val="20"/>
-          <w:szCs w:val="20"/>
+          <w:sz w:val="17"/>
+          <w:szCs w:val="17"/>
         </w:rPr>
         <w:t xml:space="preserve">2.  Metne göre Ömer’in çantası nerededir?</w:t>
       </w:r>
@@ -2727,7 +2596,7 @@
           <w:p>
             <w:pPr>
               <w:bidi/>
-              <w:spacing w:after="0" w:line="330"/>
+              <w:spacing w:after="0" w:line="208"/>
               <w:jc w:val="end"/>
             </w:pPr>
             <w:r>
@@ -2738,8 +2607,8 @@
                 <w:i w:val="false"/>
                 <w:iCs w:val="false"/>
                 <w:color w:val="111111"/>
-                <w:sz w:val="20"/>
-                <w:szCs w:val="20"/>
+                <w:sz w:val="17"/>
+                <w:szCs w:val="17"/>
               </w:rPr>
               <w:t xml:space="preserve">A.‎  </w:t>
             </w:r>
@@ -2749,8 +2618,8 @@
                 <w:b w:val="false"/>
                 <w:bCs w:val="false"/>
                 <w:color w:val="111111"/>
-                <w:sz w:val="28"/>
-                <w:szCs w:val="28"/>
+                <w:sz w:val="25"/>
+                <w:szCs w:val="25"/>
                 <w:rtl/>
               </w:rPr>
               <w:t xml:space="preserve">عَلَى الْكُرْسِيِّ</w:t>
@@ -2777,7 +2646,7 @@
           <w:p>
             <w:pPr>
               <w:bidi/>
-              <w:spacing w:after="0" w:line="330"/>
+              <w:spacing w:after="0" w:line="208"/>
               <w:jc w:val="end"/>
             </w:pPr>
             <w:r>
@@ -2788,8 +2657,8 @@
                 <w:i w:val="false"/>
                 <w:iCs w:val="false"/>
                 <w:color w:val="111111"/>
-                <w:sz w:val="20"/>
-                <w:szCs w:val="20"/>
+                <w:sz w:val="17"/>
+                <w:szCs w:val="17"/>
               </w:rPr>
               <w:t xml:space="preserve">B.‎  </w:t>
             </w:r>
@@ -2799,8 +2668,8 @@
                 <w:b w:val="false"/>
                 <w:bCs w:val="false"/>
                 <w:color w:val="111111"/>
-                <w:sz w:val="28"/>
-                <w:szCs w:val="28"/>
+                <w:sz w:val="25"/>
+                <w:szCs w:val="25"/>
                 <w:rtl/>
               </w:rPr>
               <w:t xml:space="preserve">تَحْتَ الْكُرْسِيِّ</w:t>
@@ -2832,7 +2701,7 @@
           <w:p>
             <w:pPr>
               <w:bidi/>
-              <w:spacing w:after="0" w:line="330"/>
+              <w:spacing w:after="0" w:line="208"/>
               <w:jc w:val="end"/>
             </w:pPr>
             <w:r>
@@ -2843,8 +2712,8 @@
                 <w:i w:val="false"/>
                 <w:iCs w:val="false"/>
                 <w:color w:val="111111"/>
-                <w:sz w:val="20"/>
-                <w:szCs w:val="20"/>
+                <w:sz w:val="17"/>
+                <w:szCs w:val="17"/>
               </w:rPr>
               <w:t xml:space="preserve">C.‎  </w:t>
             </w:r>
@@ -2854,8 +2723,8 @@
                 <w:b w:val="false"/>
                 <w:bCs w:val="false"/>
                 <w:color w:val="111111"/>
-                <w:sz w:val="28"/>
-                <w:szCs w:val="28"/>
+                <w:sz w:val="25"/>
+                <w:szCs w:val="25"/>
                 <w:rtl/>
               </w:rPr>
               <w:t xml:space="preserve">فِي السَّبُّورَةِ</w:t>
@@ -2882,7 +2751,7 @@
           <w:p>
             <w:pPr>
               <w:bidi/>
-              <w:spacing w:after="0" w:line="330"/>
+              <w:spacing w:after="0" w:line="208"/>
               <w:jc w:val="end"/>
             </w:pPr>
             <w:r>
@@ -2893,8 +2762,8 @@
                 <w:i w:val="false"/>
                 <w:iCs w:val="false"/>
                 <w:color w:val="111111"/>
-                <w:sz w:val="20"/>
-                <w:szCs w:val="20"/>
+                <w:sz w:val="17"/>
+                <w:szCs w:val="17"/>
               </w:rPr>
               <w:t xml:space="preserve">D.‎  </w:t>
             </w:r>
@@ -2904,8 +2773,8 @@
                 <w:b w:val="false"/>
                 <w:bCs w:val="false"/>
                 <w:color w:val="111111"/>
-                <w:sz w:val="28"/>
-                <w:szCs w:val="28"/>
+                <w:sz w:val="25"/>
+                <w:szCs w:val="25"/>
                 <w:rtl/>
               </w:rPr>
               <w:t xml:space="preserve">عَلَى الْبَابِ</w:t>
@@ -2917,7 +2786,7 @@
     <w:p>
       <w:pPr>
         <w:keepNext/>
-        <w:spacing w:after="50" w:before="120" w:line="280"/>
+        <w:spacing w:after="15" w:before="36" w:line="208"/>
         <w:ind w:left="340" w:hanging="280"/>
       </w:pPr>
       <w:r>
@@ -2928,8 +2797,8 @@
           <w:i w:val="false"/>
           <w:iCs w:val="false"/>
           <w:color w:val="111111"/>
-          <w:sz w:val="20"/>
-          <w:szCs w:val="20"/>
+          <w:sz w:val="17"/>
+          <w:szCs w:val="17"/>
         </w:rPr>
         <w:t xml:space="preserve">3.  Öğretmen «اِفْتَحُوا الْكِتَابَ» dediğinde ne yaparsın?</w:t>
       </w:r>
@@ -2974,7 +2843,7 @@
           <w:p>
             <w:pPr>
               <w:bidi/>
-              <w:spacing w:after="0" w:line="330"/>
+              <w:spacing w:after="0" w:line="208"/>
               <w:jc w:val="end"/>
             </w:pPr>
             <w:r>
@@ -2985,8 +2854,8 @@
                 <w:i w:val="false"/>
                 <w:iCs w:val="false"/>
                 <w:color w:val="111111"/>
-                <w:sz w:val="20"/>
-                <w:szCs w:val="20"/>
+                <w:sz w:val="17"/>
+                <w:szCs w:val="17"/>
               </w:rPr>
               <w:t xml:space="preserve">A.‎  </w:t>
             </w:r>
@@ -2996,8 +2865,8 @@
                 <w:b w:val="false"/>
                 <w:bCs w:val="false"/>
                 <w:color w:val="111111"/>
-                <w:sz w:val="28"/>
-                <w:szCs w:val="28"/>
+                <w:sz w:val="25"/>
+                <w:szCs w:val="25"/>
                 <w:rtl/>
               </w:rPr>
               <w:t xml:space="preserve">Kitabı açarım</w:t>
@@ -3024,7 +2893,7 @@
           <w:p>
             <w:pPr>
               <w:bidi/>
-              <w:spacing w:after="0" w:line="330"/>
+              <w:spacing w:after="0" w:line="208"/>
               <w:jc w:val="end"/>
             </w:pPr>
             <w:r>
@@ -3035,8 +2904,8 @@
                 <w:i w:val="false"/>
                 <w:iCs w:val="false"/>
                 <w:color w:val="111111"/>
-                <w:sz w:val="20"/>
-                <w:szCs w:val="20"/>
+                <w:sz w:val="17"/>
+                <w:szCs w:val="17"/>
               </w:rPr>
               <w:t xml:space="preserve">B.‎  </w:t>
             </w:r>
@@ -3046,8 +2915,8 @@
                 <w:b w:val="false"/>
                 <w:bCs w:val="false"/>
                 <w:color w:val="111111"/>
-                <w:sz w:val="28"/>
-                <w:szCs w:val="28"/>
+                <w:sz w:val="25"/>
+                <w:szCs w:val="25"/>
                 <w:rtl/>
               </w:rPr>
               <w:t xml:space="preserve">Tahtaya kalkarım</w:t>
@@ -3079,7 +2948,7 @@
           <w:p>
             <w:pPr>
               <w:bidi/>
-              <w:spacing w:after="0" w:line="330"/>
+              <w:spacing w:after="0" w:line="208"/>
               <w:jc w:val="end"/>
             </w:pPr>
             <w:r>
@@ -3090,8 +2959,8 @@
                 <w:i w:val="false"/>
                 <w:iCs w:val="false"/>
                 <w:color w:val="111111"/>
-                <w:sz w:val="20"/>
-                <w:szCs w:val="20"/>
+                <w:sz w:val="17"/>
+                <w:szCs w:val="17"/>
               </w:rPr>
               <w:t xml:space="preserve">C.‎  </w:t>
             </w:r>
@@ -3101,8 +2970,8 @@
                 <w:b w:val="false"/>
                 <w:bCs w:val="false"/>
                 <w:color w:val="111111"/>
-                <w:sz w:val="28"/>
-                <w:szCs w:val="28"/>
+                <w:sz w:val="25"/>
+                <w:szCs w:val="25"/>
                 <w:rtl/>
               </w:rPr>
               <w:t xml:space="preserve">Çantamı toplarım</w:t>
@@ -3129,7 +2998,7 @@
           <w:p>
             <w:pPr>
               <w:bidi/>
-              <w:spacing w:after="0" w:line="330"/>
+              <w:spacing w:after="0" w:line="208"/>
               <w:jc w:val="end"/>
             </w:pPr>
             <w:r>
@@ -3140,8 +3009,8 @@
                 <w:i w:val="false"/>
                 <w:iCs w:val="false"/>
                 <w:color w:val="111111"/>
-                <w:sz w:val="20"/>
-                <w:szCs w:val="20"/>
+                <w:sz w:val="17"/>
+                <w:szCs w:val="17"/>
               </w:rPr>
               <w:t xml:space="preserve">D.‎  </w:t>
             </w:r>
@@ -3151,8 +3020,8 @@
                 <w:b w:val="false"/>
                 <w:bCs w:val="false"/>
                 <w:color w:val="111111"/>
-                <w:sz w:val="28"/>
-                <w:szCs w:val="28"/>
+                <w:sz w:val="25"/>
+                <w:szCs w:val="25"/>
                 <w:rtl/>
               </w:rPr>
               <w:t xml:space="preserve">Pencereyi açarım</w:t>
@@ -3164,7 +3033,7 @@
     <w:p>
       <w:pPr>
         <w:keepNext/>
-        <w:spacing w:after="50" w:before="120" w:line="280"/>
+        <w:spacing w:after="15" w:before="36" w:line="208"/>
         <w:ind w:left="340" w:hanging="280"/>
       </w:pPr>
       <w:r>
@@ -3175,8 +3044,8 @@
           <w:i w:val="false"/>
           <w:iCs w:val="false"/>
           <w:color w:val="111111"/>
-          <w:sz w:val="20"/>
-          <w:szCs w:val="20"/>
+          <w:sz w:val="17"/>
+          <w:szCs w:val="17"/>
         </w:rPr>
         <w:t xml:space="preserve">4.  Aşağıdaki kelimelerin hangisinde med (uzatma) harfi vardır?</w:t>
       </w:r>
@@ -3221,7 +3090,7 @@
           <w:p>
             <w:pPr>
               <w:bidi/>
-              <w:spacing w:after="0" w:line="330"/>
+              <w:spacing w:after="0" w:line="208"/>
               <w:jc w:val="end"/>
             </w:pPr>
             <w:r>
@@ -3232,8 +3101,8 @@
                 <w:i w:val="false"/>
                 <w:iCs w:val="false"/>
                 <w:color w:val="111111"/>
-                <w:sz w:val="20"/>
-                <w:szCs w:val="20"/>
+                <w:sz w:val="17"/>
+                <w:szCs w:val="17"/>
               </w:rPr>
               <w:t xml:space="preserve">A.‎  </w:t>
             </w:r>
@@ -3243,8 +3112,8 @@
                 <w:b w:val="false"/>
                 <w:bCs w:val="false"/>
                 <w:color w:val="111111"/>
-                <w:sz w:val="28"/>
-                <w:szCs w:val="28"/>
+                <w:sz w:val="25"/>
+                <w:szCs w:val="25"/>
                 <w:rtl/>
               </w:rPr>
               <w:t xml:space="preserve">دَفْتَرٌ</w:t>
@@ -3271,7 +3140,7 @@
           <w:p>
             <w:pPr>
               <w:bidi/>
-              <w:spacing w:after="0" w:line="330"/>
+              <w:spacing w:after="0" w:line="208"/>
               <w:jc w:val="end"/>
             </w:pPr>
             <w:r>
@@ -3282,8 +3151,8 @@
                 <w:i w:val="false"/>
                 <w:iCs w:val="false"/>
                 <w:color w:val="111111"/>
-                <w:sz w:val="20"/>
-                <w:szCs w:val="20"/>
+                <w:sz w:val="17"/>
+                <w:szCs w:val="17"/>
               </w:rPr>
               <w:t xml:space="preserve">B.‎  </w:t>
             </w:r>
@@ -3293,8 +3162,8 @@
                 <w:b w:val="false"/>
                 <w:bCs w:val="false"/>
                 <w:color w:val="111111"/>
-                <w:sz w:val="28"/>
-                <w:szCs w:val="28"/>
+                <w:sz w:val="25"/>
+                <w:szCs w:val="25"/>
                 <w:rtl/>
               </w:rPr>
               <w:t xml:space="preserve">كِتَابٌ</w:t>
@@ -3326,7 +3195,7 @@
           <w:p>
             <w:pPr>
               <w:bidi/>
-              <w:spacing w:after="0" w:line="330"/>
+              <w:spacing w:after="0" w:line="208"/>
               <w:jc w:val="end"/>
             </w:pPr>
             <w:r>
@@ -3337,8 +3206,8 @@
                 <w:i w:val="false"/>
                 <w:iCs w:val="false"/>
                 <w:color w:val="111111"/>
-                <w:sz w:val="20"/>
-                <w:szCs w:val="20"/>
+                <w:sz w:val="17"/>
+                <w:szCs w:val="17"/>
               </w:rPr>
               <w:t xml:space="preserve">C.‎  </w:t>
             </w:r>
@@ -3348,8 +3217,8 @@
                 <w:b w:val="false"/>
                 <w:bCs w:val="false"/>
                 <w:color w:val="111111"/>
-                <w:sz w:val="28"/>
-                <w:szCs w:val="28"/>
+                <w:sz w:val="25"/>
+                <w:szCs w:val="25"/>
                 <w:rtl/>
               </w:rPr>
               <w:t xml:space="preserve">قَلَمٌ</w:t>
@@ -3376,7 +3245,7 @@
           <w:p>
             <w:pPr>
               <w:bidi/>
-              <w:spacing w:after="0" w:line="330"/>
+              <w:spacing w:after="0" w:line="208"/>
               <w:jc w:val="end"/>
             </w:pPr>
             <w:r>
@@ -3387,8 +3256,8 @@
                 <w:i w:val="false"/>
                 <w:iCs w:val="false"/>
                 <w:color w:val="111111"/>
-                <w:sz w:val="20"/>
-                <w:szCs w:val="20"/>
+                <w:sz w:val="17"/>
+                <w:szCs w:val="17"/>
               </w:rPr>
               <w:t xml:space="preserve">D.‎  </w:t>
             </w:r>
@@ -3398,8 +3267,8 @@
                 <w:b w:val="false"/>
                 <w:bCs w:val="false"/>
                 <w:color w:val="111111"/>
-                <w:sz w:val="28"/>
-                <w:szCs w:val="28"/>
+                <w:sz w:val="25"/>
+                <w:szCs w:val="25"/>
                 <w:rtl/>
               </w:rPr>
               <w:t xml:space="preserve">نَعَمْ</w:t>
@@ -3411,7 +3280,7 @@
     <w:p>
       <w:pPr>
         <w:keepNext/>
-        <w:spacing w:after="50" w:before="120" w:line="280"/>
+        <w:spacing w:after="15" w:before="36" w:line="208"/>
         <w:ind w:left="340" w:hanging="280"/>
       </w:pPr>
       <w:r>
@@ -3422,8 +3291,8 @@
           <w:i w:val="false"/>
           <w:iCs w:val="false"/>
           <w:color w:val="111111"/>
-          <w:sz w:val="20"/>
-          <w:szCs w:val="20"/>
+          <w:sz w:val="17"/>
+          <w:szCs w:val="17"/>
         </w:rPr>
         <w:t xml:space="preserve">5.  Aşağıdaki kelimelerin hangisi tenvinli değildir?</w:t>
       </w:r>
@@ -3468,7 +3337,7 @@
           <w:p>
             <w:pPr>
               <w:bidi/>
-              <w:spacing w:after="0" w:line="330"/>
+              <w:spacing w:after="0" w:line="208"/>
               <w:jc w:val="end"/>
             </w:pPr>
             <w:r>
@@ -3479,8 +3348,8 @@
                 <w:i w:val="false"/>
                 <w:iCs w:val="false"/>
                 <w:color w:val="111111"/>
-                <w:sz w:val="20"/>
-                <w:szCs w:val="20"/>
+                <w:sz w:val="17"/>
+                <w:szCs w:val="17"/>
               </w:rPr>
               <w:t xml:space="preserve">A.‎  </w:t>
             </w:r>
@@ -3490,8 +3359,8 @@
                 <w:b w:val="false"/>
                 <w:bCs w:val="false"/>
                 <w:color w:val="111111"/>
-                <w:sz w:val="28"/>
-                <w:szCs w:val="28"/>
+                <w:sz w:val="25"/>
+                <w:szCs w:val="25"/>
                 <w:rtl/>
               </w:rPr>
               <w:t xml:space="preserve">بَابٌ</w:t>
@@ -3518,7 +3387,7 @@
           <w:p>
             <w:pPr>
               <w:bidi/>
-              <w:spacing w:after="0" w:line="330"/>
+              <w:spacing w:after="0" w:line="208"/>
               <w:jc w:val="end"/>
             </w:pPr>
             <w:r>
@@ -3529,8 +3398,8 @@
                 <w:i w:val="false"/>
                 <w:iCs w:val="false"/>
                 <w:color w:val="111111"/>
-                <w:sz w:val="20"/>
-                <w:szCs w:val="20"/>
+                <w:sz w:val="17"/>
+                <w:szCs w:val="17"/>
               </w:rPr>
               <w:t xml:space="preserve">B.‎  </w:t>
             </w:r>
@@ -3540,8 +3409,8 @@
                 <w:b w:val="false"/>
                 <w:bCs w:val="false"/>
                 <w:color w:val="111111"/>
-                <w:sz w:val="28"/>
-                <w:szCs w:val="28"/>
+                <w:sz w:val="25"/>
+                <w:szCs w:val="25"/>
                 <w:rtl/>
               </w:rPr>
               <w:t xml:space="preserve">شُكْرًا</w:t>
@@ -3573,7 +3442,7 @@
           <w:p>
             <w:pPr>
               <w:bidi/>
-              <w:spacing w:after="0" w:line="330"/>
+              <w:spacing w:after="0" w:line="208"/>
               <w:jc w:val="end"/>
             </w:pPr>
             <w:r>
@@ -3584,8 +3453,8 @@
                 <w:i w:val="false"/>
                 <w:iCs w:val="false"/>
                 <w:color w:val="111111"/>
-                <w:sz w:val="20"/>
-                <w:szCs w:val="20"/>
+                <w:sz w:val="17"/>
+                <w:szCs w:val="17"/>
               </w:rPr>
               <w:t xml:space="preserve">C.‎  </w:t>
             </w:r>
@@ -3595,8 +3464,8 @@
                 <w:b w:val="false"/>
                 <w:bCs w:val="false"/>
                 <w:color w:val="111111"/>
-                <w:sz w:val="28"/>
-                <w:szCs w:val="28"/>
+                <w:sz w:val="25"/>
+                <w:szCs w:val="25"/>
                 <w:rtl/>
               </w:rPr>
               <w:t xml:space="preserve">اَلْكِتَابُ</w:t>
@@ -3623,7 +3492,7 @@
           <w:p>
             <w:pPr>
               <w:bidi/>
-              <w:spacing w:after="0" w:line="330"/>
+              <w:spacing w:after="0" w:line="208"/>
               <w:jc w:val="end"/>
             </w:pPr>
             <w:r>
@@ -3634,8 +3503,8 @@
                 <w:i w:val="false"/>
                 <w:iCs w:val="false"/>
                 <w:color w:val="111111"/>
-                <w:sz w:val="20"/>
-                <w:szCs w:val="20"/>
+                <w:sz w:val="17"/>
+                <w:szCs w:val="17"/>
               </w:rPr>
               <w:t xml:space="preserve">D.‎  </w:t>
             </w:r>
@@ -3645,8 +3514,8 @@
                 <w:b w:val="false"/>
                 <w:bCs w:val="false"/>
                 <w:color w:val="111111"/>
-                <w:sz w:val="28"/>
-                <w:szCs w:val="28"/>
+                <w:sz w:val="25"/>
+                <w:szCs w:val="25"/>
                 <w:rtl/>
               </w:rPr>
               <w:t xml:space="preserve">قَلَمٌ</w:t>
@@ -3660,7 +3529,7 @@
         <w:tabs>
           <w:tab w:val="right" w:pos="9864"/>
         </w:tabs>
-        <w:spacing w:after="90" w:before="220" w:line="280"/>
+        <w:spacing w:after="27" w:before="66" w:line="208"/>
         <w:ind w:left="340" w:hanging="340"/>
       </w:pPr>
       <w:r>
@@ -3671,16 +3540,16 @@
           <w:i w:val="false"/>
           <w:iCs w:val="false"/>
           <w:color w:val="111111"/>
-          <w:sz w:val="21"/>
-          <w:szCs w:val="21"/>
+          <w:sz w:val="17"/>
+          <w:szCs w:val="17"/>
         </w:rPr>
         <w:t xml:space="preserve">4.</w:t>
       </w:r>
       <w:r>
         <w:rPr>
           <w:rFonts w:ascii="Times New Roman" w:cs="Times New Roman" w:eastAsia="Times New Roman" w:hAnsi="Times New Roman"/>
-          <w:sz w:val="21"/>
-          <w:szCs w:val="21"/>
+          <w:sz w:val="17"/>
+          <w:szCs w:val="17"/>
         </w:rPr>
         <w:tab/>
       </w:r>
@@ -3692,16 +3561,16 @@
           <w:i w:val="false"/>
           <w:iCs w:val="false"/>
           <w:color w:val="111111"/>
-          <w:sz w:val="21"/>
-          <w:szCs w:val="21"/>
+          <w:sz w:val="17"/>
+          <w:szCs w:val="17"/>
         </w:rPr>
         <w:t xml:space="preserve">Aşağıdaki durumları uygun Arapça ifadeyle eşleştiriniz.</w:t>
       </w:r>
       <w:r>
         <w:rPr>
           <w:rFonts w:ascii="Times New Roman" w:cs="Times New Roman" w:eastAsia="Times New Roman" w:hAnsi="Times New Roman"/>
-          <w:sz w:val="21"/>
-          <w:szCs w:val="21"/>
+          <w:sz w:val="17"/>
+          <w:szCs w:val="17"/>
         </w:rPr>
         <w:tab/>
       </w:r>
@@ -3713,8 +3582,8 @@
           <w:i w:val="false"/>
           <w:iCs w:val="false"/>
           <w:color w:val="55636F"/>
-          <w:sz w:val="18"/>
-          <w:szCs w:val="18"/>
+          <w:sz w:val="15"/>
+          <w:szCs w:val="15"/>
         </w:rPr>
         <w:t xml:space="preserve">(10 puan)</w:t>
       </w:r>
@@ -3722,7 +3591,7 @@
     <w:p>
       <w:pPr>
         <w:keepNext w:val="false"/>
-        <w:spacing w:after="90" w:before="0" w:line="280"/>
+        <w:spacing w:after="27" w:before="0" w:line="208"/>
         <w:ind w:left="340"/>
       </w:pPr>
       <w:r>
@@ -3733,8 +3602,8 @@
           <w:i/>
           <w:iCs/>
           <w:color w:val="5B6772"/>
-          <w:sz w:val="18"/>
-          <w:szCs w:val="18"/>
+          <w:sz w:val="15"/>
+          <w:szCs w:val="15"/>
         </w:rPr>
         <w:t xml:space="preserve">Her doğru eşleştirme 2 puandır.</w:t>
       </w:r>
@@ -3760,7 +3629,7 @@
       </w:tblGrid>
       <w:tr>
         <w:trPr>
-          <w:trHeight w:val="400" w:hRule="atLeast"/>
+          <w:trHeight w:val="248" w:hRule="atLeast"/>
         </w:trPr>
         <w:tc>
           <w:tcPr>
@@ -3778,7 +3647,7 @@
           </w:tcPr>
           <w:p>
             <w:pPr>
-              <w:spacing w:after="0" w:line="270"/>
+              <w:spacing w:after="0" w:line="208"/>
               <w:jc w:val="center"/>
             </w:pPr>
             <w:r>
@@ -3789,8 +3658,8 @@
                 <w:i w:val="false"/>
                 <w:iCs w:val="false"/>
                 <w:color w:val="111111"/>
-                <w:sz w:val="19"/>
-                <w:szCs w:val="19"/>
+                <w:sz w:val="16"/>
+                <w:szCs w:val="16"/>
               </w:rPr>
               <w:t xml:space="preserve">1.</w:t>
             </w:r>
@@ -3812,18 +3681,18 @@
           </w:tcPr>
           <w:p>
             <w:pPr>
-              <w:spacing w:after="0" w:line="270"/>
-            </w:pPr>
-            <w:r>
-              <w:rPr>
-                <w:rFonts w:ascii="Times New Roman" w:cs="Times New Roman" w:eastAsia="Times New Roman" w:hAnsi="Times New Roman"/>
-                <w:b w:val="false"/>
-                <w:bCs w:val="false"/>
-                <w:i w:val="false"/>
-                <w:iCs w:val="false"/>
-                <w:color w:val="111111"/>
-                <w:sz w:val="20"/>
-                <w:szCs w:val="20"/>
+              <w:spacing w:after="0" w:line="208"/>
+            </w:pPr>
+            <w:r>
+              <w:rPr>
+                <w:rFonts w:ascii="Times New Roman" w:cs="Times New Roman" w:eastAsia="Times New Roman" w:hAnsi="Times New Roman"/>
+                <w:b w:val="false"/>
+                <w:bCs w:val="false"/>
+                <w:i w:val="false"/>
+                <w:iCs w:val="false"/>
+                <w:color w:val="111111"/>
+                <w:sz w:val="17"/>
+                <w:szCs w:val="17"/>
               </w:rPr>
               <w:t xml:space="preserve">Bir eşyanın yerini sormak istiyorsun.</w:t>
             </w:r>
@@ -3842,19 +3711,19 @@
           </w:tcPr>
           <w:p>
             <w:pPr>
-              <w:spacing w:after="0" w:line="270"/>
-              <w:jc w:val="center"/>
-            </w:pPr>
-            <w:r>
-              <w:rPr>
-                <w:rFonts w:ascii="Times New Roman" w:cs="Times New Roman" w:eastAsia="Times New Roman" w:hAnsi="Times New Roman"/>
-                <w:b w:val="false"/>
-                <w:bCs w:val="false"/>
-                <w:i w:val="false"/>
-                <w:iCs w:val="false"/>
-                <w:color w:val="111111"/>
-                <w:sz w:val="20"/>
-                <w:szCs w:val="20"/>
+              <w:spacing w:after="0" w:line="208"/>
+              <w:jc w:val="center"/>
+            </w:pPr>
+            <w:r>
+              <w:rPr>
+                <w:rFonts w:ascii="Times New Roman" w:cs="Times New Roman" w:eastAsia="Times New Roman" w:hAnsi="Times New Roman"/>
+                <w:b w:val="false"/>
+                <w:bCs w:val="false"/>
+                <w:i w:val="false"/>
+                <w:iCs w:val="false"/>
+                <w:color w:val="111111"/>
+                <w:sz w:val="17"/>
+                <w:szCs w:val="17"/>
               </w:rPr>
               <w:t xml:space="preserve">(       )</w:t>
             </w:r>
@@ -3876,7 +3745,7 @@
           </w:tcPr>
           <w:p>
             <w:pPr>
-              <w:spacing w:after="0" w:line="270"/>
+              <w:spacing w:after="0" w:line="208"/>
               <w:jc w:val="center"/>
             </w:pPr>
             <w:r>
@@ -3887,8 +3756,8 @@
                 <w:i w:val="false"/>
                 <w:iCs w:val="false"/>
                 <w:color w:val="111111"/>
-                <w:sz w:val="19"/>
-                <w:szCs w:val="19"/>
+                <w:sz w:val="16"/>
+                <w:szCs w:val="16"/>
               </w:rPr>
               <w:t xml:space="preserve">a)</w:t>
             </w:r>
@@ -3911,7 +3780,7 @@
           <w:p>
             <w:pPr>
               <w:bidi/>
-              <w:spacing w:after="0" w:line="320"/>
+              <w:spacing w:after="0" w:line="208"/>
             </w:pPr>
             <w:r>
               <w:rPr>
@@ -3919,8 +3788,8 @@
                 <w:b w:val="false"/>
                 <w:bCs w:val="false"/>
                 <w:color w:val="111111"/>
-                <w:sz w:val="28"/>
-                <w:szCs w:val="28"/>
+                <w:sz w:val="25"/>
+                <w:szCs w:val="25"/>
                 <w:rtl/>
               </w:rPr>
               <w:t xml:space="preserve">هَذَا كِتَابٌ.</w:t>
@@ -3930,7 +3799,7 @@
       </w:tr>
       <w:tr>
         <w:trPr>
-          <w:trHeight w:val="400" w:hRule="atLeast"/>
+          <w:trHeight w:val="248" w:hRule="atLeast"/>
         </w:trPr>
         <w:tc>
           <w:tcPr>
@@ -3948,7 +3817,7 @@
           </w:tcPr>
           <w:p>
             <w:pPr>
-              <w:spacing w:after="0" w:line="270"/>
+              <w:spacing w:after="0" w:line="208"/>
               <w:jc w:val="center"/>
             </w:pPr>
             <w:r>
@@ -3959,8 +3828,8 @@
                 <w:i w:val="false"/>
                 <w:iCs w:val="false"/>
                 <w:color w:val="111111"/>
-                <w:sz w:val="19"/>
-                <w:szCs w:val="19"/>
+                <w:sz w:val="16"/>
+                <w:szCs w:val="16"/>
               </w:rPr>
               <w:t xml:space="preserve">2.</w:t>
             </w:r>
@@ -3982,18 +3851,18 @@
           </w:tcPr>
           <w:p>
             <w:pPr>
-              <w:spacing w:after="0" w:line="270"/>
-            </w:pPr>
-            <w:r>
-              <w:rPr>
-                <w:rFonts w:ascii="Times New Roman" w:cs="Times New Roman" w:eastAsia="Times New Roman" w:hAnsi="Times New Roman"/>
-                <w:b w:val="false"/>
-                <w:bCs w:val="false"/>
-                <w:i w:val="false"/>
-                <w:iCs w:val="false"/>
-                <w:color w:val="111111"/>
-                <w:sz w:val="20"/>
-                <w:szCs w:val="20"/>
+              <w:spacing w:after="0" w:line="208"/>
+            </w:pPr>
+            <w:r>
+              <w:rPr>
+                <w:rFonts w:ascii="Times New Roman" w:cs="Times New Roman" w:eastAsia="Times New Roman" w:hAnsi="Times New Roman"/>
+                <w:b w:val="false"/>
+                <w:bCs w:val="false"/>
+                <w:i w:val="false"/>
+                <w:iCs w:val="false"/>
+                <w:color w:val="111111"/>
+                <w:sz w:val="17"/>
+                <w:szCs w:val="17"/>
               </w:rPr>
               <w:t xml:space="preserve">Müzekker bir eşyayı tanıtıyorsun.</w:t>
             </w:r>
@@ -4012,19 +3881,19 @@
           </w:tcPr>
           <w:p>
             <w:pPr>
-              <w:spacing w:after="0" w:line="270"/>
-              <w:jc w:val="center"/>
-            </w:pPr>
-            <w:r>
-              <w:rPr>
-                <w:rFonts w:ascii="Times New Roman" w:cs="Times New Roman" w:eastAsia="Times New Roman" w:hAnsi="Times New Roman"/>
-                <w:b w:val="false"/>
-                <w:bCs w:val="false"/>
-                <w:i w:val="false"/>
-                <w:iCs w:val="false"/>
-                <w:color w:val="111111"/>
-                <w:sz w:val="20"/>
-                <w:szCs w:val="20"/>
+              <w:spacing w:after="0" w:line="208"/>
+              <w:jc w:val="center"/>
+            </w:pPr>
+            <w:r>
+              <w:rPr>
+                <w:rFonts w:ascii="Times New Roman" w:cs="Times New Roman" w:eastAsia="Times New Roman" w:hAnsi="Times New Roman"/>
+                <w:b w:val="false"/>
+                <w:bCs w:val="false"/>
+                <w:i w:val="false"/>
+                <w:iCs w:val="false"/>
+                <w:color w:val="111111"/>
+                <w:sz w:val="17"/>
+                <w:szCs w:val="17"/>
               </w:rPr>
               <w:t xml:space="preserve">(       )</w:t>
             </w:r>
@@ -4046,7 +3915,7 @@
           </w:tcPr>
           <w:p>
             <w:pPr>
-              <w:spacing w:after="0" w:line="270"/>
+              <w:spacing w:after="0" w:line="208"/>
               <w:jc w:val="center"/>
             </w:pPr>
             <w:r>
@@ -4057,8 +3926,8 @@
                 <w:i w:val="false"/>
                 <w:iCs w:val="false"/>
                 <w:color w:val="111111"/>
-                <w:sz w:val="19"/>
-                <w:szCs w:val="19"/>
+                <w:sz w:val="16"/>
+                <w:szCs w:val="16"/>
               </w:rPr>
               <w:t xml:space="preserve">b)</w:t>
             </w:r>
@@ -4081,7 +3950,7 @@
           <w:p>
             <w:pPr>
               <w:bidi/>
-              <w:spacing w:after="0" w:line="320"/>
+              <w:spacing w:after="0" w:line="208"/>
             </w:pPr>
             <w:r>
               <w:rPr>
@@ -4089,8 +3958,8 @@
                 <w:b w:val="false"/>
                 <w:bCs w:val="false"/>
                 <w:color w:val="111111"/>
-                <w:sz w:val="28"/>
-                <w:szCs w:val="28"/>
+                <w:sz w:val="25"/>
+                <w:szCs w:val="25"/>
                 <w:rtl/>
               </w:rPr>
               <w:t xml:space="preserve">نَعَمْ.</w:t>
@@ -4100,7 +3969,7 @@
       </w:tr>
       <w:tr>
         <w:trPr>
-          <w:trHeight w:val="400" w:hRule="atLeast"/>
+          <w:trHeight w:val="248" w:hRule="atLeast"/>
         </w:trPr>
         <w:tc>
           <w:tcPr>
@@ -4118,7 +3987,7 @@
           </w:tcPr>
           <w:p>
             <w:pPr>
-              <w:spacing w:after="0" w:line="270"/>
+              <w:spacing w:after="0" w:line="208"/>
               <w:jc w:val="center"/>
             </w:pPr>
             <w:r>
@@ -4129,8 +3998,8 @@
                 <w:i w:val="false"/>
                 <w:iCs w:val="false"/>
                 <w:color w:val="111111"/>
-                <w:sz w:val="19"/>
-                <w:szCs w:val="19"/>
+                <w:sz w:val="16"/>
+                <w:szCs w:val="16"/>
               </w:rPr>
               <w:t xml:space="preserve">3.</w:t>
             </w:r>
@@ -4152,18 +4021,18 @@
           </w:tcPr>
           <w:p>
             <w:pPr>
-              <w:spacing w:after="0" w:line="270"/>
-            </w:pPr>
-            <w:r>
-              <w:rPr>
-                <w:rFonts w:ascii="Times New Roman" w:cs="Times New Roman" w:eastAsia="Times New Roman" w:hAnsi="Times New Roman"/>
-                <w:b w:val="false"/>
-                <w:bCs w:val="false"/>
-                <w:i w:val="false"/>
-                <w:iCs w:val="false"/>
-                <w:color w:val="111111"/>
-                <w:sz w:val="20"/>
-                <w:szCs w:val="20"/>
+              <w:spacing w:after="0" w:line="208"/>
+            </w:pPr>
+            <w:r>
+              <w:rPr>
+                <w:rFonts w:ascii="Times New Roman" w:cs="Times New Roman" w:eastAsia="Times New Roman" w:hAnsi="Times New Roman"/>
+                <w:b w:val="false"/>
+                <w:bCs w:val="false"/>
+                <w:i w:val="false"/>
+                <w:iCs w:val="false"/>
+                <w:color w:val="111111"/>
+                <w:sz w:val="17"/>
+                <w:szCs w:val="17"/>
               </w:rPr>
               <w:t xml:space="preserve">Müennes bir eşyayı tanıtıyorsun.</w:t>
             </w:r>
@@ -4182,19 +4051,19 @@
           </w:tcPr>
           <w:p>
             <w:pPr>
-              <w:spacing w:after="0" w:line="270"/>
-              <w:jc w:val="center"/>
-            </w:pPr>
-            <w:r>
-              <w:rPr>
-                <w:rFonts w:ascii="Times New Roman" w:cs="Times New Roman" w:eastAsia="Times New Roman" w:hAnsi="Times New Roman"/>
-                <w:b w:val="false"/>
-                <w:bCs w:val="false"/>
-                <w:i w:val="false"/>
-                <w:iCs w:val="false"/>
-                <w:color w:val="111111"/>
-                <w:sz w:val="20"/>
-                <w:szCs w:val="20"/>
+              <w:spacing w:after="0" w:line="208"/>
+              <w:jc w:val="center"/>
+            </w:pPr>
+            <w:r>
+              <w:rPr>
+                <w:rFonts w:ascii="Times New Roman" w:cs="Times New Roman" w:eastAsia="Times New Roman" w:hAnsi="Times New Roman"/>
+                <w:b w:val="false"/>
+                <w:bCs w:val="false"/>
+                <w:i w:val="false"/>
+                <w:iCs w:val="false"/>
+                <w:color w:val="111111"/>
+                <w:sz w:val="17"/>
+                <w:szCs w:val="17"/>
               </w:rPr>
               <w:t xml:space="preserve">(       )</w:t>
             </w:r>
@@ -4216,7 +4085,7 @@
           </w:tcPr>
           <w:p>
             <w:pPr>
-              <w:spacing w:after="0" w:line="270"/>
+              <w:spacing w:after="0" w:line="208"/>
               <w:jc w:val="center"/>
             </w:pPr>
             <w:r>
@@ -4227,8 +4096,8 @@
                 <w:i w:val="false"/>
                 <w:iCs w:val="false"/>
                 <w:color w:val="111111"/>
-                <w:sz w:val="19"/>
-                <w:szCs w:val="19"/>
+                <w:sz w:val="16"/>
+                <w:szCs w:val="16"/>
               </w:rPr>
               <w:t xml:space="preserve">c)</w:t>
             </w:r>
@@ -4251,7 +4120,7 @@
           <w:p>
             <w:pPr>
               <w:bidi/>
-              <w:spacing w:after="0" w:line="320"/>
+              <w:spacing w:after="0" w:line="208"/>
             </w:pPr>
             <w:r>
               <w:rPr>
@@ -4259,8 +4128,8 @@
                 <w:b w:val="false"/>
                 <w:bCs w:val="false"/>
                 <w:color w:val="111111"/>
-                <w:sz w:val="28"/>
-                <w:szCs w:val="28"/>
+                <w:sz w:val="25"/>
+                <w:szCs w:val="25"/>
                 <w:rtl/>
               </w:rPr>
               <w:t xml:space="preserve">أَيْنَ الْقَلَمُ؟</w:t>
@@ -4270,7 +4139,7 @@
       </w:tr>
       <w:tr>
         <w:trPr>
-          <w:trHeight w:val="400" w:hRule="atLeast"/>
+          <w:trHeight w:val="248" w:hRule="atLeast"/>
         </w:trPr>
         <w:tc>
           <w:tcPr>
@@ -4288,7 +4157,7 @@
           </w:tcPr>
           <w:p>
             <w:pPr>
-              <w:spacing w:after="0" w:line="270"/>
+              <w:spacing w:after="0" w:line="208"/>
               <w:jc w:val="center"/>
             </w:pPr>
             <w:r>
@@ -4299,8 +4168,8 @@
                 <w:i w:val="false"/>
                 <w:iCs w:val="false"/>
                 <w:color w:val="111111"/>
-                <w:sz w:val="19"/>
-                <w:szCs w:val="19"/>
+                <w:sz w:val="16"/>
+                <w:szCs w:val="16"/>
               </w:rPr>
               <w:t xml:space="preserve">4.</w:t>
             </w:r>
@@ -4322,18 +4191,18 @@
           </w:tcPr>
           <w:p>
             <w:pPr>
-              <w:spacing w:after="0" w:line="270"/>
-            </w:pPr>
-            <w:r>
-              <w:rPr>
-                <w:rFonts w:ascii="Times New Roman" w:cs="Times New Roman" w:eastAsia="Times New Roman" w:hAnsi="Times New Roman"/>
-                <w:b w:val="false"/>
-                <w:bCs w:val="false"/>
-                <w:i w:val="false"/>
-                <w:iCs w:val="false"/>
-                <w:color w:val="111111"/>
-                <w:sz w:val="20"/>
-                <w:szCs w:val="20"/>
+              <w:spacing w:after="0" w:line="208"/>
+            </w:pPr>
+            <w:r>
+              <w:rPr>
+                <w:rFonts w:ascii="Times New Roman" w:cs="Times New Roman" w:eastAsia="Times New Roman" w:hAnsi="Times New Roman"/>
+                <w:b w:val="false"/>
+                <w:bCs w:val="false"/>
+                <w:i w:val="false"/>
+                <w:iCs w:val="false"/>
+                <w:color w:val="111111"/>
+                <w:sz w:val="17"/>
+                <w:szCs w:val="17"/>
               </w:rPr>
               <w:t xml:space="preserve">Birinin kim olduğunu soruyorsun.</w:t>
             </w:r>
@@ -4352,19 +4221,19 @@
           </w:tcPr>
           <w:p>
             <w:pPr>
-              <w:spacing w:after="0" w:line="270"/>
-              <w:jc w:val="center"/>
-            </w:pPr>
-            <w:r>
-              <w:rPr>
-                <w:rFonts w:ascii="Times New Roman" w:cs="Times New Roman" w:eastAsia="Times New Roman" w:hAnsi="Times New Roman"/>
-                <w:b w:val="false"/>
-                <w:bCs w:val="false"/>
-                <w:i w:val="false"/>
-                <w:iCs w:val="false"/>
-                <w:color w:val="111111"/>
-                <w:sz w:val="20"/>
-                <w:szCs w:val="20"/>
+              <w:spacing w:after="0" w:line="208"/>
+              <w:jc w:val="center"/>
+            </w:pPr>
+            <w:r>
+              <w:rPr>
+                <w:rFonts w:ascii="Times New Roman" w:cs="Times New Roman" w:eastAsia="Times New Roman" w:hAnsi="Times New Roman"/>
+                <w:b w:val="false"/>
+                <w:bCs w:val="false"/>
+                <w:i w:val="false"/>
+                <w:iCs w:val="false"/>
+                <w:color w:val="111111"/>
+                <w:sz w:val="17"/>
+                <w:szCs w:val="17"/>
               </w:rPr>
               <w:t xml:space="preserve">(       )</w:t>
             </w:r>
@@ -4386,7 +4255,7 @@
           </w:tcPr>
           <w:p>
             <w:pPr>
-              <w:spacing w:after="0" w:line="270"/>
+              <w:spacing w:after="0" w:line="208"/>
               <w:jc w:val="center"/>
             </w:pPr>
             <w:r>
@@ -4397,8 +4266,8 @@
                 <w:i w:val="false"/>
                 <w:iCs w:val="false"/>
                 <w:color w:val="111111"/>
-                <w:sz w:val="19"/>
-                <w:szCs w:val="19"/>
+                <w:sz w:val="16"/>
+                <w:szCs w:val="16"/>
               </w:rPr>
               <w:t xml:space="preserve">d)</w:t>
             </w:r>
@@ -4421,7 +4290,7 @@
           <w:p>
             <w:pPr>
               <w:bidi/>
-              <w:spacing w:after="0" w:line="320"/>
+              <w:spacing w:after="0" w:line="208"/>
             </w:pPr>
             <w:r>
               <w:rPr>
@@ -4429,8 +4298,8 @@
                 <w:b w:val="false"/>
                 <w:bCs w:val="false"/>
                 <w:color w:val="111111"/>
-                <w:sz w:val="28"/>
-                <w:szCs w:val="28"/>
+                <w:sz w:val="25"/>
+                <w:szCs w:val="25"/>
                 <w:rtl/>
               </w:rPr>
               <w:t xml:space="preserve">هَذِهِ مِسْطَرَةٌ.</w:t>
@@ -4440,7 +4309,7 @@
       </w:tr>
       <w:tr>
         <w:trPr>
-          <w:trHeight w:val="400" w:hRule="atLeast"/>
+          <w:trHeight w:val="248" w:hRule="atLeast"/>
         </w:trPr>
         <w:tc>
           <w:tcPr>
@@ -4458,7 +4327,7 @@
           </w:tcPr>
           <w:p>
             <w:pPr>
-              <w:spacing w:after="0" w:line="270"/>
+              <w:spacing w:after="0" w:line="208"/>
               <w:jc w:val="center"/>
             </w:pPr>
             <w:r>
@@ -4469,8 +4338,8 @@
                 <w:i w:val="false"/>
                 <w:iCs w:val="false"/>
                 <w:color w:val="111111"/>
-                <w:sz w:val="19"/>
-                <w:szCs w:val="19"/>
+                <w:sz w:val="16"/>
+                <w:szCs w:val="16"/>
               </w:rPr>
               <w:t xml:space="preserve">5.</w:t>
             </w:r>
@@ -4492,18 +4361,18 @@
           </w:tcPr>
           <w:p>
             <w:pPr>
-              <w:spacing w:after="0" w:line="270"/>
-            </w:pPr>
-            <w:r>
-              <w:rPr>
-                <w:rFonts w:ascii="Times New Roman" w:cs="Times New Roman" w:eastAsia="Times New Roman" w:hAnsi="Times New Roman"/>
-                <w:b w:val="false"/>
-                <w:bCs w:val="false"/>
-                <w:i w:val="false"/>
-                <w:iCs w:val="false"/>
-                <w:color w:val="111111"/>
-                <w:sz w:val="20"/>
-                <w:szCs w:val="20"/>
+              <w:spacing w:after="0" w:line="208"/>
+            </w:pPr>
+            <w:r>
+              <w:rPr>
+                <w:rFonts w:ascii="Times New Roman" w:cs="Times New Roman" w:eastAsia="Times New Roman" w:hAnsi="Times New Roman"/>
+                <w:b w:val="false"/>
+                <w:bCs w:val="false"/>
+                <w:i w:val="false"/>
+                <w:iCs w:val="false"/>
+                <w:color w:val="111111"/>
+                <w:sz w:val="17"/>
+                <w:szCs w:val="17"/>
               </w:rPr>
               <w:t xml:space="preserve">Bir soruya olumlu cevap veriyorsun.</w:t>
             </w:r>
@@ -4522,19 +4391,19 @@
           </w:tcPr>
           <w:p>
             <w:pPr>
-              <w:spacing w:after="0" w:line="270"/>
-              <w:jc w:val="center"/>
-            </w:pPr>
-            <w:r>
-              <w:rPr>
-                <w:rFonts w:ascii="Times New Roman" w:cs="Times New Roman" w:eastAsia="Times New Roman" w:hAnsi="Times New Roman"/>
-                <w:b w:val="false"/>
-                <w:bCs w:val="false"/>
-                <w:i w:val="false"/>
-                <w:iCs w:val="false"/>
-                <w:color w:val="111111"/>
-                <w:sz w:val="20"/>
-                <w:szCs w:val="20"/>
+              <w:spacing w:after="0" w:line="208"/>
+              <w:jc w:val="center"/>
+            </w:pPr>
+            <w:r>
+              <w:rPr>
+                <w:rFonts w:ascii="Times New Roman" w:cs="Times New Roman" w:eastAsia="Times New Roman" w:hAnsi="Times New Roman"/>
+                <w:b w:val="false"/>
+                <w:bCs w:val="false"/>
+                <w:i w:val="false"/>
+                <w:iCs w:val="false"/>
+                <w:color w:val="111111"/>
+                <w:sz w:val="17"/>
+                <w:szCs w:val="17"/>
               </w:rPr>
               <w:t xml:space="preserve">(       )</w:t>
             </w:r>
@@ -4556,7 +4425,7 @@
           </w:tcPr>
           <w:p>
             <w:pPr>
-              <w:spacing w:after="0" w:line="270"/>
+              <w:spacing w:after="0" w:line="208"/>
               <w:jc w:val="center"/>
             </w:pPr>
             <w:r>
@@ -4567,8 +4436,8 @@
                 <w:i w:val="false"/>
                 <w:iCs w:val="false"/>
                 <w:color w:val="111111"/>
-                <w:sz w:val="19"/>
-                <w:szCs w:val="19"/>
+                <w:sz w:val="16"/>
+                <w:szCs w:val="16"/>
               </w:rPr>
               <w:t xml:space="preserve">e)</w:t>
             </w:r>
@@ -4591,7 +4460,7 @@
           <w:p>
             <w:pPr>
               <w:bidi/>
-              <w:spacing w:after="0" w:line="320"/>
+              <w:spacing w:after="0" w:line="208"/>
             </w:pPr>
             <w:r>
               <w:rPr>
@@ -4599,8 +4468,8 @@
                 <w:b w:val="false"/>
                 <w:bCs w:val="false"/>
                 <w:color w:val="111111"/>
-                <w:sz w:val="28"/>
-                <w:szCs w:val="28"/>
+                <w:sz w:val="25"/>
+                <w:szCs w:val="25"/>
                 <w:rtl/>
               </w:rPr>
               <w:t xml:space="preserve">مَنْ هَذَا؟</w:t>
@@ -4614,7 +4483,7 @@
         <w:tabs>
           <w:tab w:val="right" w:pos="9864"/>
         </w:tabs>
-        <w:spacing w:after="90" w:before="220" w:line="280"/>
+        <w:spacing w:after="27" w:before="66" w:line="208"/>
         <w:ind w:left="340" w:hanging="340"/>
       </w:pPr>
       <w:r>
@@ -4625,16 +4494,16 @@
           <w:i w:val="false"/>
           <w:iCs w:val="false"/>
           <w:color w:val="111111"/>
-          <w:sz w:val="21"/>
-          <w:szCs w:val="21"/>
+          <w:sz w:val="17"/>
+          <w:szCs w:val="17"/>
         </w:rPr>
         <w:t xml:space="preserve">5.</w:t>
       </w:r>
       <w:r>
         <w:rPr>
           <w:rFonts w:ascii="Times New Roman" w:cs="Times New Roman" w:eastAsia="Times New Roman" w:hAnsi="Times New Roman"/>
-          <w:sz w:val="21"/>
-          <w:szCs w:val="21"/>
+          <w:sz w:val="17"/>
+          <w:szCs w:val="17"/>
         </w:rPr>
         <w:tab/>
       </w:r>
@@ -4646,16 +4515,16 @@
           <w:i w:val="false"/>
           <w:iCs w:val="false"/>
           <w:color w:val="111111"/>
-          <w:sz w:val="21"/>
-          <w:szCs w:val="21"/>
+          <w:sz w:val="17"/>
+          <w:szCs w:val="17"/>
         </w:rPr>
         <w:t xml:space="preserve">Yukarıdaki okuma metnine göre boşlukları havuzdaki kelimelerle doldurunuz.</w:t>
       </w:r>
       <w:r>
         <w:rPr>
           <w:rFonts w:ascii="Times New Roman" w:cs="Times New Roman" w:eastAsia="Times New Roman" w:hAnsi="Times New Roman"/>
-          <w:sz w:val="21"/>
-          <w:szCs w:val="21"/>
+          <w:sz w:val="17"/>
+          <w:szCs w:val="17"/>
         </w:rPr>
         <w:tab/>
       </w:r>
@@ -4667,8 +4536,8 @@
           <w:i w:val="false"/>
           <w:iCs w:val="false"/>
           <w:color w:val="55636F"/>
-          <w:sz w:val="18"/>
-          <w:szCs w:val="18"/>
+          <w:sz w:val="15"/>
+          <w:szCs w:val="15"/>
         </w:rPr>
         <w:t xml:space="preserve">(10 puan)</w:t>
       </w:r>
@@ -4676,7 +4545,7 @@
     <w:p>
       <w:pPr>
         <w:keepNext w:val="false"/>
-        <w:spacing w:after="90" w:before="0" w:line="280"/>
+        <w:spacing w:after="27" w:before="0" w:line="208"/>
         <w:ind w:left="340"/>
       </w:pPr>
       <w:r>
@@ -4687,8 +4556,8 @@
           <w:i/>
           <w:iCs/>
           <w:color w:val="5B6772"/>
-          <w:sz w:val="18"/>
-          <w:szCs w:val="18"/>
+          <w:sz w:val="15"/>
+          <w:szCs w:val="15"/>
         </w:rPr>
         <w:t xml:space="preserve">Her doğru cevap 2 puandır.</w:t>
       </w:r>
@@ -4723,7 +4592,7 @@
           </w:tcPr>
           <w:p>
             <w:pPr>
-              <w:spacing w:after="50"/>
+              <w:spacing w:after="15"/>
             </w:pPr>
             <w:r>
               <w:rPr>
@@ -4733,8 +4602,8 @@
                 <w:i w:val="false"/>
                 <w:iCs w:val="false"/>
                 <w:color w:val="39454F"/>
-                <w:sz w:val="17"/>
-                <w:szCs w:val="17"/>
+                <w:sz w:val="14"/>
+                <w:szCs w:val="14"/>
               </w:rPr>
               <w:t xml:space="preserve">KELİME HAVUZU</w:t>
             </w:r>
@@ -4742,7 +4611,7 @@
           <w:p>
             <w:pPr>
               <w:bidi/>
-              <w:spacing w:after="0" w:line="360"/>
+              <w:spacing w:after="0" w:line="208"/>
               <w:jc w:val="center"/>
             </w:pPr>
             <w:r>
@@ -4751,8 +4620,8 @@
                 <w:b w:val="false"/>
                 <w:bCs w:val="false"/>
                 <w:color w:val="111111"/>
-                <w:sz w:val="30"/>
-                <w:szCs w:val="30"/>
+                <w:sz w:val="26"/>
+                <w:szCs w:val="26"/>
                 <w:rtl/>
               </w:rPr>
               <w:t xml:space="preserve">كَبِيرٌ   —   تَحْتَ   —   عَلَى   —   خَالِدٌ   —   الْخَامِسِ</w:t>
@@ -4763,7 +4632,7 @@
     </w:tbl>
     <w:p>
       <w:pPr>
-        <w:spacing w:after="80"/>
+        <w:spacing w:after="24"/>
       </w:pPr>
       <w:r>
         <w:rPr>
@@ -4773,8 +4642,8 @@
           <w:i w:val="false"/>
           <w:iCs w:val="false"/>
           <w:color w:val="111111"/>
-          <w:sz w:val="21"/>
-          <w:szCs w:val="21"/>
+          <w:sz w:val="17"/>
+          <w:szCs w:val="17"/>
         </w:rPr>
         <w:t xml:space="preserve"/>
       </w:r>
@@ -4797,7 +4666,7 @@
       </w:tblGrid>
       <w:tr>
         <w:trPr>
-          <w:trHeight w:val="480" w:hRule="atLeast"/>
+          <w:trHeight w:val="297" w:hRule="atLeast"/>
         </w:trPr>
         <w:tc>
           <w:tcPr>
@@ -4815,7 +4684,7 @@
           </w:tcPr>
           <w:p>
             <w:pPr>
-              <w:spacing w:after="0" w:line="270"/>
+              <w:spacing w:after="0" w:line="208"/>
               <w:jc w:val="center"/>
             </w:pPr>
             <w:r>
@@ -4826,8 +4695,8 @@
                 <w:i w:val="false"/>
                 <w:iCs w:val="false"/>
                 <w:color w:val="111111"/>
-                <w:sz w:val="19"/>
-                <w:szCs w:val="19"/>
+                <w:sz w:val="16"/>
+                <w:szCs w:val="16"/>
               </w:rPr>
               <w:t xml:space="preserve">1.</w:t>
             </w:r>
@@ -4850,7 +4719,7 @@
           <w:p>
             <w:pPr>
               <w:bidi/>
-              <w:spacing w:after="0" w:line="320"/>
+              <w:spacing w:after="0" w:line="208"/>
             </w:pPr>
             <w:r>
               <w:rPr>
@@ -4858,8 +4727,8 @@
                 <w:b w:val="false"/>
                 <w:bCs w:val="false"/>
                 <w:color w:val="111111"/>
-                <w:sz w:val="28"/>
-                <w:szCs w:val="28"/>
+                <w:sz w:val="25"/>
+                <w:szCs w:val="25"/>
                 <w:rtl/>
               </w:rPr>
               <w:t xml:space="preserve">عُمَرُ طَالِبٌ فِي الصَّفِّ ……………………… .</w:t>
@@ -4869,7 +4738,7 @@
       </w:tr>
       <w:tr>
         <w:trPr>
-          <w:trHeight w:val="480" w:hRule="atLeast"/>
+          <w:trHeight w:val="297" w:hRule="atLeast"/>
         </w:trPr>
         <w:tc>
           <w:tcPr>
@@ -4887,7 +4756,7 @@
           </w:tcPr>
           <w:p>
             <w:pPr>
-              <w:spacing w:after="0" w:line="270"/>
+              <w:spacing w:after="0" w:line="208"/>
               <w:jc w:val="center"/>
             </w:pPr>
             <w:r>
@@ -4898,8 +4767,8 @@
                 <w:i w:val="false"/>
                 <w:iCs w:val="false"/>
                 <w:color w:val="111111"/>
-                <w:sz w:val="19"/>
-                <w:szCs w:val="19"/>
+                <w:sz w:val="16"/>
+                <w:szCs w:val="16"/>
               </w:rPr>
               <w:t xml:space="preserve">2.</w:t>
             </w:r>
@@ -4922,7 +4791,7 @@
           <w:p>
             <w:pPr>
               <w:bidi/>
-              <w:spacing w:after="0" w:line="320"/>
+              <w:spacing w:after="0" w:line="208"/>
             </w:pPr>
             <w:r>
               <w:rPr>
@@ -4930,8 +4799,8 @@
                 <w:b w:val="false"/>
                 <w:bCs w:val="false"/>
                 <w:color w:val="111111"/>
-                <w:sz w:val="28"/>
-                <w:szCs w:val="28"/>
+                <w:sz w:val="25"/>
+                <w:szCs w:val="25"/>
                 <w:rtl/>
               </w:rPr>
               <w:t xml:space="preserve">صَفُّ عُمَرَ ……………………… وَنَظِيفٌ.</w:t>
@@ -4941,7 +4810,7 @@
       </w:tr>
       <w:tr>
         <w:trPr>
-          <w:trHeight w:val="480" w:hRule="atLeast"/>
+          <w:trHeight w:val="297" w:hRule="atLeast"/>
         </w:trPr>
         <w:tc>
           <w:tcPr>
@@ -4959,7 +4828,7 @@
           </w:tcPr>
           <w:p>
             <w:pPr>
-              <w:spacing w:after="0" w:line="270"/>
+              <w:spacing w:after="0" w:line="208"/>
               <w:jc w:val="center"/>
             </w:pPr>
             <w:r>
@@ -4970,8 +4839,8 @@
                 <w:i w:val="false"/>
                 <w:iCs w:val="false"/>
                 <w:color w:val="111111"/>
-                <w:sz w:val="19"/>
-                <w:szCs w:val="19"/>
+                <w:sz w:val="16"/>
+                <w:szCs w:val="16"/>
               </w:rPr>
               <w:t xml:space="preserve">3.</w:t>
             </w:r>
@@ -4994,7 +4863,7 @@
           <w:p>
             <w:pPr>
               <w:bidi/>
-              <w:spacing w:after="0" w:line="320"/>
+              <w:spacing w:after="0" w:line="208"/>
             </w:pPr>
             <w:r>
               <w:rPr>
@@ -5002,8 +4871,8 @@
                 <w:b w:val="false"/>
                 <w:bCs w:val="false"/>
                 <w:color w:val="111111"/>
-                <w:sz w:val="28"/>
-                <w:szCs w:val="28"/>
+                <w:sz w:val="25"/>
+                <w:szCs w:val="25"/>
                 <w:rtl/>
               </w:rPr>
               <w:t xml:space="preserve">……………………… الْمِنْضَدَةِ كِتَابٌ وَدَفْتَرٌ.</w:t>
@@ -5013,7 +4882,7 @@
       </w:tr>
       <w:tr>
         <w:trPr>
-          <w:trHeight w:val="480" w:hRule="atLeast"/>
+          <w:trHeight w:val="297" w:hRule="atLeast"/>
         </w:trPr>
         <w:tc>
           <w:tcPr>
@@ -5031,7 +4900,7 @@
           </w:tcPr>
           <w:p>
             <w:pPr>
-              <w:spacing w:after="0" w:line="270"/>
+              <w:spacing w:after="0" w:line="208"/>
               <w:jc w:val="center"/>
             </w:pPr>
             <w:r>
@@ -5042,8 +4911,8 @@
                 <w:i w:val="false"/>
                 <w:iCs w:val="false"/>
                 <w:color w:val="111111"/>
-                <w:sz w:val="19"/>
-                <w:szCs w:val="19"/>
+                <w:sz w:val="16"/>
+                <w:szCs w:val="16"/>
               </w:rPr>
               <w:t xml:space="preserve">4.</w:t>
             </w:r>
@@ -5066,7 +4935,7 @@
           <w:p>
             <w:pPr>
               <w:bidi/>
-              <w:spacing w:after="0" w:line="320"/>
+              <w:spacing w:after="0" w:line="208"/>
             </w:pPr>
             <w:r>
               <w:rPr>
@@ -5074,8 +4943,8 @@
                 <w:b w:val="false"/>
                 <w:bCs w:val="false"/>
                 <w:color w:val="111111"/>
-                <w:sz w:val="28"/>
-                <w:szCs w:val="28"/>
+                <w:sz w:val="25"/>
+                <w:szCs w:val="25"/>
                 <w:rtl/>
               </w:rPr>
               <w:t xml:space="preserve">اَلْحَقِيبَةُ ……………………… الْكُرْسِيِّ.</w:t>
@@ -5085,7 +4954,7 @@
       </w:tr>
       <w:tr>
         <w:trPr>
-          <w:trHeight w:val="480" w:hRule="atLeast"/>
+          <w:trHeight w:val="297" w:hRule="atLeast"/>
         </w:trPr>
         <w:tc>
           <w:tcPr>
@@ -5103,7 +4972,7 @@
           </w:tcPr>
           <w:p>
             <w:pPr>
-              <w:spacing w:after="0" w:line="270"/>
+              <w:spacing w:after="0" w:line="208"/>
               <w:jc w:val="center"/>
             </w:pPr>
             <w:r>
@@ -5114,8 +4983,8 @@
                 <w:i w:val="false"/>
                 <w:iCs w:val="false"/>
                 <w:color w:val="111111"/>
-                <w:sz w:val="19"/>
-                <w:szCs w:val="19"/>
+                <w:sz w:val="16"/>
+                <w:szCs w:val="16"/>
               </w:rPr>
               <w:t xml:space="preserve">5.</w:t>
             </w:r>
@@ -5138,7 +5007,7 @@
           <w:p>
             <w:pPr>
               <w:bidi/>
-              <w:spacing w:after="0" w:line="320"/>
+              <w:spacing w:after="0" w:line="208"/>
             </w:pPr>
             <w:r>
               <w:rPr>
@@ -5146,8 +5015,8 @@
                 <w:b w:val="false"/>
                 <w:bCs w:val="false"/>
                 <w:color w:val="111111"/>
-                <w:sz w:val="28"/>
-                <w:szCs w:val="28"/>
+                <w:sz w:val="25"/>
+                <w:szCs w:val="25"/>
                 <w:rtl/>
               </w:rPr>
               <w:t xml:space="preserve">اِسْمُ الْمُعَلِّمِ ……………………… .</w:t>
@@ -5161,7 +5030,7 @@
         <w:tabs>
           <w:tab w:val="right" w:pos="9864"/>
         </w:tabs>
-        <w:spacing w:after="90" w:before="220" w:line="280"/>
+        <w:spacing w:after="27" w:before="66" w:line="208"/>
         <w:ind w:left="340" w:hanging="340"/>
       </w:pPr>
       <w:r>
@@ -5172,16 +5041,16 @@
           <w:i w:val="false"/>
           <w:iCs w:val="false"/>
           <w:color w:val="111111"/>
-          <w:sz w:val="21"/>
-          <w:szCs w:val="21"/>
+          <w:sz w:val="17"/>
+          <w:szCs w:val="17"/>
         </w:rPr>
         <w:t xml:space="preserve">6.</w:t>
       </w:r>
       <w:r>
         <w:rPr>
           <w:rFonts w:ascii="Times New Roman" w:cs="Times New Roman" w:eastAsia="Times New Roman" w:hAnsi="Times New Roman"/>
-          <w:sz w:val="21"/>
-          <w:szCs w:val="21"/>
+          <w:sz w:val="17"/>
+          <w:szCs w:val="17"/>
         </w:rPr>
         <w:tab/>
       </w:r>
@@ -5193,16 +5062,16 @@
           <w:i w:val="false"/>
           <w:iCs w:val="false"/>
           <w:color w:val="111111"/>
-          <w:sz w:val="21"/>
-          <w:szCs w:val="21"/>
+          <w:sz w:val="17"/>
+          <w:szCs w:val="17"/>
         </w:rPr>
         <w:t xml:space="preserve">Aşağıdaki kelimelerde şedde, tenvin ve med harflerinden hangisi bulunuyorsa yazınız.</w:t>
       </w:r>
       <w:r>
         <w:rPr>
           <w:rFonts w:ascii="Times New Roman" w:cs="Times New Roman" w:eastAsia="Times New Roman" w:hAnsi="Times New Roman"/>
-          <w:sz w:val="21"/>
-          <w:szCs w:val="21"/>
+          <w:sz w:val="17"/>
+          <w:szCs w:val="17"/>
         </w:rPr>
         <w:tab/>
       </w:r>
@@ -5214,8 +5083,8 @@
           <w:i w:val="false"/>
           <w:iCs w:val="false"/>
           <w:color w:val="55636F"/>
-          <w:sz w:val="18"/>
-          <w:szCs w:val="18"/>
+          <w:sz w:val="15"/>
+          <w:szCs w:val="15"/>
         </w:rPr>
         <w:t xml:space="preserve">(10 puan)</w:t>
       </w:r>
@@ -5223,7 +5092,7 @@
     <w:p>
       <w:pPr>
         <w:keepNext w:val="false"/>
-        <w:spacing w:after="90" w:before="0" w:line="280"/>
+        <w:spacing w:after="27" w:before="0" w:line="208"/>
         <w:ind w:left="340"/>
       </w:pPr>
       <w:r>
@@ -5234,8 +5103,8 @@
           <w:i/>
           <w:iCs/>
           <w:color w:val="5B6772"/>
-          <w:sz w:val="18"/>
-          <w:szCs w:val="18"/>
+          <w:sz w:val="15"/>
+          <w:szCs w:val="15"/>
         </w:rPr>
         <w:t xml:space="preserve">Her doğru cevap 2 puandır.</w:t>
       </w:r>
@@ -5275,7 +5144,7 @@
           </w:tcPr>
           <w:p>
             <w:pPr>
-              <w:spacing w:after="0" w:line="270"/>
+              <w:spacing w:after="0" w:line="208"/>
               <w:jc w:val="center"/>
             </w:pPr>
             <w:r>
@@ -5286,8 +5155,8 @@
                 <w:i w:val="false"/>
                 <w:iCs w:val="false"/>
                 <w:color w:val="111111"/>
-                <w:sz w:val="18"/>
-                <w:szCs w:val="18"/>
+                <w:sz w:val="15"/>
+                <w:szCs w:val="15"/>
               </w:rPr>
               <w:t xml:space="preserve">No</w:t>
             </w:r>
@@ -5307,7 +5176,7 @@
           </w:tcPr>
           <w:p>
             <w:pPr>
-              <w:spacing w:after="0" w:line="270"/>
+              <w:spacing w:after="0" w:line="208"/>
               <w:jc w:val="center"/>
             </w:pPr>
             <w:r>
@@ -5318,8 +5187,8 @@
                 <w:i w:val="false"/>
                 <w:iCs w:val="false"/>
                 <w:color w:val="111111"/>
-                <w:sz w:val="18"/>
-                <w:szCs w:val="18"/>
+                <w:sz w:val="15"/>
+                <w:szCs w:val="15"/>
               </w:rPr>
               <w:t xml:space="preserve">Kelime</w:t>
             </w:r>
@@ -5339,7 +5208,7 @@
           </w:tcPr>
           <w:p>
             <w:pPr>
-              <w:spacing w:after="0" w:line="270"/>
+              <w:spacing w:after="0" w:line="208"/>
               <w:jc w:val="center"/>
             </w:pPr>
             <w:r>
@@ -5350,8 +5219,8 @@
                 <w:i w:val="false"/>
                 <w:iCs w:val="false"/>
                 <w:color w:val="111111"/>
-                <w:sz w:val="18"/>
-                <w:szCs w:val="18"/>
+                <w:sz w:val="15"/>
+                <w:szCs w:val="15"/>
               </w:rPr>
               <w:t xml:space="preserve">Şedde / Tenvin / Med</w:t>
             </w:r>
@@ -5360,7 +5229,7 @@
       </w:tr>
       <w:tr>
         <w:trPr>
-          <w:trHeight w:val="430" w:hRule="atLeast"/>
+          <w:trHeight w:val="266" w:hRule="atLeast"/>
         </w:trPr>
         <w:tc>
           <w:tcPr>
@@ -5375,19 +5244,19 @@
           </w:tcPr>
           <w:p>
             <w:pPr>
-              <w:spacing w:after="0" w:line="270"/>
-              <w:jc w:val="center"/>
-            </w:pPr>
-            <w:r>
-              <w:rPr>
-                <w:rFonts w:ascii="Times New Roman" w:cs="Times New Roman" w:eastAsia="Times New Roman" w:hAnsi="Times New Roman"/>
-                <w:b w:val="false"/>
-                <w:bCs w:val="false"/>
-                <w:i w:val="false"/>
-                <w:iCs w:val="false"/>
-                <w:color w:val="111111"/>
-                <w:sz w:val="19"/>
-                <w:szCs w:val="19"/>
+              <w:spacing w:after="0" w:line="208"/>
+              <w:jc w:val="center"/>
+            </w:pPr>
+            <w:r>
+              <w:rPr>
+                <w:rFonts w:ascii="Times New Roman" w:cs="Times New Roman" w:eastAsia="Times New Roman" w:hAnsi="Times New Roman"/>
+                <w:b w:val="false"/>
+                <w:bCs w:val="false"/>
+                <w:i w:val="false"/>
+                <w:iCs w:val="false"/>
+                <w:color w:val="111111"/>
+                <w:sz w:val="16"/>
+                <w:szCs w:val="16"/>
               </w:rPr>
               <w:t xml:space="preserve">1</w:t>
             </w:r>
@@ -5407,7 +5276,7 @@
           <w:p>
             <w:pPr>
               <w:bidi/>
-              <w:spacing w:after="0" w:line="320"/>
+              <w:spacing w:after="0" w:line="208"/>
             </w:pPr>
             <w:r>
               <w:rPr>
@@ -5415,8 +5284,8 @@
                 <w:b w:val="false"/>
                 <w:bCs w:val="false"/>
                 <w:color w:val="111111"/>
-                <w:sz w:val="30"/>
-                <w:szCs w:val="30"/>
+                <w:sz w:val="26"/>
+                <w:szCs w:val="26"/>
                 <w:rtl/>
               </w:rPr>
               <w:t xml:space="preserve">سَبُّورَةٌ</w:t>
@@ -5436,18 +5305,18 @@
           </w:tcPr>
           <w:p>
             <w:pPr>
-              <w:spacing w:after="0" w:line="270"/>
-            </w:pPr>
-            <w:r>
-              <w:rPr>
-                <w:rFonts w:ascii="Times New Roman" w:cs="Times New Roman" w:eastAsia="Times New Roman" w:hAnsi="Times New Roman"/>
-                <w:b w:val="false"/>
-                <w:bCs w:val="false"/>
-                <w:i w:val="false"/>
-                <w:iCs w:val="false"/>
-                <w:color w:val="111111"/>
-                <w:sz w:val="20"/>
-                <w:szCs w:val="20"/>
+              <w:spacing w:after="0" w:line="208"/>
+            </w:pPr>
+            <w:r>
+              <w:rPr>
+                <w:rFonts w:ascii="Times New Roman" w:cs="Times New Roman" w:eastAsia="Times New Roman" w:hAnsi="Times New Roman"/>
+                <w:b w:val="false"/>
+                <w:bCs w:val="false"/>
+                <w:i w:val="false"/>
+                <w:iCs w:val="false"/>
+                <w:color w:val="111111"/>
+                <w:sz w:val="17"/>
+                <w:szCs w:val="17"/>
               </w:rPr>
               <w:t xml:space="preserve"/>
             </w:r>
@@ -5456,7 +5325,7 @@
       </w:tr>
       <w:tr>
         <w:trPr>
-          <w:trHeight w:val="430" w:hRule="atLeast"/>
+          <w:trHeight w:val="266" w:hRule="atLeast"/>
         </w:trPr>
         <w:tc>
           <w:tcPr>
@@ -5471,19 +5340,19 @@
           </w:tcPr>
           <w:p>
             <w:pPr>
-              <w:spacing w:after="0" w:line="270"/>
-              <w:jc w:val="center"/>
-            </w:pPr>
-            <w:r>
-              <w:rPr>
-                <w:rFonts w:ascii="Times New Roman" w:cs="Times New Roman" w:eastAsia="Times New Roman" w:hAnsi="Times New Roman"/>
-                <w:b w:val="false"/>
-                <w:bCs w:val="false"/>
-                <w:i w:val="false"/>
-                <w:iCs w:val="false"/>
-                <w:color w:val="111111"/>
-                <w:sz w:val="19"/>
-                <w:szCs w:val="19"/>
+              <w:spacing w:after="0" w:line="208"/>
+              <w:jc w:val="center"/>
+            </w:pPr>
+            <w:r>
+              <w:rPr>
+                <w:rFonts w:ascii="Times New Roman" w:cs="Times New Roman" w:eastAsia="Times New Roman" w:hAnsi="Times New Roman"/>
+                <w:b w:val="false"/>
+                <w:bCs w:val="false"/>
+                <w:i w:val="false"/>
+                <w:iCs w:val="false"/>
+                <w:color w:val="111111"/>
+                <w:sz w:val="16"/>
+                <w:szCs w:val="16"/>
               </w:rPr>
               <w:t xml:space="preserve">2</w:t>
             </w:r>
@@ -5503,7 +5372,7 @@
           <w:p>
             <w:pPr>
               <w:bidi/>
-              <w:spacing w:after="0" w:line="320"/>
+              <w:spacing w:after="0" w:line="208"/>
             </w:pPr>
             <w:r>
               <w:rPr>
@@ -5511,8 +5380,8 @@
                 <w:b w:val="false"/>
                 <w:bCs w:val="false"/>
                 <w:color w:val="111111"/>
-                <w:sz w:val="30"/>
-                <w:szCs w:val="30"/>
+                <w:sz w:val="26"/>
+                <w:szCs w:val="26"/>
                 <w:rtl/>
               </w:rPr>
               <w:t xml:space="preserve">شُكْرًا</w:t>
@@ -5532,18 +5401,18 @@
           </w:tcPr>
           <w:p>
             <w:pPr>
-              <w:spacing w:after="0" w:line="270"/>
-            </w:pPr>
-            <w:r>
-              <w:rPr>
-                <w:rFonts w:ascii="Times New Roman" w:cs="Times New Roman" w:eastAsia="Times New Roman" w:hAnsi="Times New Roman"/>
-                <w:b w:val="false"/>
-                <w:bCs w:val="false"/>
-                <w:i w:val="false"/>
-                <w:iCs w:val="false"/>
-                <w:color w:val="111111"/>
-                <w:sz w:val="20"/>
-                <w:szCs w:val="20"/>
+              <w:spacing w:after="0" w:line="208"/>
+            </w:pPr>
+            <w:r>
+              <w:rPr>
+                <w:rFonts w:ascii="Times New Roman" w:cs="Times New Roman" w:eastAsia="Times New Roman" w:hAnsi="Times New Roman"/>
+                <w:b w:val="false"/>
+                <w:bCs w:val="false"/>
+                <w:i w:val="false"/>
+                <w:iCs w:val="false"/>
+                <w:color w:val="111111"/>
+                <w:sz w:val="17"/>
+                <w:szCs w:val="17"/>
               </w:rPr>
               <w:t xml:space="preserve"/>
             </w:r>
@@ -5552,7 +5421,7 @@
       </w:tr>
       <w:tr>
         <w:trPr>
-          <w:trHeight w:val="430" w:hRule="atLeast"/>
+          <w:trHeight w:val="266" w:hRule="atLeast"/>
         </w:trPr>
         <w:tc>
           <w:tcPr>
@@ -5567,19 +5436,19 @@
           </w:tcPr>
           <w:p>
             <w:pPr>
-              <w:spacing w:after="0" w:line="270"/>
-              <w:jc w:val="center"/>
-            </w:pPr>
-            <w:r>
-              <w:rPr>
-                <w:rFonts w:ascii="Times New Roman" w:cs="Times New Roman" w:eastAsia="Times New Roman" w:hAnsi="Times New Roman"/>
-                <w:b w:val="false"/>
-                <w:bCs w:val="false"/>
-                <w:i w:val="false"/>
-                <w:iCs w:val="false"/>
-                <w:color w:val="111111"/>
-                <w:sz w:val="19"/>
-                <w:szCs w:val="19"/>
+              <w:spacing w:after="0" w:line="208"/>
+              <w:jc w:val="center"/>
+            </w:pPr>
+            <w:r>
+              <w:rPr>
+                <w:rFonts w:ascii="Times New Roman" w:cs="Times New Roman" w:eastAsia="Times New Roman" w:hAnsi="Times New Roman"/>
+                <w:b w:val="false"/>
+                <w:bCs w:val="false"/>
+                <w:i w:val="false"/>
+                <w:iCs w:val="false"/>
+                <w:color w:val="111111"/>
+                <w:sz w:val="16"/>
+                <w:szCs w:val="16"/>
               </w:rPr>
               <w:t xml:space="preserve">3</w:t>
             </w:r>
@@ -5599,7 +5468,7 @@
           <w:p>
             <w:pPr>
               <w:bidi/>
-              <w:spacing w:after="0" w:line="320"/>
+              <w:spacing w:after="0" w:line="208"/>
             </w:pPr>
             <w:r>
               <w:rPr>
@@ -5607,8 +5476,8 @@
                 <w:b w:val="false"/>
                 <w:bCs w:val="false"/>
                 <w:color w:val="111111"/>
-                <w:sz w:val="30"/>
-                <w:szCs w:val="30"/>
+                <w:sz w:val="26"/>
+                <w:szCs w:val="26"/>
                 <w:rtl/>
               </w:rPr>
               <w:t xml:space="preserve">كِتَابٌ</w:t>
@@ -5628,18 +5497,18 @@
           </w:tcPr>
           <w:p>
             <w:pPr>
-              <w:spacing w:after="0" w:line="270"/>
-            </w:pPr>
-            <w:r>
-              <w:rPr>
-                <w:rFonts w:ascii="Times New Roman" w:cs="Times New Roman" w:eastAsia="Times New Roman" w:hAnsi="Times New Roman"/>
-                <w:b w:val="false"/>
-                <w:bCs w:val="false"/>
-                <w:i w:val="false"/>
-                <w:iCs w:val="false"/>
-                <w:color w:val="111111"/>
-                <w:sz w:val="20"/>
-                <w:szCs w:val="20"/>
+              <w:spacing w:after="0" w:line="208"/>
+            </w:pPr>
+            <w:r>
+              <w:rPr>
+                <w:rFonts w:ascii="Times New Roman" w:cs="Times New Roman" w:eastAsia="Times New Roman" w:hAnsi="Times New Roman"/>
+                <w:b w:val="false"/>
+                <w:bCs w:val="false"/>
+                <w:i w:val="false"/>
+                <w:iCs w:val="false"/>
+                <w:color w:val="111111"/>
+                <w:sz w:val="17"/>
+                <w:szCs w:val="17"/>
               </w:rPr>
               <w:t xml:space="preserve"/>
             </w:r>
@@ -5648,7 +5517,7 @@
       </w:tr>
       <w:tr>
         <w:trPr>
-          <w:trHeight w:val="430" w:hRule="atLeast"/>
+          <w:trHeight w:val="266" w:hRule="atLeast"/>
         </w:trPr>
         <w:tc>
           <w:tcPr>
@@ -5663,19 +5532,19 @@
           </w:tcPr>
           <w:p>
             <w:pPr>
-              <w:spacing w:after="0" w:line="270"/>
-              <w:jc w:val="center"/>
-            </w:pPr>
-            <w:r>
-              <w:rPr>
-                <w:rFonts w:ascii="Times New Roman" w:cs="Times New Roman" w:eastAsia="Times New Roman" w:hAnsi="Times New Roman"/>
-                <w:b w:val="false"/>
-                <w:bCs w:val="false"/>
-                <w:i w:val="false"/>
-                <w:iCs w:val="false"/>
-                <w:color w:val="111111"/>
-                <w:sz w:val="19"/>
-                <w:szCs w:val="19"/>
+              <w:spacing w:after="0" w:line="208"/>
+              <w:jc w:val="center"/>
+            </w:pPr>
+            <w:r>
+              <w:rPr>
+                <w:rFonts w:ascii="Times New Roman" w:cs="Times New Roman" w:eastAsia="Times New Roman" w:hAnsi="Times New Roman"/>
+                <w:b w:val="false"/>
+                <w:bCs w:val="false"/>
+                <w:i w:val="false"/>
+                <w:iCs w:val="false"/>
+                <w:color w:val="111111"/>
+                <w:sz w:val="16"/>
+                <w:szCs w:val="16"/>
               </w:rPr>
               <w:t xml:space="preserve">4</w:t>
             </w:r>
@@ -5695,7 +5564,7 @@
           <w:p>
             <w:pPr>
               <w:bidi/>
-              <w:spacing w:after="0" w:line="320"/>
+              <w:spacing w:after="0" w:line="208"/>
             </w:pPr>
             <w:r>
               <w:rPr>
@@ -5703,8 +5572,8 @@
                 <w:b w:val="false"/>
                 <w:bCs w:val="false"/>
                 <w:color w:val="111111"/>
-                <w:sz w:val="30"/>
-                <w:szCs w:val="30"/>
+                <w:sz w:val="26"/>
+                <w:szCs w:val="26"/>
                 <w:rtl/>
               </w:rPr>
               <w:t xml:space="preserve">مُعَلِّمٌ</w:t>
@@ -5724,18 +5593,18 @@
           </w:tcPr>
           <w:p>
             <w:pPr>
-              <w:spacing w:after="0" w:line="270"/>
-            </w:pPr>
-            <w:r>
-              <w:rPr>
-                <w:rFonts w:ascii="Times New Roman" w:cs="Times New Roman" w:eastAsia="Times New Roman" w:hAnsi="Times New Roman"/>
-                <w:b w:val="false"/>
-                <w:bCs w:val="false"/>
-                <w:i w:val="false"/>
-                <w:iCs w:val="false"/>
-                <w:color w:val="111111"/>
-                <w:sz w:val="20"/>
-                <w:szCs w:val="20"/>
+              <w:spacing w:after="0" w:line="208"/>
+            </w:pPr>
+            <w:r>
+              <w:rPr>
+                <w:rFonts w:ascii="Times New Roman" w:cs="Times New Roman" w:eastAsia="Times New Roman" w:hAnsi="Times New Roman"/>
+                <w:b w:val="false"/>
+                <w:bCs w:val="false"/>
+                <w:i w:val="false"/>
+                <w:iCs w:val="false"/>
+                <w:color w:val="111111"/>
+                <w:sz w:val="17"/>
+                <w:szCs w:val="17"/>
               </w:rPr>
               <w:t xml:space="preserve"/>
             </w:r>
@@ -5744,7 +5613,7 @@
       </w:tr>
       <w:tr>
         <w:trPr>
-          <w:trHeight w:val="430" w:hRule="atLeast"/>
+          <w:trHeight w:val="266" w:hRule="atLeast"/>
         </w:trPr>
         <w:tc>
           <w:tcPr>
@@ -5759,19 +5628,19 @@
           </w:tcPr>
           <w:p>
             <w:pPr>
-              <w:spacing w:after="0" w:line="270"/>
-              <w:jc w:val="center"/>
-            </w:pPr>
-            <w:r>
-              <w:rPr>
-                <w:rFonts w:ascii="Times New Roman" w:cs="Times New Roman" w:eastAsia="Times New Roman" w:hAnsi="Times New Roman"/>
-                <w:b w:val="false"/>
-                <w:bCs w:val="false"/>
-                <w:i w:val="false"/>
-                <w:iCs w:val="false"/>
-                <w:color w:val="111111"/>
-                <w:sz w:val="19"/>
-                <w:szCs w:val="19"/>
+              <w:spacing w:after="0" w:line="208"/>
+              <w:jc w:val="center"/>
+            </w:pPr>
+            <w:r>
+              <w:rPr>
+                <w:rFonts w:ascii="Times New Roman" w:cs="Times New Roman" w:eastAsia="Times New Roman" w:hAnsi="Times New Roman"/>
+                <w:b w:val="false"/>
+                <w:bCs w:val="false"/>
+                <w:i w:val="false"/>
+                <w:iCs w:val="false"/>
+                <w:color w:val="111111"/>
+                <w:sz w:val="16"/>
+                <w:szCs w:val="16"/>
               </w:rPr>
               <w:t xml:space="preserve">5</w:t>
             </w:r>
@@ -5791,7 +5660,7 @@
           <w:p>
             <w:pPr>
               <w:bidi/>
-              <w:spacing w:after="0" w:line="320"/>
+              <w:spacing w:after="0" w:line="208"/>
             </w:pPr>
             <w:r>
               <w:rPr>
@@ -5799,8 +5668,8 @@
                 <w:b w:val="false"/>
                 <w:bCs w:val="false"/>
                 <w:color w:val="111111"/>
-                <w:sz w:val="30"/>
-                <w:szCs w:val="30"/>
+                <w:sz w:val="26"/>
+                <w:szCs w:val="26"/>
                 <w:rtl/>
               </w:rPr>
               <w:t xml:space="preserve">بَابٌ</w:t>
@@ -5820,18 +5689,18 @@
           </w:tcPr>
           <w:p>
             <w:pPr>
-              <w:spacing w:after="0" w:line="270"/>
-            </w:pPr>
-            <w:r>
-              <w:rPr>
-                <w:rFonts w:ascii="Times New Roman" w:cs="Times New Roman" w:eastAsia="Times New Roman" w:hAnsi="Times New Roman"/>
-                <w:b w:val="false"/>
-                <w:bCs w:val="false"/>
-                <w:i w:val="false"/>
-                <w:iCs w:val="false"/>
-                <w:color w:val="111111"/>
-                <w:sz w:val="20"/>
-                <w:szCs w:val="20"/>
+              <w:spacing w:after="0" w:line="208"/>
+            </w:pPr>
+            <w:r>
+              <w:rPr>
+                <w:rFonts w:ascii="Times New Roman" w:cs="Times New Roman" w:eastAsia="Times New Roman" w:hAnsi="Times New Roman"/>
+                <w:b w:val="false"/>
+                <w:bCs w:val="false"/>
+                <w:i w:val="false"/>
+                <w:iCs w:val="false"/>
+                <w:color w:val="111111"/>
+                <w:sz w:val="17"/>
+                <w:szCs w:val="17"/>
               </w:rPr>
               <w:t xml:space="preserve"/>
             </w:r>
@@ -5844,7 +5713,7 @@
         <w:tabs>
           <w:tab w:val="right" w:pos="9864"/>
         </w:tabs>
-        <w:spacing w:after="90" w:before="220" w:line="280"/>
+        <w:spacing w:after="27" w:before="66" w:line="208"/>
         <w:ind w:left="340" w:hanging="340"/>
       </w:pPr>
       <w:r>
@@ -5855,16 +5724,16 @@
           <w:i w:val="false"/>
           <w:iCs w:val="false"/>
           <w:color w:val="111111"/>
-          <w:sz w:val="21"/>
-          <w:szCs w:val="21"/>
+          <w:sz w:val="17"/>
+          <w:szCs w:val="17"/>
         </w:rPr>
         <w:t xml:space="preserve">7.</w:t>
       </w:r>
       <w:r>
         <w:rPr>
           <w:rFonts w:ascii="Times New Roman" w:cs="Times New Roman" w:eastAsia="Times New Roman" w:hAnsi="Times New Roman"/>
-          <w:sz w:val="21"/>
-          <w:szCs w:val="21"/>
+          <w:sz w:val="17"/>
+          <w:szCs w:val="17"/>
         </w:rPr>
         <w:tab/>
       </w:r>
@@ -5876,16 +5745,16 @@
           <w:i w:val="false"/>
           <w:iCs w:val="false"/>
           <w:color w:val="111111"/>
-          <w:sz w:val="21"/>
-          <w:szCs w:val="21"/>
+          <w:sz w:val="17"/>
+          <w:szCs w:val="17"/>
         </w:rPr>
         <w:t xml:space="preserve">Aşağıdaki soruları okuma metnine göre Arapça cevaplayınız.</w:t>
       </w:r>
       <w:r>
         <w:rPr>
           <w:rFonts w:ascii="Times New Roman" w:cs="Times New Roman" w:eastAsia="Times New Roman" w:hAnsi="Times New Roman"/>
-          <w:sz w:val="21"/>
-          <w:szCs w:val="21"/>
+          <w:sz w:val="17"/>
+          <w:szCs w:val="17"/>
         </w:rPr>
         <w:tab/>
       </w:r>
@@ -5897,8 +5766,8 @@
           <w:i w:val="false"/>
           <w:iCs w:val="false"/>
           <w:color w:val="55636F"/>
-          <w:sz w:val="18"/>
-          <w:szCs w:val="18"/>
+          <w:sz w:val="15"/>
+          <w:szCs w:val="15"/>
         </w:rPr>
         <w:t xml:space="preserve">(15 puan)</w:t>
       </w:r>
@@ -5906,7 +5775,7 @@
     <w:p>
       <w:pPr>
         <w:keepNext w:val="false"/>
-        <w:spacing w:after="90" w:before="0" w:line="280"/>
+        <w:spacing w:after="27" w:before="0" w:line="208"/>
         <w:ind w:left="340"/>
       </w:pPr>
       <w:r>
@@ -5917,8 +5786,8 @@
           <w:i/>
           <w:iCs/>
           <w:color w:val="5B6772"/>
-          <w:sz w:val="18"/>
-          <w:szCs w:val="18"/>
+          <w:sz w:val="15"/>
+          <w:szCs w:val="15"/>
         </w:rPr>
         <w:t xml:space="preserve">Her doğru cevap 3 puandır.</w:t>
       </w:r>
@@ -5958,7 +5827,7 @@
           </w:tcPr>
           <w:p>
             <w:pPr>
-              <w:spacing w:after="0" w:line="270"/>
+              <w:spacing w:after="0" w:line="208"/>
               <w:jc w:val="center"/>
             </w:pPr>
             <w:r>
@@ -5969,8 +5838,8 @@
                 <w:i w:val="false"/>
                 <w:iCs w:val="false"/>
                 <w:color w:val="111111"/>
-                <w:sz w:val="18"/>
-                <w:szCs w:val="18"/>
+                <w:sz w:val="15"/>
+                <w:szCs w:val="15"/>
               </w:rPr>
               <w:t xml:space="preserve">No</w:t>
             </w:r>
@@ -5990,7 +5859,7 @@
           </w:tcPr>
           <w:p>
             <w:pPr>
-              <w:spacing w:after="0" w:line="270"/>
+              <w:spacing w:after="0" w:line="208"/>
               <w:jc w:val="center"/>
             </w:pPr>
             <w:r>
@@ -6001,8 +5870,8 @@
                 <w:i w:val="false"/>
                 <w:iCs w:val="false"/>
                 <w:color w:val="111111"/>
-                <w:sz w:val="18"/>
-                <w:szCs w:val="18"/>
+                <w:sz w:val="15"/>
+                <w:szCs w:val="15"/>
               </w:rPr>
               <w:t xml:space="preserve">Soru</w:t>
             </w:r>
@@ -6022,7 +5891,7 @@
           </w:tcPr>
           <w:p>
             <w:pPr>
-              <w:spacing w:after="0" w:line="270"/>
+              <w:spacing w:after="0" w:line="208"/>
               <w:jc w:val="center"/>
             </w:pPr>
             <w:r>
@@ -6033,8 +5902,8 @@
                 <w:i w:val="false"/>
                 <w:iCs w:val="false"/>
                 <w:color w:val="111111"/>
-                <w:sz w:val="18"/>
-                <w:szCs w:val="18"/>
+                <w:sz w:val="15"/>
+                <w:szCs w:val="15"/>
               </w:rPr>
               <w:t xml:space="preserve">Arapça cevabın</w:t>
             </w:r>
@@ -6043,7 +5912,7 @@
       </w:tr>
       <w:tr>
         <w:trPr>
-          <w:trHeight w:val="520" w:hRule="atLeast"/>
+          <w:trHeight w:val="322" w:hRule="atLeast"/>
         </w:trPr>
         <w:tc>
           <w:tcPr>
@@ -6058,19 +5927,19 @@
           </w:tcPr>
           <w:p>
             <w:pPr>
-              <w:spacing w:after="0" w:line="270"/>
-              <w:jc w:val="center"/>
-            </w:pPr>
-            <w:r>
-              <w:rPr>
-                <w:rFonts w:ascii="Times New Roman" w:cs="Times New Roman" w:eastAsia="Times New Roman" w:hAnsi="Times New Roman"/>
-                <w:b w:val="false"/>
-                <w:bCs w:val="false"/>
-                <w:i w:val="false"/>
-                <w:iCs w:val="false"/>
-                <w:color w:val="111111"/>
-                <w:sz w:val="19"/>
-                <w:szCs w:val="19"/>
+              <w:spacing w:after="0" w:line="208"/>
+              <w:jc w:val="center"/>
+            </w:pPr>
+            <w:r>
+              <w:rPr>
+                <w:rFonts w:ascii="Times New Roman" w:cs="Times New Roman" w:eastAsia="Times New Roman" w:hAnsi="Times New Roman"/>
+                <w:b w:val="false"/>
+                <w:bCs w:val="false"/>
+                <w:i w:val="false"/>
+                <w:iCs w:val="false"/>
+                <w:color w:val="111111"/>
+                <w:sz w:val="16"/>
+                <w:szCs w:val="16"/>
               </w:rPr>
               <w:t xml:space="preserve">1</w:t>
             </w:r>
@@ -6089,18 +5958,18 @@
           </w:tcPr>
           <w:p>
             <w:pPr>
-              <w:spacing w:after="0" w:line="270"/>
-            </w:pPr>
-            <w:r>
-              <w:rPr>
-                <w:rFonts w:ascii="Times New Roman" w:cs="Times New Roman" w:eastAsia="Times New Roman" w:hAnsi="Times New Roman"/>
-                <w:b w:val="false"/>
-                <w:bCs w:val="false"/>
-                <w:i w:val="false"/>
-                <w:iCs w:val="false"/>
-                <w:color w:val="111111"/>
-                <w:sz w:val="20"/>
-                <w:szCs w:val="20"/>
+              <w:spacing w:after="0" w:line="208"/>
+            </w:pPr>
+            <w:r>
+              <w:rPr>
+                <w:rFonts w:ascii="Times New Roman" w:cs="Times New Roman" w:eastAsia="Times New Roman" w:hAnsi="Times New Roman"/>
+                <w:b w:val="false"/>
+                <w:bCs w:val="false"/>
+                <w:i w:val="false"/>
+                <w:iCs w:val="false"/>
+                <w:color w:val="111111"/>
+                <w:sz w:val="17"/>
+                <w:szCs w:val="17"/>
               </w:rPr>
               <w:t xml:space="preserve">Ömer kaçıncı sınıftadır?</w:t>
             </w:r>
@@ -6120,7 +5989,7 @@
           <w:p>
             <w:pPr>
               <w:bidi/>
-              <w:spacing w:after="0" w:line="320"/>
+              <w:spacing w:after="0" w:line="208"/>
             </w:pPr>
             <w:r>
               <w:rPr>
@@ -6128,8 +5997,8 @@
                 <w:b w:val="false"/>
                 <w:bCs w:val="false"/>
                 <w:color w:val="111111"/>
-                <w:sz w:val="28"/>
-                <w:szCs w:val="28"/>
+                <w:sz w:val="25"/>
+                <w:szCs w:val="25"/>
                 <w:rtl/>
               </w:rPr>
               <w:t xml:space="preserve"/>
@@ -6139,7 +6008,7 @@
       </w:tr>
       <w:tr>
         <w:trPr>
-          <w:trHeight w:val="520" w:hRule="atLeast"/>
+          <w:trHeight w:val="322" w:hRule="atLeast"/>
         </w:trPr>
         <w:tc>
           <w:tcPr>
@@ -6154,19 +6023,19 @@
           </w:tcPr>
           <w:p>
             <w:pPr>
-              <w:spacing w:after="0" w:line="270"/>
-              <w:jc w:val="center"/>
-            </w:pPr>
-            <w:r>
-              <w:rPr>
-                <w:rFonts w:ascii="Times New Roman" w:cs="Times New Roman" w:eastAsia="Times New Roman" w:hAnsi="Times New Roman"/>
-                <w:b w:val="false"/>
-                <w:bCs w:val="false"/>
-                <w:i w:val="false"/>
-                <w:iCs w:val="false"/>
-                <w:color w:val="111111"/>
-                <w:sz w:val="19"/>
-                <w:szCs w:val="19"/>
+              <w:spacing w:after="0" w:line="208"/>
+              <w:jc w:val="center"/>
+            </w:pPr>
+            <w:r>
+              <w:rPr>
+                <w:rFonts w:ascii="Times New Roman" w:cs="Times New Roman" w:eastAsia="Times New Roman" w:hAnsi="Times New Roman"/>
+                <w:b w:val="false"/>
+                <w:bCs w:val="false"/>
+                <w:i w:val="false"/>
+                <w:iCs w:val="false"/>
+                <w:color w:val="111111"/>
+                <w:sz w:val="16"/>
+                <w:szCs w:val="16"/>
               </w:rPr>
               <w:t xml:space="preserve">2</w:t>
             </w:r>
@@ -6185,18 +6054,18 @@
           </w:tcPr>
           <w:p>
             <w:pPr>
-              <w:spacing w:after="0" w:line="270"/>
-            </w:pPr>
-            <w:r>
-              <w:rPr>
-                <w:rFonts w:ascii="Times New Roman" w:cs="Times New Roman" w:eastAsia="Times New Roman" w:hAnsi="Times New Roman"/>
-                <w:b w:val="false"/>
-                <w:bCs w:val="false"/>
-                <w:i w:val="false"/>
-                <w:iCs w:val="false"/>
-                <w:color w:val="111111"/>
-                <w:sz w:val="20"/>
-                <w:szCs w:val="20"/>
+              <w:spacing w:after="0" w:line="208"/>
+            </w:pPr>
+            <w:r>
+              <w:rPr>
+                <w:rFonts w:ascii="Times New Roman" w:cs="Times New Roman" w:eastAsia="Times New Roman" w:hAnsi="Times New Roman"/>
+                <w:b w:val="false"/>
+                <w:bCs w:val="false"/>
+                <w:i w:val="false"/>
+                <w:iCs w:val="false"/>
+                <w:color w:val="111111"/>
+                <w:sz w:val="17"/>
+                <w:szCs w:val="17"/>
               </w:rPr>
               <w:t xml:space="preserve">Sınıfta neler vardır?</w:t>
             </w:r>
@@ -6216,7 +6085,7 @@
           <w:p>
             <w:pPr>
               <w:bidi/>
-              <w:spacing w:after="0" w:line="320"/>
+              <w:spacing w:after="0" w:line="208"/>
             </w:pPr>
             <w:r>
               <w:rPr>
@@ -6224,8 +6093,8 @@
                 <w:b w:val="false"/>
                 <w:bCs w:val="false"/>
                 <w:color w:val="111111"/>
-                <w:sz w:val="28"/>
-                <w:szCs w:val="28"/>
+                <w:sz w:val="25"/>
+                <w:szCs w:val="25"/>
                 <w:rtl/>
               </w:rPr>
               <w:t xml:space="preserve"/>
@@ -6235,7 +6104,7 @@
       </w:tr>
       <w:tr>
         <w:trPr>
-          <w:trHeight w:val="520" w:hRule="atLeast"/>
+          <w:trHeight w:val="322" w:hRule="atLeast"/>
         </w:trPr>
         <w:tc>
           <w:tcPr>
@@ -6250,19 +6119,19 @@
           </w:tcPr>
           <w:p>
             <w:pPr>
-              <w:spacing w:after="0" w:line="270"/>
-              <w:jc w:val="center"/>
-            </w:pPr>
-            <w:r>
-              <w:rPr>
-                <w:rFonts w:ascii="Times New Roman" w:cs="Times New Roman" w:eastAsia="Times New Roman" w:hAnsi="Times New Roman"/>
-                <w:b w:val="false"/>
-                <w:bCs w:val="false"/>
-                <w:i w:val="false"/>
-                <w:iCs w:val="false"/>
-                <w:color w:val="111111"/>
-                <w:sz w:val="19"/>
-                <w:szCs w:val="19"/>
+              <w:spacing w:after="0" w:line="208"/>
+              <w:jc w:val="center"/>
+            </w:pPr>
+            <w:r>
+              <w:rPr>
+                <w:rFonts w:ascii="Times New Roman" w:cs="Times New Roman" w:eastAsia="Times New Roman" w:hAnsi="Times New Roman"/>
+                <w:b w:val="false"/>
+                <w:bCs w:val="false"/>
+                <w:i w:val="false"/>
+                <w:iCs w:val="false"/>
+                <w:color w:val="111111"/>
+                <w:sz w:val="16"/>
+                <w:szCs w:val="16"/>
               </w:rPr>
               <w:t xml:space="preserve">3</w:t>
             </w:r>
@@ -6281,18 +6150,18 @@
           </w:tcPr>
           <w:p>
             <w:pPr>
-              <w:spacing w:after="0" w:line="270"/>
-            </w:pPr>
-            <w:r>
-              <w:rPr>
-                <w:rFonts w:ascii="Times New Roman" w:cs="Times New Roman" w:eastAsia="Times New Roman" w:hAnsi="Times New Roman"/>
-                <w:b w:val="false"/>
-                <w:bCs w:val="false"/>
-                <w:i w:val="false"/>
-                <w:iCs w:val="false"/>
-                <w:color w:val="111111"/>
-                <w:sz w:val="20"/>
-                <w:szCs w:val="20"/>
+              <w:spacing w:after="0" w:line="208"/>
+            </w:pPr>
+            <w:r>
+              <w:rPr>
+                <w:rFonts w:ascii="Times New Roman" w:cs="Times New Roman" w:eastAsia="Times New Roman" w:hAnsi="Times New Roman"/>
+                <w:b w:val="false"/>
+                <w:bCs w:val="false"/>
+                <w:i w:val="false"/>
+                <w:iCs w:val="false"/>
+                <w:color w:val="111111"/>
+                <w:sz w:val="17"/>
+                <w:szCs w:val="17"/>
               </w:rPr>
               <w:t xml:space="preserve">Sıranın üstünde ne vardır?</w:t>
             </w:r>
@@ -6312,7 +6181,7 @@
           <w:p>
             <w:pPr>
               <w:bidi/>
-              <w:spacing w:after="0" w:line="320"/>
+              <w:spacing w:after="0" w:line="208"/>
             </w:pPr>
             <w:r>
               <w:rPr>
@@ -6320,8 +6189,8 @@
                 <w:b w:val="false"/>
                 <w:bCs w:val="false"/>
                 <w:color w:val="111111"/>
-                <w:sz w:val="28"/>
-                <w:szCs w:val="28"/>
+                <w:sz w:val="25"/>
+                <w:szCs w:val="25"/>
                 <w:rtl/>
               </w:rPr>
               <w:t xml:space="preserve"/>
@@ -6331,7 +6200,7 @@
       </w:tr>
       <w:tr>
         <w:trPr>
-          <w:trHeight w:val="520" w:hRule="atLeast"/>
+          <w:trHeight w:val="322" w:hRule="atLeast"/>
         </w:trPr>
         <w:tc>
           <w:tcPr>
@@ -6346,19 +6215,19 @@
           </w:tcPr>
           <w:p>
             <w:pPr>
-              <w:spacing w:after="0" w:line="270"/>
-              <w:jc w:val="center"/>
-            </w:pPr>
-            <w:r>
-              <w:rPr>
-                <w:rFonts w:ascii="Times New Roman" w:cs="Times New Roman" w:eastAsia="Times New Roman" w:hAnsi="Times New Roman"/>
-                <w:b w:val="false"/>
-                <w:bCs w:val="false"/>
-                <w:i w:val="false"/>
-                <w:iCs w:val="false"/>
-                <w:color w:val="111111"/>
-                <w:sz w:val="19"/>
-                <w:szCs w:val="19"/>
+              <w:spacing w:after="0" w:line="208"/>
+              <w:jc w:val="center"/>
+            </w:pPr>
+            <w:r>
+              <w:rPr>
+                <w:rFonts w:ascii="Times New Roman" w:cs="Times New Roman" w:eastAsia="Times New Roman" w:hAnsi="Times New Roman"/>
+                <w:b w:val="false"/>
+                <w:bCs w:val="false"/>
+                <w:i w:val="false"/>
+                <w:iCs w:val="false"/>
+                <w:color w:val="111111"/>
+                <w:sz w:val="16"/>
+                <w:szCs w:val="16"/>
               </w:rPr>
               <w:t xml:space="preserve">4</w:t>
             </w:r>
@@ -6377,18 +6246,18 @@
           </w:tcPr>
           <w:p>
             <w:pPr>
-              <w:spacing w:after="0" w:line="270"/>
-            </w:pPr>
-            <w:r>
-              <w:rPr>
-                <w:rFonts w:ascii="Times New Roman" w:cs="Times New Roman" w:eastAsia="Times New Roman" w:hAnsi="Times New Roman"/>
-                <w:b w:val="false"/>
-                <w:bCs w:val="false"/>
-                <w:i w:val="false"/>
-                <w:iCs w:val="false"/>
-                <w:color w:val="111111"/>
-                <w:sz w:val="20"/>
-                <w:szCs w:val="20"/>
+              <w:spacing w:after="0" w:line="208"/>
+            </w:pPr>
+            <w:r>
+              <w:rPr>
+                <w:rFonts w:ascii="Times New Roman" w:cs="Times New Roman" w:eastAsia="Times New Roman" w:hAnsi="Times New Roman"/>
+                <w:b w:val="false"/>
+                <w:bCs w:val="false"/>
+                <w:i w:val="false"/>
+                <w:iCs w:val="false"/>
+                <w:color w:val="111111"/>
+                <w:sz w:val="17"/>
+                <w:szCs w:val="17"/>
               </w:rPr>
               <w:t xml:space="preserve">Çanta nerededir?</w:t>
             </w:r>
@@ -6408,7 +6277,7 @@
           <w:p>
             <w:pPr>
               <w:bidi/>
-              <w:spacing w:after="0" w:line="320"/>
+              <w:spacing w:after="0" w:line="208"/>
             </w:pPr>
             <w:r>
               <w:rPr>
@@ -6416,8 +6285,8 @@
                 <w:b w:val="false"/>
                 <w:bCs w:val="false"/>
                 <w:color w:val="111111"/>
-                <w:sz w:val="28"/>
-                <w:szCs w:val="28"/>
+                <w:sz w:val="25"/>
+                <w:szCs w:val="25"/>
                 <w:rtl/>
               </w:rPr>
               <w:t xml:space="preserve"/>
@@ -6427,7 +6296,7 @@
       </w:tr>
       <w:tr>
         <w:trPr>
-          <w:trHeight w:val="520" w:hRule="atLeast"/>
+          <w:trHeight w:val="322" w:hRule="atLeast"/>
         </w:trPr>
         <w:tc>
           <w:tcPr>
@@ -6442,19 +6311,19 @@
           </w:tcPr>
           <w:p>
             <w:pPr>
-              <w:spacing w:after="0" w:line="270"/>
-              <w:jc w:val="center"/>
-            </w:pPr>
-            <w:r>
-              <w:rPr>
-                <w:rFonts w:ascii="Times New Roman" w:cs="Times New Roman" w:eastAsia="Times New Roman" w:hAnsi="Times New Roman"/>
-                <w:b w:val="false"/>
-                <w:bCs w:val="false"/>
-                <w:i w:val="false"/>
-                <w:iCs w:val="false"/>
-                <w:color w:val="111111"/>
-                <w:sz w:val="19"/>
-                <w:szCs w:val="19"/>
+              <w:spacing w:after="0" w:line="208"/>
+              <w:jc w:val="center"/>
+            </w:pPr>
+            <w:r>
+              <w:rPr>
+                <w:rFonts w:ascii="Times New Roman" w:cs="Times New Roman" w:eastAsia="Times New Roman" w:hAnsi="Times New Roman"/>
+                <w:b w:val="false"/>
+                <w:bCs w:val="false"/>
+                <w:i w:val="false"/>
+                <w:iCs w:val="false"/>
+                <w:color w:val="111111"/>
+                <w:sz w:val="16"/>
+                <w:szCs w:val="16"/>
               </w:rPr>
               <w:t xml:space="preserve">5</w:t>
             </w:r>
@@ -6473,18 +6342,18 @@
           </w:tcPr>
           <w:p>
             <w:pPr>
-              <w:spacing w:after="0" w:line="270"/>
-            </w:pPr>
-            <w:r>
-              <w:rPr>
-                <w:rFonts w:ascii="Times New Roman" w:cs="Times New Roman" w:eastAsia="Times New Roman" w:hAnsi="Times New Roman"/>
-                <w:b w:val="false"/>
-                <w:bCs w:val="false"/>
-                <w:i w:val="false"/>
-                <w:iCs w:val="false"/>
-                <w:color w:val="111111"/>
-                <w:sz w:val="20"/>
-                <w:szCs w:val="20"/>
+              <w:spacing w:after="0" w:line="208"/>
+            </w:pPr>
+            <w:r>
+              <w:rPr>
+                <w:rFonts w:ascii="Times New Roman" w:cs="Times New Roman" w:eastAsia="Times New Roman" w:hAnsi="Times New Roman"/>
+                <w:b w:val="false"/>
+                <w:bCs w:val="false"/>
+                <w:i w:val="false"/>
+                <w:iCs w:val="false"/>
+                <w:color w:val="111111"/>
+                <w:sz w:val="17"/>
+                <w:szCs w:val="17"/>
               </w:rPr>
               <w:t xml:space="preserve">Öğretmenin adı nedir?</w:t>
             </w:r>
@@ -6504,7 +6373,7 @@
           <w:p>
             <w:pPr>
               <w:bidi/>
-              <w:spacing w:after="0" w:line="320"/>
+              <w:spacing w:after="0" w:line="208"/>
             </w:pPr>
             <w:r>
               <w:rPr>
@@ -6512,8 +6381,8 @@
                 <w:b w:val="false"/>
                 <w:bCs w:val="false"/>
                 <w:color w:val="111111"/>
-                <w:sz w:val="28"/>
-                <w:szCs w:val="28"/>
+                <w:sz w:val="25"/>
+                <w:szCs w:val="25"/>
                 <w:rtl/>
               </w:rPr>
               <w:t xml:space="preserve"/>
@@ -6527,7 +6396,7 @@
         <w:tabs>
           <w:tab w:val="right" w:pos="9864"/>
         </w:tabs>
-        <w:spacing w:after="90" w:before="220" w:line="280"/>
+        <w:spacing w:after="27" w:before="66" w:line="208"/>
         <w:ind w:left="340" w:hanging="340"/>
       </w:pPr>
       <w:r>
@@ -6538,16 +6407,16 @@
           <w:i w:val="false"/>
           <w:iCs w:val="false"/>
           <w:color w:val="111111"/>
-          <w:sz w:val="21"/>
-          <w:szCs w:val="21"/>
+          <w:sz w:val="17"/>
+          <w:szCs w:val="17"/>
         </w:rPr>
         <w:t xml:space="preserve">8.</w:t>
       </w:r>
       <w:r>
         <w:rPr>
           <w:rFonts w:ascii="Times New Roman" w:cs="Times New Roman" w:eastAsia="Times New Roman" w:hAnsi="Times New Roman"/>
-          <w:sz w:val="21"/>
-          <w:szCs w:val="21"/>
+          <w:sz w:val="17"/>
+          <w:szCs w:val="17"/>
         </w:rPr>
         <w:tab/>
       </w:r>
@@ -6559,16 +6428,16 @@
           <w:i w:val="false"/>
           <w:iCs w:val="false"/>
           <w:color w:val="111111"/>
-          <w:sz w:val="21"/>
-          <w:szCs w:val="21"/>
+          <w:sz w:val="17"/>
+          <w:szCs w:val="17"/>
         </w:rPr>
         <w:t xml:space="preserve">Bir arkadaşına kendi sınıfını tanıtan kısa bir metin yazınız.</w:t>
       </w:r>
       <w:r>
         <w:rPr>
           <w:rFonts w:ascii="Times New Roman" w:cs="Times New Roman" w:eastAsia="Times New Roman" w:hAnsi="Times New Roman"/>
-          <w:sz w:val="21"/>
-          <w:szCs w:val="21"/>
+          <w:sz w:val="17"/>
+          <w:szCs w:val="17"/>
         </w:rPr>
         <w:tab/>
       </w:r>
@@ -6580,8 +6449,8 @@
           <w:i w:val="false"/>
           <w:iCs w:val="false"/>
           <w:color w:val="55636F"/>
-          <w:sz w:val="18"/>
-          <w:szCs w:val="18"/>
+          <w:sz w:val="15"/>
+          <w:szCs w:val="15"/>
         </w:rPr>
         <w:t xml:space="preserve">(15 puan)</w:t>
       </w:r>
@@ -6589,7 +6458,7 @@
     <w:p>
       <w:pPr>
         <w:keepNext w:val="false"/>
-        <w:spacing w:after="90" w:before="0" w:line="280"/>
+        <w:spacing w:after="27" w:before="0" w:line="208"/>
         <w:ind w:left="340"/>
       </w:pPr>
       <w:r>
@@ -6600,8 +6469,8 @@
           <w:i/>
           <w:iCs/>
           <w:color w:val="5B6772"/>
-          <w:sz w:val="18"/>
-          <w:szCs w:val="18"/>
+          <w:sz w:val="15"/>
+          <w:szCs w:val="15"/>
         </w:rPr>
         <w:t xml:space="preserve">En az altı satır yazınız. Havuzdaki kelimelerden yararlanabilirsiniz.</w:t>
       </w:r>
@@ -6636,7 +6505,7 @@
           </w:tcPr>
           <w:p>
             <w:pPr>
-              <w:spacing w:after="50"/>
+              <w:spacing w:after="15"/>
             </w:pPr>
             <w:r>
               <w:rPr>
@@ -6646,8 +6515,8 @@
                 <w:i w:val="false"/>
                 <w:iCs w:val="false"/>
                 <w:color w:val="39454F"/>
-                <w:sz w:val="17"/>
-                <w:szCs w:val="17"/>
+                <w:sz w:val="14"/>
+                <w:szCs w:val="14"/>
               </w:rPr>
               <w:t xml:space="preserve">KELİME HAVUZU</w:t>
             </w:r>
@@ -6655,7 +6524,7 @@
           <w:p>
             <w:pPr>
               <w:bidi/>
-              <w:spacing w:after="0" w:line="360"/>
+              <w:spacing w:after="0" w:line="208"/>
               <w:jc w:val="center"/>
             </w:pPr>
             <w:r>
@@ -6664,8 +6533,8 @@
                 <w:b w:val="false"/>
                 <w:bCs w:val="false"/>
                 <w:color w:val="111111"/>
-                <w:sz w:val="30"/>
-                <w:szCs w:val="30"/>
+                <w:sz w:val="26"/>
+                <w:szCs w:val="26"/>
                 <w:rtl/>
               </w:rPr>
               <w:t xml:space="preserve">صَفِّي   —   كَبِيرٌ   —   نَظِيفٌ   —   سَبُّورَةٌ   —   مِنْضَدَةٌ   —   فِي   —   عَلَى   —   تَحْتَ</w:t>
@@ -6676,7 +6545,7 @@
     </w:tbl>
     <w:p>
       <w:pPr>
-        <w:spacing w:after="80"/>
+        <w:spacing w:after="24"/>
       </w:pPr>
       <w:r>
         <w:rPr>
@@ -6686,30 +6555,8 @@
           <w:i w:val="false"/>
           <w:iCs w:val="false"/>
           <w:color w:val="111111"/>
-          <w:sz w:val="21"/>
-          <w:szCs w:val="21"/>
-        </w:rPr>
-        <w:t xml:space="preserve"/>
-      </w:r>
-    </w:p>
-    <w:p>
-      <w:pPr>
-        <w:pBdr>
-          <w:bottom w:val="dotted" w:color="97A4B1" w:sz="6"/>
-        </w:pBdr>
-        <w:bidi/>
-        <w:spacing w:after="210" w:line="300"/>
-      </w:pPr>
-      <w:r>
-        <w:rPr>
-          <w:rFonts w:ascii="Times New Roman" w:cs="Times New Roman" w:eastAsia="Times New Roman" w:hAnsi="Times New Roman"/>
-          <w:b w:val="false"/>
-          <w:bCs w:val="false"/>
-          <w:i w:val="false"/>
-          <w:iCs w:val="false"/>
-          <w:color w:val="111111"/>
-          <w:sz w:val="21"/>
-          <w:szCs w:val="21"/>
+          <w:sz w:val="17"/>
+          <w:szCs w:val="17"/>
         </w:rPr>
         <w:t xml:space="preserve"/>
       </w:r>
@@ -6720,7 +6567,7 @@
           <w:bottom w:val="dotted" w:color="96A3B0" w:sz="6"/>
         </w:pBdr>
         <w:bidi/>
-        <w:spacing w:after="210" w:line="300"/>
+        <w:spacing w:after="63" w:line="208"/>
       </w:pPr>
       <w:r>
         <w:rPr>
@@ -6730,30 +6577,8 @@
           <w:i w:val="false"/>
           <w:iCs w:val="false"/>
           <w:color w:val="111111"/>
-          <w:sz w:val="21"/>
-          <w:szCs w:val="21"/>
-        </w:rPr>
-        <w:t xml:space="preserve"/>
-      </w:r>
-    </w:p>
-    <w:p>
-      <w:pPr>
-        <w:pBdr>
-          <w:bottom w:val="dotted" w:color="97A4B1" w:sz="6"/>
-        </w:pBdr>
-        <w:bidi/>
-        <w:spacing w:after="210" w:line="300"/>
-      </w:pPr>
-      <w:r>
-        <w:rPr>
-          <w:rFonts w:ascii="Times New Roman" w:cs="Times New Roman" w:eastAsia="Times New Roman" w:hAnsi="Times New Roman"/>
-          <w:b w:val="false"/>
-          <w:bCs w:val="false"/>
-          <w:i w:val="false"/>
-          <w:iCs w:val="false"/>
-          <w:color w:val="111111"/>
-          <w:sz w:val="21"/>
-          <w:szCs w:val="21"/>
+          <w:sz w:val="17"/>
+          <w:szCs w:val="17"/>
         </w:rPr>
         <w:t xml:space="preserve"/>
       </w:r>
@@ -6764,7 +6589,7 @@
           <w:bottom w:val="dotted" w:color="96A3B0" w:sz="6"/>
         </w:pBdr>
         <w:bidi/>
-        <w:spacing w:after="210" w:line="300"/>
+        <w:spacing w:after="63" w:line="208"/>
       </w:pPr>
       <w:r>
         <w:rPr>
@@ -6774,19 +6599,15 @@
           <w:i w:val="false"/>
           <w:iCs w:val="false"/>
           <w:color w:val="111111"/>
-          <w:sz w:val="21"/>
-          <w:szCs w:val="21"/>
+          <w:sz w:val="17"/>
+          <w:szCs w:val="17"/>
         </w:rPr>
         <w:t xml:space="preserve"/>
       </w:r>
     </w:p>
     <w:p>
       <w:pPr>
-        <w:pBdr>
-          <w:bottom w:val="dotted" w:color="97A4B1" w:sz="6"/>
-        </w:pBdr>
-        <w:bidi/>
-        <w:spacing w:after="210" w:line="300"/>
+        <w:spacing w:after="54"/>
       </w:pPr>
       <w:r>
         <w:rPr>
@@ -6796,70 +6617,8 @@
           <w:i w:val="false"/>
           <w:iCs w:val="false"/>
           <w:color w:val="111111"/>
-          <w:sz w:val="21"/>
-          <w:szCs w:val="21"/>
-        </w:rPr>
-        <w:t xml:space="preserve"/>
-      </w:r>
-    </w:p>
-    <w:p>
-      <w:pPr>
-        <w:pBdr>
-          <w:bottom w:val="dotted" w:color="96A3B0" w:sz="6"/>
-        </w:pBdr>
-        <w:bidi/>
-        <w:spacing w:after="210" w:line="300"/>
-      </w:pPr>
-      <w:r>
-        <w:rPr>
-          <w:rFonts w:ascii="Times New Roman" w:cs="Times New Roman" w:eastAsia="Times New Roman" w:hAnsi="Times New Roman"/>
-          <w:b w:val="false"/>
-          <w:bCs w:val="false"/>
-          <w:i w:val="false"/>
-          <w:iCs w:val="false"/>
-          <w:color w:val="111111"/>
-          <w:sz w:val="21"/>
-          <w:szCs w:val="21"/>
-        </w:rPr>
-        <w:t xml:space="preserve"/>
-      </w:r>
-    </w:p>
-    <w:p>
-      <w:pPr>
-        <w:pBdr>
-          <w:bottom w:val="dotted" w:color="97A4B1" w:sz="6"/>
-        </w:pBdr>
-        <w:bidi/>
-        <w:spacing w:after="210" w:line="300"/>
-      </w:pPr>
-      <w:r>
-        <w:rPr>
-          <w:rFonts w:ascii="Times New Roman" w:cs="Times New Roman" w:eastAsia="Times New Roman" w:hAnsi="Times New Roman"/>
-          <w:b w:val="false"/>
-          <w:bCs w:val="false"/>
-          <w:i w:val="false"/>
-          <w:iCs w:val="false"/>
-          <w:color w:val="111111"/>
-          <w:sz w:val="21"/>
-          <w:szCs w:val="21"/>
-        </w:rPr>
-        <w:t xml:space="preserve"/>
-      </w:r>
-    </w:p>
-    <w:p>
-      <w:pPr>
-        <w:spacing w:after="180"/>
-      </w:pPr>
-      <w:r>
-        <w:rPr>
-          <w:rFonts w:ascii="Times New Roman" w:cs="Times New Roman" w:eastAsia="Times New Roman" w:hAnsi="Times New Roman"/>
-          <w:b w:val="false"/>
-          <w:bCs w:val="false"/>
-          <w:i w:val="false"/>
-          <w:iCs w:val="false"/>
-          <w:color w:val="111111"/>
-          <w:sz w:val="21"/>
-          <w:szCs w:val="21"/>
+          <w:sz w:val="17"/>
+          <w:szCs w:val="17"/>
         </w:rPr>
         <w:t xml:space="preserve"/>
       </w:r>
@@ -6867,7 +6626,7 @@
     <w:p>
       <w:pPr>
         <w:keepNext w:val="false"/>
-        <w:spacing w:after="70" w:before="0" w:line="280"/>
+        <w:spacing w:after="21" w:before="0" w:line="208"/>
         <w:jc w:val="center"/>
       </w:pPr>
       <w:r>
@@ -6878,8 +6637,8 @@
           <w:i/>
           <w:iCs/>
           <w:color w:val="5B6772"/>
-          <w:sz w:val="19"/>
-          <w:szCs w:val="19"/>
+          <w:sz w:val="16"/>
+          <w:szCs w:val="16"/>
         </w:rPr>
         <w:t xml:space="preserve">Başarılar dilerim.</w:t>
       </w:r>
@@ -6887,7 +6646,7 @@
     <w:p>
       <w:pPr>
         <w:keepNext w:val="false"/>
-        <w:spacing w:after="70" w:before="0" w:line="280"/>
+        <w:spacing w:after="21" w:before="0" w:line="208"/>
         <w:jc w:val="center"/>
       </w:pPr>
       <w:r>
@@ -6898,8 +6657,8 @@
           <w:i w:val="false"/>
           <w:iCs w:val="false"/>
           <w:color w:val="5B6772"/>
-          <w:sz w:val="18"/>
-          <w:szCs w:val="18"/>
+          <w:sz w:val="15"/>
+          <w:szCs w:val="15"/>
         </w:rPr>
         <w:t xml:space="preserve">Arapça Öğretmeni</w:t>
       </w:r>
@@ -6914,7 +6673,7 @@
         <w:pBdr>
           <w:bottom w:val="single" w:color="3F4C58" w:sz="8"/>
         </w:pBdr>
-        <w:spacing w:after="40"/>
+        <w:spacing w:after="12"/>
         <w:jc w:val="center"/>
       </w:pPr>
       <w:r>
@@ -6925,8 +6684,8 @@
           <w:i w:val="false"/>
           <w:iCs w:val="false"/>
           <w:color w:val="15222E"/>
-          <w:sz w:val="24"/>
-          <w:szCs w:val="24"/>
+          <w:sz w:val="20"/>
+          <w:szCs w:val="20"/>
         </w:rPr>
         <w:t xml:space="preserve">CEVAP ANAHTARI VE PUANLAMA</w:t>
       </w:r>
@@ -6934,7 +6693,7 @@
     <w:p>
       <w:pPr>
         <w:keepNext w:val="false"/>
-        <w:spacing w:after="160" w:before="0" w:line="280"/>
+        <w:spacing w:after="48" w:before="0" w:line="208"/>
         <w:jc w:val="center"/>
       </w:pPr>
       <w:r>
@@ -6945,8 +6704,8 @@
           <w:i/>
           <w:iCs/>
           <w:color w:val="5B6772"/>
-          <w:sz w:val="18"/>
-          <w:szCs w:val="18"/>
+          <w:sz w:val="15"/>
+          <w:szCs w:val="15"/>
         </w:rPr>
         <w:t xml:space="preserve">5. Sınıf · 1. Dönem 2. Yazılı · Beceri temelli · 1-2. Ünite</w:t>
       </w:r>
@@ -6954,7 +6713,7 @@
     <w:p>
       <w:pPr>
         <w:keepNext w:val="false"/>
-        <w:spacing w:after="180" w:before="0" w:line="280"/>
+        <w:spacing w:after="54" w:before="0" w:line="208"/>
         <w:jc w:val="center"/>
       </w:pPr>
       <w:r>
@@ -6965,8 +6724,8 @@
           <w:i/>
           <w:iCs/>
           <w:color w:val="8A97A3"/>
-          <w:sz w:val="16"/>
-          <w:szCs w:val="16"/>
+          <w:sz w:val="13"/>
+          <w:szCs w:val="13"/>
         </w:rPr>
         <w:t xml:space="preserve">Bu sayfa öğrenciye verilmez.</w:t>
       </w:r>
@@ -7006,7 +6765,7 @@
           </w:tcPr>
           <w:p>
             <w:pPr>
-              <w:spacing w:after="0" w:line="270"/>
+              <w:spacing w:after="0" w:line="208"/>
               <w:jc w:val="center"/>
             </w:pPr>
             <w:r>
@@ -7017,8 +6776,8 @@
                 <w:i w:val="false"/>
                 <w:iCs w:val="false"/>
                 <w:color w:val="111111"/>
-                <w:sz w:val="18"/>
-                <w:szCs w:val="18"/>
+                <w:sz w:val="15"/>
+                <w:szCs w:val="15"/>
               </w:rPr>
               <w:t xml:space="preserve">Soru</w:t>
             </w:r>
@@ -7038,7 +6797,7 @@
           </w:tcPr>
           <w:p>
             <w:pPr>
-              <w:spacing w:after="0" w:line="270"/>
+              <w:spacing w:after="0" w:line="208"/>
               <w:jc w:val="center"/>
             </w:pPr>
             <w:r>
@@ -7049,8 +6808,8 @@
                 <w:i w:val="false"/>
                 <w:iCs w:val="false"/>
                 <w:color w:val="111111"/>
-                <w:sz w:val="18"/>
-                <w:szCs w:val="18"/>
+                <w:sz w:val="15"/>
+                <w:szCs w:val="15"/>
               </w:rPr>
               <w:t xml:space="preserve">Puan</w:t>
             </w:r>
@@ -7070,7 +6829,7 @@
           </w:tcPr>
           <w:p>
             <w:pPr>
-              <w:spacing w:after="0" w:line="270"/>
+              <w:spacing w:after="0" w:line="208"/>
               <w:jc w:val="center"/>
             </w:pPr>
             <w:r>
@@ -7081,8 +6840,8 @@
                 <w:i w:val="false"/>
                 <w:iCs w:val="false"/>
                 <w:color w:val="111111"/>
-                <w:sz w:val="18"/>
-                <w:szCs w:val="18"/>
+                <w:sz w:val="15"/>
+                <w:szCs w:val="15"/>
               </w:rPr>
               <w:t xml:space="preserve">Cevap</w:t>
             </w:r>
@@ -7103,7 +6862,7 @@
           </w:tcPr>
           <w:p>
             <w:pPr>
-              <w:spacing w:after="0" w:line="270"/>
+              <w:spacing w:after="0" w:line="208"/>
               <w:jc w:val="center"/>
             </w:pPr>
             <w:r>
@@ -7114,8 +6873,8 @@
                 <w:i w:val="false"/>
                 <w:iCs w:val="false"/>
                 <w:color w:val="111111"/>
-                <w:sz w:val="19"/>
-                <w:szCs w:val="19"/>
+                <w:sz w:val="16"/>
+                <w:szCs w:val="16"/>
               </w:rPr>
               <w:t xml:space="preserve">1</w:t>
             </w:r>
@@ -7134,19 +6893,19 @@
           </w:tcPr>
           <w:p>
             <w:pPr>
-              <w:spacing w:after="0" w:line="270"/>
-              <w:jc w:val="center"/>
-            </w:pPr>
-            <w:r>
-              <w:rPr>
-                <w:rFonts w:ascii="Times New Roman" w:cs="Times New Roman" w:eastAsia="Times New Roman" w:hAnsi="Times New Roman"/>
-                <w:b w:val="false"/>
-                <w:bCs w:val="false"/>
-                <w:i w:val="false"/>
-                <w:iCs w:val="false"/>
-                <w:color w:val="111111"/>
-                <w:sz w:val="19"/>
-                <w:szCs w:val="19"/>
+              <w:spacing w:after="0" w:line="208"/>
+              <w:jc w:val="center"/>
+            </w:pPr>
+            <w:r>
+              <w:rPr>
+                <w:rFonts w:ascii="Times New Roman" w:cs="Times New Roman" w:eastAsia="Times New Roman" w:hAnsi="Times New Roman"/>
+                <w:b w:val="false"/>
+                <w:bCs w:val="false"/>
+                <w:i w:val="false"/>
+                <w:iCs w:val="false"/>
+                <w:color w:val="111111"/>
+                <w:sz w:val="16"/>
+                <w:szCs w:val="16"/>
               </w:rPr>
               <w:t xml:space="preserve">15</w:t>
             </w:r>
@@ -7165,36 +6924,36 @@
           </w:tcPr>
           <w:p>
             <w:pPr>
-              <w:spacing w:after="0" w:line="270"/>
-            </w:pPr>
-            <w:r>
-              <w:rPr>
-                <w:rFonts w:ascii="Times New Roman" w:cs="Times New Roman" w:eastAsia="Times New Roman" w:hAnsi="Times New Roman"/>
-                <w:b w:val="false"/>
-                <w:bCs w:val="false"/>
-                <w:i w:val="false"/>
-                <w:iCs w:val="false"/>
-                <w:color w:val="111111"/>
-                <w:sz w:val="19"/>
-                <w:szCs w:val="19"/>
+              <w:spacing w:after="0" w:line="208"/>
+            </w:pPr>
+            <w:r>
+              <w:rPr>
+                <w:rFonts w:ascii="Times New Roman" w:cs="Times New Roman" w:eastAsia="Times New Roman" w:hAnsi="Times New Roman"/>
+                <w:b w:val="false"/>
+                <w:bCs w:val="false"/>
+                <w:i w:val="false"/>
+                <w:iCs w:val="false"/>
+                <w:color w:val="111111"/>
+                <w:sz w:val="16"/>
+                <w:szCs w:val="16"/>
               </w:rPr>
               <w:t xml:space="preserve">a) B   ·   b) B   ·   c) C   (her biri 4 puan)</w:t>
             </w:r>
           </w:p>
           <w:p>
             <w:pPr>
-              <w:spacing w:after="0" w:line="270"/>
-            </w:pPr>
-            <w:r>
-              <w:rPr>
-                <w:rFonts w:ascii="Times New Roman" w:cs="Times New Roman" w:eastAsia="Times New Roman" w:hAnsi="Times New Roman"/>
-                <w:b w:val="false"/>
-                <w:bCs w:val="false"/>
-                <w:i w:val="false"/>
-                <w:iCs w:val="false"/>
-                <w:color w:val="111111"/>
-                <w:sz w:val="19"/>
-                <w:szCs w:val="19"/>
+              <w:spacing w:after="0" w:line="208"/>
+            </w:pPr>
+            <w:r>
+              <w:rPr>
+                <w:rFonts w:ascii="Times New Roman" w:cs="Times New Roman" w:eastAsia="Times New Roman" w:hAnsi="Times New Roman"/>
+                <w:b w:val="false"/>
+                <w:bCs w:val="false"/>
+                <w:i w:val="false"/>
+                <w:iCs w:val="false"/>
+                <w:color w:val="111111"/>
+                <w:sz w:val="16"/>
+                <w:szCs w:val="16"/>
               </w:rPr>
               <w:t xml:space="preserve">d) Örnek: صَفِّي كَبِيرٌ وَنَظِيفٌ. (3 puan)</w:t>
             </w:r>
@@ -7215,7 +6974,7 @@
           </w:tcPr>
           <w:p>
             <w:pPr>
-              <w:spacing w:after="0" w:line="270"/>
+              <w:spacing w:after="0" w:line="208"/>
               <w:jc w:val="center"/>
             </w:pPr>
             <w:r>
@@ -7226,8 +6985,8 @@
                 <w:i w:val="false"/>
                 <w:iCs w:val="false"/>
                 <w:color w:val="111111"/>
-                <w:sz w:val="19"/>
-                <w:szCs w:val="19"/>
+                <w:sz w:val="16"/>
+                <w:szCs w:val="16"/>
               </w:rPr>
               <w:t xml:space="preserve">2</w:t>
             </w:r>
@@ -7246,19 +7005,19 @@
           </w:tcPr>
           <w:p>
             <w:pPr>
-              <w:spacing w:after="0" w:line="270"/>
-              <w:jc w:val="center"/>
-            </w:pPr>
-            <w:r>
-              <w:rPr>
-                <w:rFonts w:ascii="Times New Roman" w:cs="Times New Roman" w:eastAsia="Times New Roman" w:hAnsi="Times New Roman"/>
-                <w:b w:val="false"/>
-                <w:bCs w:val="false"/>
-                <w:i w:val="false"/>
-                <w:iCs w:val="false"/>
-                <w:color w:val="111111"/>
-                <w:sz w:val="19"/>
-                <w:szCs w:val="19"/>
+              <w:spacing w:after="0" w:line="208"/>
+              <w:jc w:val="center"/>
+            </w:pPr>
+            <w:r>
+              <w:rPr>
+                <w:rFonts w:ascii="Times New Roman" w:cs="Times New Roman" w:eastAsia="Times New Roman" w:hAnsi="Times New Roman"/>
+                <w:b w:val="false"/>
+                <w:bCs w:val="false"/>
+                <w:i w:val="false"/>
+                <w:iCs w:val="false"/>
+                <w:color w:val="111111"/>
+                <w:sz w:val="16"/>
+                <w:szCs w:val="16"/>
               </w:rPr>
               <w:t xml:space="preserve">10</w:t>
             </w:r>
@@ -7277,54 +7036,54 @@
           </w:tcPr>
           <w:p>
             <w:pPr>
-              <w:spacing w:after="0" w:line="270"/>
-            </w:pPr>
-            <w:r>
-              <w:rPr>
-                <w:rFonts w:ascii="Times New Roman" w:cs="Times New Roman" w:eastAsia="Times New Roman" w:hAnsi="Times New Roman"/>
-                <w:b w:val="false"/>
-                <w:bCs w:val="false"/>
-                <w:i w:val="false"/>
-                <w:iCs w:val="false"/>
-                <w:color w:val="111111"/>
-                <w:sz w:val="19"/>
-                <w:szCs w:val="19"/>
+              <w:spacing w:after="0" w:line="208"/>
+            </w:pPr>
+            <w:r>
+              <w:rPr>
+                <w:rFonts w:ascii="Times New Roman" w:cs="Times New Roman" w:eastAsia="Times New Roman" w:hAnsi="Times New Roman"/>
+                <w:b w:val="false"/>
+                <w:bCs w:val="false"/>
+                <w:i w:val="false"/>
+                <w:iCs w:val="false"/>
+                <w:color w:val="111111"/>
+                <w:sz w:val="16"/>
+                <w:szCs w:val="16"/>
               </w:rPr>
               <w:t xml:space="preserve">DİNLEME METNİ (iki kez okunur):</w:t>
             </w:r>
           </w:p>
           <w:p>
             <w:pPr>
-              <w:spacing w:after="0" w:line="270"/>
-            </w:pPr>
-            <w:r>
-              <w:rPr>
-                <w:rFonts w:ascii="Times New Roman" w:cs="Times New Roman" w:eastAsia="Times New Roman" w:hAnsi="Times New Roman"/>
-                <w:b w:val="false"/>
-                <w:bCs w:val="false"/>
-                <w:i w:val="false"/>
-                <w:iCs w:val="false"/>
-                <w:color w:val="111111"/>
-                <w:sz w:val="19"/>
-                <w:szCs w:val="19"/>
+              <w:spacing w:after="0" w:line="208"/>
+            </w:pPr>
+            <w:r>
+              <w:rPr>
+                <w:rFonts w:ascii="Times New Roman" w:cs="Times New Roman" w:eastAsia="Times New Roman" w:hAnsi="Times New Roman"/>
+                <w:b w:val="false"/>
+                <w:bCs w:val="false"/>
+                <w:i w:val="false"/>
+                <w:iCs w:val="false"/>
+                <w:color w:val="111111"/>
+                <w:sz w:val="16"/>
+                <w:szCs w:val="16"/>
               </w:rPr>
               <w:t xml:space="preserve">هَذَا صَفِّي. اَلسَّبُّورَةُ كَبِيرَةٌ. فِي الصَّفِّ خَارِطَةٌ. اَلْقَلَمُ فِي الْحَقِيبَةِ. اَلْمِمْحَاةُ عَلَى الْمِنْضَدَةِ. اَلْمُعَلِّمَةُ فِي الصَّفِّ.</w:t>
             </w:r>
           </w:p>
           <w:p>
             <w:pPr>
-              <w:spacing w:after="0" w:line="270"/>
-            </w:pPr>
-            <w:r>
-              <w:rPr>
-                <w:rFonts w:ascii="Times New Roman" w:cs="Times New Roman" w:eastAsia="Times New Roman" w:hAnsi="Times New Roman"/>
-                <w:b w:val="false"/>
-                <w:bCs w:val="false"/>
-                <w:i w:val="false"/>
-                <w:iCs w:val="false"/>
-                <w:color w:val="111111"/>
-                <w:sz w:val="19"/>
-                <w:szCs w:val="19"/>
+              <w:spacing w:after="0" w:line="208"/>
+            </w:pPr>
+            <w:r>
+              <w:rPr>
+                <w:rFonts w:ascii="Times New Roman" w:cs="Times New Roman" w:eastAsia="Times New Roman" w:hAnsi="Times New Roman"/>
+                <w:b w:val="false"/>
+                <w:bCs w:val="false"/>
+                <w:i w:val="false"/>
+                <w:iCs w:val="false"/>
+                <w:color w:val="111111"/>
+                <w:sz w:val="16"/>
+                <w:szCs w:val="16"/>
               </w:rPr>
               <w:t xml:space="preserve">Cevaplar:  1 - D  ·  2 - Y  ·  3 - D  ·  4 - D  ·  5 - Y</w:t>
             </w:r>
@@ -7345,7 +7104,7 @@
           </w:tcPr>
           <w:p>
             <w:pPr>
-              <w:spacing w:after="0" w:line="270"/>
+              <w:spacing w:after="0" w:line="208"/>
               <w:jc w:val="center"/>
             </w:pPr>
             <w:r>
@@ -7356,8 +7115,8 @@
                 <w:i w:val="false"/>
                 <w:iCs w:val="false"/>
                 <w:color w:val="111111"/>
-                <w:sz w:val="19"/>
-                <w:szCs w:val="19"/>
+                <w:sz w:val="16"/>
+                <w:szCs w:val="16"/>
               </w:rPr>
               <w:t xml:space="preserve">3</w:t>
             </w:r>
@@ -7376,19 +7135,19 @@
           </w:tcPr>
           <w:p>
             <w:pPr>
-              <w:spacing w:after="0" w:line="270"/>
-              <w:jc w:val="center"/>
-            </w:pPr>
-            <w:r>
-              <w:rPr>
-                <w:rFonts w:ascii="Times New Roman" w:cs="Times New Roman" w:eastAsia="Times New Roman" w:hAnsi="Times New Roman"/>
-                <w:b w:val="false"/>
-                <w:bCs w:val="false"/>
-                <w:i w:val="false"/>
-                <w:iCs w:val="false"/>
-                <w:color w:val="111111"/>
-                <w:sz w:val="19"/>
-                <w:szCs w:val="19"/>
+              <w:spacing w:after="0" w:line="208"/>
+              <w:jc w:val="center"/>
+            </w:pPr>
+            <w:r>
+              <w:rPr>
+                <w:rFonts w:ascii="Times New Roman" w:cs="Times New Roman" w:eastAsia="Times New Roman" w:hAnsi="Times New Roman"/>
+                <w:b w:val="false"/>
+                <w:bCs w:val="false"/>
+                <w:i w:val="false"/>
+                <w:iCs w:val="false"/>
+                <w:color w:val="111111"/>
+                <w:sz w:val="16"/>
+                <w:szCs w:val="16"/>
               </w:rPr>
               <w:t xml:space="preserve">15</w:t>
             </w:r>
@@ -7407,18 +7166,18 @@
           </w:tcPr>
           <w:p>
             <w:pPr>
-              <w:spacing w:after="0" w:line="270"/>
-            </w:pPr>
-            <w:r>
-              <w:rPr>
-                <w:rFonts w:ascii="Times New Roman" w:cs="Times New Roman" w:eastAsia="Times New Roman" w:hAnsi="Times New Roman"/>
-                <w:b w:val="false"/>
-                <w:bCs w:val="false"/>
-                <w:i w:val="false"/>
-                <w:iCs w:val="false"/>
-                <w:color w:val="111111"/>
-                <w:sz w:val="19"/>
-                <w:szCs w:val="19"/>
+              <w:spacing w:after="0" w:line="208"/>
+            </w:pPr>
+            <w:r>
+              <w:rPr>
+                <w:rFonts w:ascii="Times New Roman" w:cs="Times New Roman" w:eastAsia="Times New Roman" w:hAnsi="Times New Roman"/>
+                <w:b w:val="false"/>
+                <w:bCs w:val="false"/>
+                <w:i w:val="false"/>
+                <w:iCs w:val="false"/>
+                <w:color w:val="111111"/>
+                <w:sz w:val="16"/>
+                <w:szCs w:val="16"/>
               </w:rPr>
               <w:t xml:space="preserve">1 - B  ·  2 - B  ·  3 - A  ·  4 - B  ·  5 - C</w:t>
             </w:r>
@@ -7439,7 +7198,7 @@
           </w:tcPr>
           <w:p>
             <w:pPr>
-              <w:spacing w:after="0" w:line="270"/>
+              <w:spacing w:after="0" w:line="208"/>
               <w:jc w:val="center"/>
             </w:pPr>
             <w:r>
@@ -7450,8 +7209,8 @@
                 <w:i w:val="false"/>
                 <w:iCs w:val="false"/>
                 <w:color w:val="111111"/>
-                <w:sz w:val="19"/>
-                <w:szCs w:val="19"/>
+                <w:sz w:val="16"/>
+                <w:szCs w:val="16"/>
               </w:rPr>
               <w:t xml:space="preserve">4</w:t>
             </w:r>
@@ -7470,19 +7229,19 @@
           </w:tcPr>
           <w:p>
             <w:pPr>
-              <w:spacing w:after="0" w:line="270"/>
-              <w:jc w:val="center"/>
-            </w:pPr>
-            <w:r>
-              <w:rPr>
-                <w:rFonts w:ascii="Times New Roman" w:cs="Times New Roman" w:eastAsia="Times New Roman" w:hAnsi="Times New Roman"/>
-                <w:b w:val="false"/>
-                <w:bCs w:val="false"/>
-                <w:i w:val="false"/>
-                <w:iCs w:val="false"/>
-                <w:color w:val="111111"/>
-                <w:sz w:val="19"/>
-                <w:szCs w:val="19"/>
+              <w:spacing w:after="0" w:line="208"/>
+              <w:jc w:val="center"/>
+            </w:pPr>
+            <w:r>
+              <w:rPr>
+                <w:rFonts w:ascii="Times New Roman" w:cs="Times New Roman" w:eastAsia="Times New Roman" w:hAnsi="Times New Roman"/>
+                <w:b w:val="false"/>
+                <w:bCs w:val="false"/>
+                <w:i w:val="false"/>
+                <w:iCs w:val="false"/>
+                <w:color w:val="111111"/>
+                <w:sz w:val="16"/>
+                <w:szCs w:val="16"/>
               </w:rPr>
               <w:t xml:space="preserve">10</w:t>
             </w:r>
@@ -7501,18 +7260,18 @@
           </w:tcPr>
           <w:p>
             <w:pPr>
-              <w:spacing w:after="0" w:line="270"/>
-            </w:pPr>
-            <w:r>
-              <w:rPr>
-                <w:rFonts w:ascii="Times New Roman" w:cs="Times New Roman" w:eastAsia="Times New Roman" w:hAnsi="Times New Roman"/>
-                <w:b w:val="false"/>
-                <w:bCs w:val="false"/>
-                <w:i w:val="false"/>
-                <w:iCs w:val="false"/>
-                <w:color w:val="111111"/>
-                <w:sz w:val="19"/>
-                <w:szCs w:val="19"/>
+              <w:spacing w:after="0" w:line="208"/>
+            </w:pPr>
+            <w:r>
+              <w:rPr>
+                <w:rFonts w:ascii="Times New Roman" w:cs="Times New Roman" w:eastAsia="Times New Roman" w:hAnsi="Times New Roman"/>
+                <w:b w:val="false"/>
+                <w:bCs w:val="false"/>
+                <w:i w:val="false"/>
+                <w:iCs w:val="false"/>
+                <w:color w:val="111111"/>
+                <w:sz w:val="16"/>
+                <w:szCs w:val="16"/>
               </w:rPr>
               <w:t xml:space="preserve">1 - c  ·  2 - a  ·  3 - d  ·  4 - e  ·  5 - b</w:t>
             </w:r>
@@ -7533,7 +7292,7 @@
           </w:tcPr>
           <w:p>
             <w:pPr>
-              <w:spacing w:after="0" w:line="270"/>
+              <w:spacing w:after="0" w:line="208"/>
               <w:jc w:val="center"/>
             </w:pPr>
             <w:r>
@@ -7544,8 +7303,8 @@
                 <w:i w:val="false"/>
                 <w:iCs w:val="false"/>
                 <w:color w:val="111111"/>
-                <w:sz w:val="19"/>
-                <w:szCs w:val="19"/>
+                <w:sz w:val="16"/>
+                <w:szCs w:val="16"/>
               </w:rPr>
               <w:t xml:space="preserve">5</w:t>
             </w:r>
@@ -7564,19 +7323,19 @@
           </w:tcPr>
           <w:p>
             <w:pPr>
-              <w:spacing w:after="0" w:line="270"/>
-              <w:jc w:val="center"/>
-            </w:pPr>
-            <w:r>
-              <w:rPr>
-                <w:rFonts w:ascii="Times New Roman" w:cs="Times New Roman" w:eastAsia="Times New Roman" w:hAnsi="Times New Roman"/>
-                <w:b w:val="false"/>
-                <w:bCs w:val="false"/>
-                <w:i w:val="false"/>
-                <w:iCs w:val="false"/>
-                <w:color w:val="111111"/>
-                <w:sz w:val="19"/>
-                <w:szCs w:val="19"/>
+              <w:spacing w:after="0" w:line="208"/>
+              <w:jc w:val="center"/>
+            </w:pPr>
+            <w:r>
+              <w:rPr>
+                <w:rFonts w:ascii="Times New Roman" w:cs="Times New Roman" w:eastAsia="Times New Roman" w:hAnsi="Times New Roman"/>
+                <w:b w:val="false"/>
+                <w:bCs w:val="false"/>
+                <w:i w:val="false"/>
+                <w:iCs w:val="false"/>
+                <w:color w:val="111111"/>
+                <w:sz w:val="16"/>
+                <w:szCs w:val="16"/>
               </w:rPr>
               <w:t xml:space="preserve">10</w:t>
             </w:r>
@@ -7596,7 +7355,7 @@
           <w:p>
             <w:pPr>
               <w:bidi/>
-              <w:spacing w:after="0" w:line="320"/>
+              <w:spacing w:after="0" w:line="208"/>
             </w:pPr>
             <w:r>
               <w:rPr>
@@ -7604,8 +7363,8 @@
                 <w:b w:val="false"/>
                 <w:bCs w:val="false"/>
                 <w:color w:val="111111"/>
-                <w:sz w:val="27"/>
-                <w:szCs w:val="27"/>
+                <w:sz w:val="24"/>
+                <w:szCs w:val="24"/>
                 <w:rtl/>
               </w:rPr>
               <w:t xml:space="preserve">الْخَامِسِ ، كَبِيرٌ ، عَلَى ، تَحْتَ ، خَالِدٌ</w:t>
@@ -7627,7 +7386,7 @@
           </w:tcPr>
           <w:p>
             <w:pPr>
-              <w:spacing w:after="0" w:line="270"/>
+              <w:spacing w:after="0" w:line="208"/>
               <w:jc w:val="center"/>
             </w:pPr>
             <w:r>
@@ -7638,8 +7397,8 @@
                 <w:i w:val="false"/>
                 <w:iCs w:val="false"/>
                 <w:color w:val="111111"/>
-                <w:sz w:val="19"/>
-                <w:szCs w:val="19"/>
+                <w:sz w:val="16"/>
+                <w:szCs w:val="16"/>
               </w:rPr>
               <w:t xml:space="preserve">6</w:t>
             </w:r>
@@ -7658,19 +7417,19 @@
           </w:tcPr>
           <w:p>
             <w:pPr>
-              <w:spacing w:after="0" w:line="270"/>
-              <w:jc w:val="center"/>
-            </w:pPr>
-            <w:r>
-              <w:rPr>
-                <w:rFonts w:ascii="Times New Roman" w:cs="Times New Roman" w:eastAsia="Times New Roman" w:hAnsi="Times New Roman"/>
-                <w:b w:val="false"/>
-                <w:bCs w:val="false"/>
-                <w:i w:val="false"/>
-                <w:iCs w:val="false"/>
-                <w:color w:val="111111"/>
-                <w:sz w:val="19"/>
-                <w:szCs w:val="19"/>
+              <w:spacing w:after="0" w:line="208"/>
+              <w:jc w:val="center"/>
+            </w:pPr>
+            <w:r>
+              <w:rPr>
+                <w:rFonts w:ascii="Times New Roman" w:cs="Times New Roman" w:eastAsia="Times New Roman" w:hAnsi="Times New Roman"/>
+                <w:b w:val="false"/>
+                <w:bCs w:val="false"/>
+                <w:i w:val="false"/>
+                <w:iCs w:val="false"/>
+                <w:color w:val="111111"/>
+                <w:sz w:val="16"/>
+                <w:szCs w:val="16"/>
               </w:rPr>
               <w:t xml:space="preserve">10</w:t>
             </w:r>
@@ -7689,18 +7448,18 @@
           </w:tcPr>
           <w:p>
             <w:pPr>
-              <w:spacing w:after="0" w:line="270"/>
-            </w:pPr>
-            <w:r>
-              <w:rPr>
-                <w:rFonts w:ascii="Times New Roman" w:cs="Times New Roman" w:eastAsia="Times New Roman" w:hAnsi="Times New Roman"/>
-                <w:b w:val="false"/>
-                <w:bCs w:val="false"/>
-                <w:i w:val="false"/>
-                <w:iCs w:val="false"/>
-                <w:color w:val="111111"/>
-                <w:sz w:val="19"/>
-                <w:szCs w:val="19"/>
+              <w:spacing w:after="0" w:line="208"/>
+            </w:pPr>
+            <w:r>
+              <w:rPr>
+                <w:rFonts w:ascii="Times New Roman" w:cs="Times New Roman" w:eastAsia="Times New Roman" w:hAnsi="Times New Roman"/>
+                <w:b w:val="false"/>
+                <w:bCs w:val="false"/>
+                <w:i w:val="false"/>
+                <w:iCs w:val="false"/>
+                <w:color w:val="111111"/>
+                <w:sz w:val="16"/>
+                <w:szCs w:val="16"/>
               </w:rPr>
               <w:t xml:space="preserve">şedde · tenvin · med · şedde · med</w:t>
             </w:r>
@@ -7721,7 +7480,7 @@
           </w:tcPr>
           <w:p>
             <w:pPr>
-              <w:spacing w:after="0" w:line="270"/>
+              <w:spacing w:after="0" w:line="208"/>
               <w:jc w:val="center"/>
             </w:pPr>
             <w:r>
@@ -7732,8 +7491,8 @@
                 <w:i w:val="false"/>
                 <w:iCs w:val="false"/>
                 <w:color w:val="111111"/>
-                <w:sz w:val="19"/>
-                <w:szCs w:val="19"/>
+                <w:sz w:val="16"/>
+                <w:szCs w:val="16"/>
               </w:rPr>
               <w:t xml:space="preserve">7</w:t>
             </w:r>
@@ -7752,19 +7511,19 @@
           </w:tcPr>
           <w:p>
             <w:pPr>
-              <w:spacing w:after="0" w:line="270"/>
-              <w:jc w:val="center"/>
-            </w:pPr>
-            <w:r>
-              <w:rPr>
-                <w:rFonts w:ascii="Times New Roman" w:cs="Times New Roman" w:eastAsia="Times New Roman" w:hAnsi="Times New Roman"/>
-                <w:b w:val="false"/>
-                <w:bCs w:val="false"/>
-                <w:i w:val="false"/>
-                <w:iCs w:val="false"/>
-                <w:color w:val="111111"/>
-                <w:sz w:val="19"/>
-                <w:szCs w:val="19"/>
+              <w:spacing w:after="0" w:line="208"/>
+              <w:jc w:val="center"/>
+            </w:pPr>
+            <w:r>
+              <w:rPr>
+                <w:rFonts w:ascii="Times New Roman" w:cs="Times New Roman" w:eastAsia="Times New Roman" w:hAnsi="Times New Roman"/>
+                <w:b w:val="false"/>
+                <w:bCs w:val="false"/>
+                <w:i w:val="false"/>
+                <w:iCs w:val="false"/>
+                <w:color w:val="111111"/>
+                <w:sz w:val="16"/>
+                <w:szCs w:val="16"/>
               </w:rPr>
               <w:t xml:space="preserve">15</w:t>
             </w:r>
@@ -7784,7 +7543,7 @@
           <w:p>
             <w:pPr>
               <w:bidi/>
-              <w:spacing w:after="0" w:line="320"/>
+              <w:spacing w:after="0" w:line="208"/>
             </w:pPr>
             <w:r>
               <w:rPr>
@@ -7792,8 +7551,8 @@
                 <w:b w:val="false"/>
                 <w:bCs w:val="false"/>
                 <w:color w:val="111111"/>
-                <w:sz w:val="27"/>
-                <w:szCs w:val="27"/>
+                <w:sz w:val="24"/>
+                <w:szCs w:val="24"/>
                 <w:rtl/>
               </w:rPr>
               <w:t xml:space="preserve">هُوَ فِي الصَّفِّ الْخَامِسِ. · فِي الصَّفِّ سَبُّورَةٌ وَخَارِطَةٌ.</w:t>
@@ -7802,7 +7561,7 @@
           <w:p>
             <w:pPr>
               <w:bidi/>
-              <w:spacing w:after="0" w:line="320"/>
+              <w:spacing w:after="0" w:line="208"/>
             </w:pPr>
             <w:r>
               <w:rPr>
@@ -7810,8 +7569,8 @@
                 <w:b w:val="false"/>
                 <w:bCs w:val="false"/>
                 <w:color w:val="111111"/>
-                <w:sz w:val="27"/>
-                <w:szCs w:val="27"/>
+                <w:sz w:val="24"/>
+                <w:szCs w:val="24"/>
                 <w:rtl/>
               </w:rPr>
               <w:t xml:space="preserve">عَلَى الْمِنْضَدَةِ كِتَابٌ وَدَفْتَرٌ وَقَلَمٌ. · اَلْحَقِيبَةُ تَحْتَ الْكُرْسِيِّ.</w:t>
@@ -7820,7 +7579,7 @@
           <w:p>
             <w:pPr>
               <w:bidi/>
-              <w:spacing w:after="0" w:line="320"/>
+              <w:spacing w:after="0" w:line="208"/>
             </w:pPr>
             <w:r>
               <w:rPr>
@@ -7828,8 +7587,8 @@
                 <w:b w:val="false"/>
                 <w:bCs w:val="false"/>
                 <w:color w:val="111111"/>
-                <w:sz w:val="27"/>
-                <w:szCs w:val="27"/>
+                <w:sz w:val="24"/>
+                <w:szCs w:val="24"/>
                 <w:rtl/>
               </w:rPr>
               <w:t xml:space="preserve">اِسْمُهُ خَالِدٌ.</w:t>
@@ -7851,7 +7610,7 @@
           </w:tcPr>
           <w:p>
             <w:pPr>
-              <w:spacing w:after="0" w:line="270"/>
+              <w:spacing w:after="0" w:line="208"/>
               <w:jc w:val="center"/>
             </w:pPr>
             <w:r>
@@ -7862,8 +7621,8 @@
                 <w:i w:val="false"/>
                 <w:iCs w:val="false"/>
                 <w:color w:val="111111"/>
-                <w:sz w:val="19"/>
-                <w:szCs w:val="19"/>
+                <w:sz w:val="16"/>
+                <w:szCs w:val="16"/>
               </w:rPr>
               <w:t xml:space="preserve">8</w:t>
             </w:r>
@@ -7882,19 +7641,19 @@
           </w:tcPr>
           <w:p>
             <w:pPr>
-              <w:spacing w:after="0" w:line="270"/>
-              <w:jc w:val="center"/>
-            </w:pPr>
-            <w:r>
-              <w:rPr>
-                <w:rFonts w:ascii="Times New Roman" w:cs="Times New Roman" w:eastAsia="Times New Roman" w:hAnsi="Times New Roman"/>
-                <w:b w:val="false"/>
-                <w:bCs w:val="false"/>
-                <w:i w:val="false"/>
-                <w:iCs w:val="false"/>
-                <w:color w:val="111111"/>
-                <w:sz w:val="19"/>
-                <w:szCs w:val="19"/>
+              <w:spacing w:after="0" w:line="208"/>
+              <w:jc w:val="center"/>
+            </w:pPr>
+            <w:r>
+              <w:rPr>
+                <w:rFonts w:ascii="Times New Roman" w:cs="Times New Roman" w:eastAsia="Times New Roman" w:hAnsi="Times New Roman"/>
+                <w:b w:val="false"/>
+                <w:bCs w:val="false"/>
+                <w:i w:val="false"/>
+                <w:iCs w:val="false"/>
+                <w:color w:val="111111"/>
+                <w:sz w:val="16"/>
+                <w:szCs w:val="16"/>
               </w:rPr>
               <w:t xml:space="preserve">15</w:t>
             </w:r>
@@ -7913,18 +7672,18 @@
           </w:tcPr>
           <w:p>
             <w:pPr>
-              <w:spacing w:after="0" w:line="270"/>
-            </w:pPr>
-            <w:r>
-              <w:rPr>
-                <w:rFonts w:ascii="Times New Roman" w:cs="Times New Roman" w:eastAsia="Times New Roman" w:hAnsi="Times New Roman"/>
-                <w:b w:val="false"/>
-                <w:bCs w:val="false"/>
-                <w:i w:val="false"/>
-                <w:iCs w:val="false"/>
-                <w:color w:val="111111"/>
-                <w:sz w:val="19"/>
-                <w:szCs w:val="19"/>
+              <w:spacing w:after="0" w:line="208"/>
+            </w:pPr>
+            <w:r>
+              <w:rPr>
+                <w:rFonts w:ascii="Times New Roman" w:cs="Times New Roman" w:eastAsia="Times New Roman" w:hAnsi="Times New Roman"/>
+                <w:b w:val="false"/>
+                <w:bCs w:val="false"/>
+                <w:i w:val="false"/>
+                <w:iCs w:val="false"/>
+                <w:color w:val="111111"/>
+                <w:sz w:val="16"/>
+                <w:szCs w:val="16"/>
               </w:rPr>
               <w:t xml:space="preserve">Dereceli puanlama anahtarına göre değerlendirilir.</w:t>
             </w:r>
@@ -7934,7 +7693,7 @@
     </w:tbl>
     <w:p>
       <w:pPr>
-        <w:spacing w:after="110"/>
+        <w:spacing w:after="33"/>
       </w:pPr>
       <w:r>
         <w:rPr>
@@ -7944,8 +7703,8 @@
           <w:i w:val="false"/>
           <w:iCs w:val="false"/>
           <w:color w:val="111111"/>
-          <w:sz w:val="21"/>
-          <w:szCs w:val="21"/>
+          <w:sz w:val="17"/>
+          <w:szCs w:val="17"/>
         </w:rPr>
         <w:t xml:space="preserve"/>
       </w:r>
@@ -7953,7 +7712,7 @@
     <w:p>
       <w:pPr>
         <w:keepNext w:val="false"/>
-        <w:spacing w:after="90" w:before="0" w:line="280"/>
+        <w:spacing w:after="27" w:before="0" w:line="208"/>
       </w:pPr>
       <w:r>
         <w:rPr>
@@ -7963,8 +7722,8 @@
           <w:i w:val="false"/>
           <w:iCs w:val="false"/>
           <w:color w:val="111111"/>
-          <w:sz w:val="20"/>
-          <w:szCs w:val="20"/>
+          <w:sz w:val="17"/>
+          <w:szCs w:val="17"/>
         </w:rPr>
         <w:t xml:space="preserve">8. soru (yazma görevi) için dereceli puanlama anahtarı</w:t>
       </w:r>
@@ -8004,7 +7763,7 @@
           </w:tcPr>
           <w:p>
             <w:pPr>
-              <w:spacing w:after="0" w:line="270"/>
+              <w:spacing w:after="0" w:line="208"/>
               <w:jc w:val="center"/>
             </w:pPr>
             <w:r>
@@ -8015,8 +7774,8 @@
                 <w:i w:val="false"/>
                 <w:iCs w:val="false"/>
                 <w:color w:val="111111"/>
-                <w:sz w:val="18"/>
-                <w:szCs w:val="18"/>
+                <w:sz w:val="15"/>
+                <w:szCs w:val="15"/>
               </w:rPr>
               <w:t xml:space="preserve">Ölçüt</w:t>
             </w:r>
@@ -8036,7 +7795,7 @@
           </w:tcPr>
           <w:p>
             <w:pPr>
-              <w:spacing w:after="0" w:line="270"/>
+              <w:spacing w:after="0" w:line="208"/>
               <w:jc w:val="center"/>
             </w:pPr>
             <w:r>
@@ -8047,8 +7806,8 @@
                 <w:i w:val="false"/>
                 <w:iCs w:val="false"/>
                 <w:color w:val="111111"/>
-                <w:sz w:val="18"/>
-                <w:szCs w:val="18"/>
+                <w:sz w:val="15"/>
+                <w:szCs w:val="15"/>
               </w:rPr>
               <w:t xml:space="preserve">Beklenen davranış</w:t>
             </w:r>
@@ -8068,7 +7827,7 @@
           </w:tcPr>
           <w:p>
             <w:pPr>
-              <w:spacing w:after="0" w:line="270"/>
+              <w:spacing w:after="0" w:line="208"/>
               <w:jc w:val="center"/>
             </w:pPr>
             <w:r>
@@ -8079,8 +7838,8 @@
                 <w:i w:val="false"/>
                 <w:iCs w:val="false"/>
                 <w:color w:val="111111"/>
-                <w:sz w:val="18"/>
-                <w:szCs w:val="18"/>
+                <w:sz w:val="15"/>
+                <w:szCs w:val="15"/>
               </w:rPr>
               <w:t xml:space="preserve">Puan</w:t>
             </w:r>
@@ -8101,7 +7860,7 @@
           </w:tcPr>
           <w:p>
             <w:pPr>
-              <w:spacing w:after="0" w:line="270"/>
+              <w:spacing w:after="0" w:line="208"/>
             </w:pPr>
             <w:r>
               <w:rPr>
@@ -8111,8 +7870,8 @@
                 <w:i w:val="false"/>
                 <w:iCs w:val="false"/>
                 <w:color w:val="111111"/>
-                <w:sz w:val="19"/>
-                <w:szCs w:val="19"/>
+                <w:sz w:val="16"/>
+                <w:szCs w:val="16"/>
               </w:rPr>
               <w:t xml:space="preserve">Görevin yerine getirilmesi</w:t>
             </w:r>
@@ -8131,18 +7890,18 @@
           </w:tcPr>
           <w:p>
             <w:pPr>
-              <w:spacing w:after="0" w:line="270"/>
-            </w:pPr>
-            <w:r>
-              <w:rPr>
-                <w:rFonts w:ascii="Times New Roman" w:cs="Times New Roman" w:eastAsia="Times New Roman" w:hAnsi="Times New Roman"/>
-                <w:b w:val="false"/>
-                <w:bCs w:val="false"/>
-                <w:i w:val="false"/>
-                <w:iCs w:val="false"/>
-                <w:color w:val="111111"/>
-                <w:sz w:val="19"/>
-                <w:szCs w:val="19"/>
+              <w:spacing w:after="0" w:line="208"/>
+            </w:pPr>
+            <w:r>
+              <w:rPr>
+                <w:rFonts w:ascii="Times New Roman" w:cs="Times New Roman" w:eastAsia="Times New Roman" w:hAnsi="Times New Roman"/>
+                <w:b w:val="false"/>
+                <w:bCs w:val="false"/>
+                <w:i w:val="false"/>
+                <w:iCs w:val="false"/>
+                <w:color w:val="111111"/>
+                <w:sz w:val="16"/>
+                <w:szCs w:val="16"/>
               </w:rPr>
               <w:t xml:space="preserve">Sınıfını tanıtan en az altı satırlık bir metin yazar.</w:t>
             </w:r>
@@ -8161,19 +7920,19 @@
           </w:tcPr>
           <w:p>
             <w:pPr>
-              <w:spacing w:after="0" w:line="270"/>
-              <w:jc w:val="center"/>
-            </w:pPr>
-            <w:r>
-              <w:rPr>
-                <w:rFonts w:ascii="Times New Roman" w:cs="Times New Roman" w:eastAsia="Times New Roman" w:hAnsi="Times New Roman"/>
-                <w:b w:val="false"/>
-                <w:bCs w:val="false"/>
-                <w:i w:val="false"/>
-                <w:iCs w:val="false"/>
-                <w:color w:val="111111"/>
-                <w:sz w:val="19"/>
-                <w:szCs w:val="19"/>
+              <w:spacing w:after="0" w:line="208"/>
+              <w:jc w:val="center"/>
+            </w:pPr>
+            <w:r>
+              <w:rPr>
+                <w:rFonts w:ascii="Times New Roman" w:cs="Times New Roman" w:eastAsia="Times New Roman" w:hAnsi="Times New Roman"/>
+                <w:b w:val="false"/>
+                <w:bCs w:val="false"/>
+                <w:i w:val="false"/>
+                <w:iCs w:val="false"/>
+                <w:color w:val="111111"/>
+                <w:sz w:val="16"/>
+                <w:szCs w:val="16"/>
               </w:rPr>
               <w:t xml:space="preserve">5</w:t>
             </w:r>
@@ -8194,7 +7953,7 @@
           </w:tcPr>
           <w:p>
             <w:pPr>
-              <w:spacing w:after="0" w:line="270"/>
+              <w:spacing w:after="0" w:line="208"/>
             </w:pPr>
             <w:r>
               <w:rPr>
@@ -8204,8 +7963,8 @@
                 <w:i w:val="false"/>
                 <w:iCs w:val="false"/>
                 <w:color w:val="111111"/>
-                <w:sz w:val="19"/>
-                <w:szCs w:val="19"/>
+                <w:sz w:val="16"/>
+                <w:szCs w:val="16"/>
               </w:rPr>
               <w:t xml:space="preserve">Söz varlığı</w:t>
             </w:r>
@@ -8224,18 +7983,18 @@
           </w:tcPr>
           <w:p>
             <w:pPr>
-              <w:spacing w:after="0" w:line="270"/>
-            </w:pPr>
-            <w:r>
-              <w:rPr>
-                <w:rFonts w:ascii="Times New Roman" w:cs="Times New Roman" w:eastAsia="Times New Roman" w:hAnsi="Times New Roman"/>
-                <w:b w:val="false"/>
-                <w:bCs w:val="false"/>
-                <w:i w:val="false"/>
-                <w:iCs w:val="false"/>
-                <w:color w:val="111111"/>
-                <w:sz w:val="19"/>
-                <w:szCs w:val="19"/>
+              <w:spacing w:after="0" w:line="208"/>
+            </w:pPr>
+            <w:r>
+              <w:rPr>
+                <w:rFonts w:ascii="Times New Roman" w:cs="Times New Roman" w:eastAsia="Times New Roman" w:hAnsi="Times New Roman"/>
+                <w:b w:val="false"/>
+                <w:bCs w:val="false"/>
+                <w:i w:val="false"/>
+                <w:iCs w:val="false"/>
+                <w:color w:val="111111"/>
+                <w:sz w:val="16"/>
+                <w:szCs w:val="16"/>
               </w:rPr>
               <w:t xml:space="preserve">Sınıf eşyalarına ait sözcükleri bağlama uygun kullanır.</w:t>
             </w:r>
@@ -8254,19 +8013,19 @@
           </w:tcPr>
           <w:p>
             <w:pPr>
-              <w:spacing w:after="0" w:line="270"/>
-              <w:jc w:val="center"/>
-            </w:pPr>
-            <w:r>
-              <w:rPr>
-                <w:rFonts w:ascii="Times New Roman" w:cs="Times New Roman" w:eastAsia="Times New Roman" w:hAnsi="Times New Roman"/>
-                <w:b w:val="false"/>
-                <w:bCs w:val="false"/>
-                <w:i w:val="false"/>
-                <w:iCs w:val="false"/>
-                <w:color w:val="111111"/>
-                <w:sz w:val="19"/>
-                <w:szCs w:val="19"/>
+              <w:spacing w:after="0" w:line="208"/>
+              <w:jc w:val="center"/>
+            </w:pPr>
+            <w:r>
+              <w:rPr>
+                <w:rFonts w:ascii="Times New Roman" w:cs="Times New Roman" w:eastAsia="Times New Roman" w:hAnsi="Times New Roman"/>
+                <w:b w:val="false"/>
+                <w:bCs w:val="false"/>
+                <w:i w:val="false"/>
+                <w:iCs w:val="false"/>
+                <w:color w:val="111111"/>
+                <w:sz w:val="16"/>
+                <w:szCs w:val="16"/>
               </w:rPr>
               <w:t xml:space="preserve">4</w:t>
             </w:r>
@@ -8287,7 +8046,7 @@
           </w:tcPr>
           <w:p>
             <w:pPr>
-              <w:spacing w:after="0" w:line="270"/>
+              <w:spacing w:after="0" w:line="208"/>
             </w:pPr>
             <w:r>
               <w:rPr>
@@ -8297,8 +8056,8 @@
                 <w:i w:val="false"/>
                 <w:iCs w:val="false"/>
                 <w:color w:val="111111"/>
-                <w:sz w:val="19"/>
-                <w:szCs w:val="19"/>
+                <w:sz w:val="16"/>
+                <w:szCs w:val="16"/>
               </w:rPr>
               <w:t xml:space="preserve">Dil bilgisi</w:t>
             </w:r>
@@ -8317,18 +8076,18 @@
           </w:tcPr>
           <w:p>
             <w:pPr>
-              <w:spacing w:after="0" w:line="270"/>
-            </w:pPr>
-            <w:r>
-              <w:rPr>
-                <w:rFonts w:ascii="Times New Roman" w:cs="Times New Roman" w:eastAsia="Times New Roman" w:hAnsi="Times New Roman"/>
-                <w:b w:val="false"/>
-                <w:bCs w:val="false"/>
-                <w:i w:val="false"/>
-                <w:iCs w:val="false"/>
-                <w:color w:val="111111"/>
-                <w:sz w:val="19"/>
-                <w:szCs w:val="19"/>
+              <w:spacing w:after="0" w:line="208"/>
+            </w:pPr>
+            <w:r>
+              <w:rPr>
+                <w:rFonts w:ascii="Times New Roman" w:cs="Times New Roman" w:eastAsia="Times New Roman" w:hAnsi="Times New Roman"/>
+                <w:b w:val="false"/>
+                <w:bCs w:val="false"/>
+                <w:i w:val="false"/>
+                <w:iCs w:val="false"/>
+                <w:color w:val="111111"/>
+                <w:sz w:val="16"/>
+                <w:szCs w:val="16"/>
               </w:rPr>
               <w:t xml:space="preserve">İşaret ismi, yer edatı ve sıfatı doğru kullanır.</w:t>
             </w:r>
@@ -8347,19 +8106,19 @@
           </w:tcPr>
           <w:p>
             <w:pPr>
-              <w:spacing w:after="0" w:line="270"/>
-              <w:jc w:val="center"/>
-            </w:pPr>
-            <w:r>
-              <w:rPr>
-                <w:rFonts w:ascii="Times New Roman" w:cs="Times New Roman" w:eastAsia="Times New Roman" w:hAnsi="Times New Roman"/>
-                <w:b w:val="false"/>
-                <w:bCs w:val="false"/>
-                <w:i w:val="false"/>
-                <w:iCs w:val="false"/>
-                <w:color w:val="111111"/>
-                <w:sz w:val="19"/>
-                <w:szCs w:val="19"/>
+              <w:spacing w:after="0" w:line="208"/>
+              <w:jc w:val="center"/>
+            </w:pPr>
+            <w:r>
+              <w:rPr>
+                <w:rFonts w:ascii="Times New Roman" w:cs="Times New Roman" w:eastAsia="Times New Roman" w:hAnsi="Times New Roman"/>
+                <w:b w:val="false"/>
+                <w:bCs w:val="false"/>
+                <w:i w:val="false"/>
+                <w:iCs w:val="false"/>
+                <w:color w:val="111111"/>
+                <w:sz w:val="16"/>
+                <w:szCs w:val="16"/>
               </w:rPr>
               <w:t xml:space="preserve">3</w:t>
             </w:r>
@@ -8380,7 +8139,7 @@
           </w:tcPr>
           <w:p>
             <w:pPr>
-              <w:spacing w:after="0" w:line="270"/>
+              <w:spacing w:after="0" w:line="208"/>
             </w:pPr>
             <w:r>
               <w:rPr>
@@ -8390,8 +8149,8 @@
                 <w:i w:val="false"/>
                 <w:iCs w:val="false"/>
                 <w:color w:val="111111"/>
-                <w:sz w:val="19"/>
-                <w:szCs w:val="19"/>
+                <w:sz w:val="16"/>
+                <w:szCs w:val="16"/>
               </w:rPr>
               <w:t xml:space="preserve">Yazım ve hareke</w:t>
             </w:r>
@@ -8410,18 +8169,18 @@
           </w:tcPr>
           <w:p>
             <w:pPr>
-              <w:spacing w:after="0" w:line="270"/>
-            </w:pPr>
-            <w:r>
-              <w:rPr>
-                <w:rFonts w:ascii="Times New Roman" w:cs="Times New Roman" w:eastAsia="Times New Roman" w:hAnsi="Times New Roman"/>
-                <w:b w:val="false"/>
-                <w:bCs w:val="false"/>
-                <w:i w:val="false"/>
-                <w:iCs w:val="false"/>
-                <w:color w:val="111111"/>
-                <w:sz w:val="19"/>
-                <w:szCs w:val="19"/>
+              <w:spacing w:after="0" w:line="208"/>
+            </w:pPr>
+            <w:r>
+              <w:rPr>
+                <w:rFonts w:ascii="Times New Roman" w:cs="Times New Roman" w:eastAsia="Times New Roman" w:hAnsi="Times New Roman"/>
+                <w:b w:val="false"/>
+                <w:bCs w:val="false"/>
+                <w:i w:val="false"/>
+                <w:iCs w:val="false"/>
+                <w:color w:val="111111"/>
+                <w:sz w:val="16"/>
+                <w:szCs w:val="16"/>
               </w:rPr>
               <w:t xml:space="preserve">Harf bitişimlerini ve harekeleri doğru yazar.</w:t>
             </w:r>
@@ -8440,19 +8199,19 @@
           </w:tcPr>
           <w:p>
             <w:pPr>
-              <w:spacing w:after="0" w:line="270"/>
-              <w:jc w:val="center"/>
-            </w:pPr>
-            <w:r>
-              <w:rPr>
-                <w:rFonts w:ascii="Times New Roman" w:cs="Times New Roman" w:eastAsia="Times New Roman" w:hAnsi="Times New Roman"/>
-                <w:b w:val="false"/>
-                <w:bCs w:val="false"/>
-                <w:i w:val="false"/>
-                <w:iCs w:val="false"/>
-                <w:color w:val="111111"/>
-                <w:sz w:val="19"/>
-                <w:szCs w:val="19"/>
+              <w:spacing w:after="0" w:line="208"/>
+              <w:jc w:val="center"/>
+            </w:pPr>
+            <w:r>
+              <w:rPr>
+                <w:rFonts w:ascii="Times New Roman" w:cs="Times New Roman" w:eastAsia="Times New Roman" w:hAnsi="Times New Roman"/>
+                <w:b w:val="false"/>
+                <w:bCs w:val="false"/>
+                <w:i w:val="false"/>
+                <w:iCs w:val="false"/>
+                <w:color w:val="111111"/>
+                <w:sz w:val="16"/>
+                <w:szCs w:val="16"/>
               </w:rPr>
               <w:t xml:space="preserve">3</w:t>
             </w:r>
@@ -8474,7 +8233,7 @@
           </w:tcPr>
           <w:p>
             <w:pPr>
-              <w:spacing w:after="0" w:line="270"/>
+              <w:spacing w:after="0" w:line="208"/>
             </w:pPr>
             <w:r>
               <w:rPr>
@@ -8484,8 +8243,8 @@
                 <w:i w:val="false"/>
                 <w:iCs w:val="false"/>
                 <w:color w:val="111111"/>
-                <w:sz w:val="19"/>
-                <w:szCs w:val="19"/>
+                <w:sz w:val="16"/>
+                <w:szCs w:val="16"/>
               </w:rPr>
               <w:t xml:space="preserve">TOPLAM</w:t>
             </w:r>
@@ -8505,18 +8264,18 @@
           </w:tcPr>
           <w:p>
             <w:pPr>
-              <w:spacing w:after="0" w:line="270"/>
-            </w:pPr>
-            <w:r>
-              <w:rPr>
-                <w:rFonts w:ascii="Times New Roman" w:cs="Times New Roman" w:eastAsia="Times New Roman" w:hAnsi="Times New Roman"/>
-                <w:b w:val="false"/>
-                <w:bCs w:val="false"/>
-                <w:i w:val="false"/>
-                <w:iCs w:val="false"/>
-                <w:color w:val="111111"/>
-                <w:sz w:val="21"/>
-                <w:szCs w:val="21"/>
+              <w:spacing w:after="0" w:line="208"/>
+            </w:pPr>
+            <w:r>
+              <w:rPr>
+                <w:rFonts w:ascii="Times New Roman" w:cs="Times New Roman" w:eastAsia="Times New Roman" w:hAnsi="Times New Roman"/>
+                <w:b w:val="false"/>
+                <w:bCs w:val="false"/>
+                <w:i w:val="false"/>
+                <w:iCs w:val="false"/>
+                <w:color w:val="111111"/>
+                <w:sz w:val="17"/>
+                <w:szCs w:val="17"/>
               </w:rPr>
               <w:t xml:space="preserve"/>
             </w:r>
@@ -8536,7 +8295,7 @@
           </w:tcPr>
           <w:p>
             <w:pPr>
-              <w:spacing w:after="0" w:line="270"/>
+              <w:spacing w:after="0" w:line="208"/>
               <w:jc w:val="center"/>
             </w:pPr>
             <w:r>
@@ -8547,8 +8306,8 @@
                 <w:i w:val="false"/>
                 <w:iCs w:val="false"/>
                 <w:color w:val="111111"/>
-                <w:sz w:val="19"/>
-                <w:szCs w:val="19"/>
+                <w:sz w:val="16"/>
+                <w:szCs w:val="16"/>
               </w:rPr>
               <w:t xml:space="preserve">15</w:t>
             </w:r>
@@ -8558,7 +8317,7 @@
     </w:tbl>
     <w:p>
       <w:pPr>
-        <w:spacing w:after="110"/>
+        <w:spacing w:after="33"/>
       </w:pPr>
       <w:r>
         <w:rPr>
@@ -8568,8 +8327,8 @@
           <w:i w:val="false"/>
           <w:iCs w:val="false"/>
           <w:color w:val="111111"/>
-          <w:sz w:val="21"/>
-          <w:szCs w:val="21"/>
+          <w:sz w:val="17"/>
+          <w:szCs w:val="17"/>
         </w:rPr>
         <w:t xml:space="preserve"/>
       </w:r>
@@ -8577,7 +8336,7 @@
     <w:p>
       <w:pPr>
         <w:keepNext w:val="false"/>
-        <w:spacing w:after="90" w:before="0" w:line="280"/>
+        <w:spacing w:after="27" w:before="0" w:line="208"/>
       </w:pPr>
       <w:r>
         <w:rPr>
@@ -8587,8 +8346,8 @@
           <w:i w:val="false"/>
           <w:iCs w:val="false"/>
           <w:color w:val="111111"/>
-          <w:sz w:val="20"/>
-          <w:szCs w:val="20"/>
+          <w:sz w:val="17"/>
+          <w:szCs w:val="17"/>
         </w:rPr>
         <w:t xml:space="preserve">Öğrenme çıktısı / kazanım dağılımı</w:t>
       </w:r>
@@ -8629,7 +8388,7 @@
           </w:tcPr>
           <w:p>
             <w:pPr>
-              <w:spacing w:after="0" w:line="270"/>
+              <w:spacing w:after="0" w:line="208"/>
               <w:jc w:val="center"/>
             </w:pPr>
             <w:r>
@@ -8640,8 +8399,8 @@
                 <w:i w:val="false"/>
                 <w:iCs w:val="false"/>
                 <w:color w:val="111111"/>
-                <w:sz w:val="18"/>
-                <w:szCs w:val="18"/>
+                <w:sz w:val="15"/>
+                <w:szCs w:val="15"/>
               </w:rPr>
               <w:t xml:space="preserve">Soru</w:t>
             </w:r>
@@ -8661,7 +8420,7 @@
           </w:tcPr>
           <w:p>
             <w:pPr>
-              <w:spacing w:after="0" w:line="270"/>
+              <w:spacing w:after="0" w:line="208"/>
               <w:jc w:val="center"/>
             </w:pPr>
             <w:r>
@@ -8672,8 +8431,8 @@
                 <w:i w:val="false"/>
                 <w:iCs w:val="false"/>
                 <w:color w:val="111111"/>
-                <w:sz w:val="18"/>
-                <w:szCs w:val="18"/>
+                <w:sz w:val="15"/>
+                <w:szCs w:val="15"/>
               </w:rPr>
               <w:t xml:space="preserve">Öğrenme çıktısı</w:t>
             </w:r>
@@ -8693,7 +8452,7 @@
           </w:tcPr>
           <w:p>
             <w:pPr>
-              <w:spacing w:after="0" w:line="270"/>
+              <w:spacing w:after="0" w:line="208"/>
               <w:jc w:val="center"/>
             </w:pPr>
             <w:r>
@@ -8704,8 +8463,8 @@
                 <w:i w:val="false"/>
                 <w:iCs w:val="false"/>
                 <w:color w:val="111111"/>
-                <w:sz w:val="18"/>
-                <w:szCs w:val="18"/>
+                <w:sz w:val="15"/>
+                <w:szCs w:val="15"/>
               </w:rPr>
               <w:t xml:space="preserve">Beceri alanı</w:t>
             </w:r>
@@ -8725,7 +8484,7 @@
           </w:tcPr>
           <w:p>
             <w:pPr>
-              <w:spacing w:after="0" w:line="270"/>
+              <w:spacing w:after="0" w:line="208"/>
               <w:jc w:val="center"/>
             </w:pPr>
             <w:r>
@@ -8736,8 +8495,8 @@
                 <w:i w:val="false"/>
                 <w:iCs w:val="false"/>
                 <w:color w:val="111111"/>
-                <w:sz w:val="18"/>
-                <w:szCs w:val="18"/>
+                <w:sz w:val="15"/>
+                <w:szCs w:val="15"/>
               </w:rPr>
               <w:t xml:space="preserve">Puan</w:t>
             </w:r>
@@ -8758,7 +8517,7 @@
           </w:tcPr>
           <w:p>
             <w:pPr>
-              <w:spacing w:after="0" w:line="270"/>
+              <w:spacing w:after="0" w:line="208"/>
               <w:jc w:val="center"/>
             </w:pPr>
             <w:r>
@@ -8769,8 +8528,8 @@
                 <w:i w:val="false"/>
                 <w:iCs w:val="false"/>
                 <w:color w:val="111111"/>
-                <w:sz w:val="18"/>
-                <w:szCs w:val="18"/>
+                <w:sz w:val="15"/>
+                <w:szCs w:val="15"/>
               </w:rPr>
               <w:t xml:space="preserve">1</w:t>
             </w:r>
@@ -8789,18 +8548,18 @@
           </w:tcPr>
           <w:p>
             <w:pPr>
-              <w:spacing w:after="0" w:line="270"/>
-            </w:pPr>
-            <w:r>
-              <w:rPr>
-                <w:rFonts w:ascii="Times New Roman" w:cs="Times New Roman" w:eastAsia="Times New Roman" w:hAnsi="Times New Roman"/>
-                <w:b w:val="false"/>
-                <w:bCs w:val="false"/>
-                <w:i w:val="false"/>
-                <w:iCs w:val="false"/>
-                <w:color w:val="111111"/>
-                <w:sz w:val="17"/>
-                <w:szCs w:val="17"/>
+              <w:spacing w:after="0" w:line="208"/>
+            </w:pPr>
+            <w:r>
+              <w:rPr>
+                <w:rFonts w:ascii="Times New Roman" w:cs="Times New Roman" w:eastAsia="Times New Roman" w:hAnsi="Times New Roman"/>
+                <w:b w:val="false"/>
+                <w:bCs w:val="false"/>
+                <w:i w:val="false"/>
+                <w:iCs w:val="false"/>
+                <w:color w:val="111111"/>
+                <w:sz w:val="14"/>
+                <w:szCs w:val="14"/>
               </w:rPr>
               <w:t xml:space="preserve">ARP.5.2.3.1 — Kısa bir tanıtım metnini okuyarak bilgi çıkarır.</w:t>
             </w:r>
@@ -8819,19 +8578,19 @@
           </w:tcPr>
           <w:p>
             <w:pPr>
-              <w:spacing w:after="0" w:line="270"/>
-              <w:jc w:val="center"/>
-            </w:pPr>
-            <w:r>
-              <w:rPr>
-                <w:rFonts w:ascii="Times New Roman" w:cs="Times New Roman" w:eastAsia="Times New Roman" w:hAnsi="Times New Roman"/>
-                <w:b w:val="false"/>
-                <w:bCs w:val="false"/>
-                <w:i w:val="false"/>
-                <w:iCs w:val="false"/>
-                <w:color w:val="111111"/>
-                <w:sz w:val="17"/>
-                <w:szCs w:val="17"/>
+              <w:spacing w:after="0" w:line="208"/>
+              <w:jc w:val="center"/>
+            </w:pPr>
+            <w:r>
+              <w:rPr>
+                <w:rFonts w:ascii="Times New Roman" w:cs="Times New Roman" w:eastAsia="Times New Roman" w:hAnsi="Times New Roman"/>
+                <w:b w:val="false"/>
+                <w:bCs w:val="false"/>
+                <w:i w:val="false"/>
+                <w:iCs w:val="false"/>
+                <w:color w:val="111111"/>
+                <w:sz w:val="14"/>
+                <w:szCs w:val="14"/>
               </w:rPr>
               <w:t xml:space="preserve">Sözcük / Okuma</w:t>
             </w:r>
@@ -8850,19 +8609,19 @@
           </w:tcPr>
           <w:p>
             <w:pPr>
-              <w:spacing w:after="0" w:line="270"/>
-              <w:jc w:val="center"/>
-            </w:pPr>
-            <w:r>
-              <w:rPr>
-                <w:rFonts w:ascii="Times New Roman" w:cs="Times New Roman" w:eastAsia="Times New Roman" w:hAnsi="Times New Roman"/>
-                <w:b w:val="false"/>
-                <w:bCs w:val="false"/>
-                <w:i w:val="false"/>
-                <w:iCs w:val="false"/>
-                <w:color w:val="111111"/>
-                <w:sz w:val="18"/>
-                <w:szCs w:val="18"/>
+              <w:spacing w:after="0" w:line="208"/>
+              <w:jc w:val="center"/>
+            </w:pPr>
+            <w:r>
+              <w:rPr>
+                <w:rFonts w:ascii="Times New Roman" w:cs="Times New Roman" w:eastAsia="Times New Roman" w:hAnsi="Times New Roman"/>
+                <w:b w:val="false"/>
+                <w:bCs w:val="false"/>
+                <w:i w:val="false"/>
+                <w:iCs w:val="false"/>
+                <w:color w:val="111111"/>
+                <w:sz w:val="15"/>
+                <w:szCs w:val="15"/>
               </w:rPr>
               <w:t xml:space="preserve">15</w:t>
             </w:r>
@@ -8883,7 +8642,7 @@
           </w:tcPr>
           <w:p>
             <w:pPr>
-              <w:spacing w:after="0" w:line="270"/>
+              <w:spacing w:after="0" w:line="208"/>
               <w:jc w:val="center"/>
             </w:pPr>
             <w:r>
@@ -8894,8 +8653,8 @@
                 <w:i w:val="false"/>
                 <w:iCs w:val="false"/>
                 <w:color w:val="111111"/>
-                <w:sz w:val="18"/>
-                <w:szCs w:val="18"/>
+                <w:sz w:val="15"/>
+                <w:szCs w:val="15"/>
               </w:rPr>
               <w:t xml:space="preserve">2</w:t>
             </w:r>
@@ -8914,18 +8673,18 @@
           </w:tcPr>
           <w:p>
             <w:pPr>
-              <w:spacing w:after="0" w:line="270"/>
-            </w:pPr>
-            <w:r>
-              <w:rPr>
-                <w:rFonts w:ascii="Times New Roman" w:cs="Times New Roman" w:eastAsia="Times New Roman" w:hAnsi="Times New Roman"/>
-                <w:b w:val="false"/>
-                <w:bCs w:val="false"/>
-                <w:i w:val="false"/>
-                <w:iCs w:val="false"/>
-                <w:color w:val="111111"/>
-                <w:sz w:val="17"/>
-                <w:szCs w:val="17"/>
+              <w:spacing w:after="0" w:line="208"/>
+            </w:pPr>
+            <w:r>
+              <w:rPr>
+                <w:rFonts w:ascii="Times New Roman" w:cs="Times New Roman" w:eastAsia="Times New Roman" w:hAnsi="Times New Roman"/>
+                <w:b w:val="false"/>
+                <w:bCs w:val="false"/>
+                <w:i w:val="false"/>
+                <w:iCs w:val="false"/>
+                <w:color w:val="111111"/>
+                <w:sz w:val="14"/>
+                <w:szCs w:val="14"/>
               </w:rPr>
               <w:t xml:space="preserve">ARP.5.2.1.1 — Dinlediği metindeki nesne ve yerleri belirler.</w:t>
             </w:r>
@@ -8944,19 +8703,19 @@
           </w:tcPr>
           <w:p>
             <w:pPr>
-              <w:spacing w:after="0" w:line="270"/>
-              <w:jc w:val="center"/>
-            </w:pPr>
-            <w:r>
-              <w:rPr>
-                <w:rFonts w:ascii="Times New Roman" w:cs="Times New Roman" w:eastAsia="Times New Roman" w:hAnsi="Times New Roman"/>
-                <w:b w:val="false"/>
-                <w:bCs w:val="false"/>
-                <w:i w:val="false"/>
-                <w:iCs w:val="false"/>
-                <w:color w:val="111111"/>
-                <w:sz w:val="17"/>
-                <w:szCs w:val="17"/>
+              <w:spacing w:after="0" w:line="208"/>
+              <w:jc w:val="center"/>
+            </w:pPr>
+            <w:r>
+              <w:rPr>
+                <w:rFonts w:ascii="Times New Roman" w:cs="Times New Roman" w:eastAsia="Times New Roman" w:hAnsi="Times New Roman"/>
+                <w:b w:val="false"/>
+                <w:bCs w:val="false"/>
+                <w:i w:val="false"/>
+                <w:iCs w:val="false"/>
+                <w:color w:val="111111"/>
+                <w:sz w:val="14"/>
+                <w:szCs w:val="14"/>
               </w:rPr>
               <w:t xml:space="preserve">Dinleme</w:t>
             </w:r>
@@ -8975,19 +8734,19 @@
           </w:tcPr>
           <w:p>
             <w:pPr>
-              <w:spacing w:after="0" w:line="270"/>
-              <w:jc w:val="center"/>
-            </w:pPr>
-            <w:r>
-              <w:rPr>
-                <w:rFonts w:ascii="Times New Roman" w:cs="Times New Roman" w:eastAsia="Times New Roman" w:hAnsi="Times New Roman"/>
-                <w:b w:val="false"/>
-                <w:bCs w:val="false"/>
-                <w:i w:val="false"/>
-                <w:iCs w:val="false"/>
-                <w:color w:val="111111"/>
-                <w:sz w:val="18"/>
-                <w:szCs w:val="18"/>
+              <w:spacing w:after="0" w:line="208"/>
+              <w:jc w:val="center"/>
+            </w:pPr>
+            <w:r>
+              <w:rPr>
+                <w:rFonts w:ascii="Times New Roman" w:cs="Times New Roman" w:eastAsia="Times New Roman" w:hAnsi="Times New Roman"/>
+                <w:b w:val="false"/>
+                <w:bCs w:val="false"/>
+                <w:i w:val="false"/>
+                <w:iCs w:val="false"/>
+                <w:color w:val="111111"/>
+                <w:sz w:val="15"/>
+                <w:szCs w:val="15"/>
               </w:rPr>
               <w:t xml:space="preserve">10</w:t>
             </w:r>
@@ -9008,7 +8767,7 @@
           </w:tcPr>
           <w:p>
             <w:pPr>
-              <w:spacing w:after="0" w:line="270"/>
+              <w:spacing w:after="0" w:line="208"/>
               <w:jc w:val="center"/>
             </w:pPr>
             <w:r>
@@ -9019,8 +8778,8 @@
                 <w:i w:val="false"/>
                 <w:iCs w:val="false"/>
                 <w:color w:val="111111"/>
-                <w:sz w:val="18"/>
-                <w:szCs w:val="18"/>
+                <w:sz w:val="15"/>
+                <w:szCs w:val="15"/>
               </w:rPr>
               <w:t xml:space="preserve">3</w:t>
             </w:r>
@@ -9039,18 +8798,18 @@
           </w:tcPr>
           <w:p>
             <w:pPr>
-              <w:spacing w:after="0" w:line="270"/>
-            </w:pPr>
-            <w:r>
-              <w:rPr>
-                <w:rFonts w:ascii="Times New Roman" w:cs="Times New Roman" w:eastAsia="Times New Roman" w:hAnsi="Times New Roman"/>
-                <w:b w:val="false"/>
-                <w:bCs w:val="false"/>
-                <w:i w:val="false"/>
-                <w:iCs w:val="false"/>
-                <w:color w:val="111111"/>
-                <w:sz w:val="17"/>
-                <w:szCs w:val="17"/>
+              <w:spacing w:after="0" w:line="208"/>
+            </w:pPr>
+            <w:r>
+              <w:rPr>
+                <w:rFonts w:ascii="Times New Roman" w:cs="Times New Roman" w:eastAsia="Times New Roman" w:hAnsi="Times New Roman"/>
+                <w:b w:val="false"/>
+                <w:bCs w:val="false"/>
+                <w:i w:val="false"/>
+                <w:iCs w:val="false"/>
+                <w:color w:val="111111"/>
+                <w:sz w:val="14"/>
+                <w:szCs w:val="14"/>
               </w:rPr>
               <w:t xml:space="preserve">ARP.5.2.2.1 — Bağlama uygun soru kalıbını ve yapıyı seçer.</w:t>
             </w:r>
@@ -9069,19 +8828,19 @@
           </w:tcPr>
           <w:p>
             <w:pPr>
-              <w:spacing w:after="0" w:line="270"/>
-              <w:jc w:val="center"/>
-            </w:pPr>
-            <w:r>
-              <w:rPr>
-                <w:rFonts w:ascii="Times New Roman" w:cs="Times New Roman" w:eastAsia="Times New Roman" w:hAnsi="Times New Roman"/>
-                <w:b w:val="false"/>
-                <w:bCs w:val="false"/>
-                <w:i w:val="false"/>
-                <w:iCs w:val="false"/>
-                <w:color w:val="111111"/>
-                <w:sz w:val="17"/>
-                <w:szCs w:val="17"/>
+              <w:spacing w:after="0" w:line="208"/>
+              <w:jc w:val="center"/>
+            </w:pPr>
+            <w:r>
+              <w:rPr>
+                <w:rFonts w:ascii="Times New Roman" w:cs="Times New Roman" w:eastAsia="Times New Roman" w:hAnsi="Times New Roman"/>
+                <w:b w:val="false"/>
+                <w:bCs w:val="false"/>
+                <w:i w:val="false"/>
+                <w:iCs w:val="false"/>
+                <w:color w:val="111111"/>
+                <w:sz w:val="14"/>
+                <w:szCs w:val="14"/>
               </w:rPr>
               <w:t xml:space="preserve">Dil Bilgisi</w:t>
             </w:r>
@@ -9100,19 +8859,19 @@
           </w:tcPr>
           <w:p>
             <w:pPr>
-              <w:spacing w:after="0" w:line="270"/>
-              <w:jc w:val="center"/>
-            </w:pPr>
-            <w:r>
-              <w:rPr>
-                <w:rFonts w:ascii="Times New Roman" w:cs="Times New Roman" w:eastAsia="Times New Roman" w:hAnsi="Times New Roman"/>
-                <w:b w:val="false"/>
-                <w:bCs w:val="false"/>
-                <w:i w:val="false"/>
-                <w:iCs w:val="false"/>
-                <w:color w:val="111111"/>
-                <w:sz w:val="18"/>
-                <w:szCs w:val="18"/>
+              <w:spacing w:after="0" w:line="208"/>
+              <w:jc w:val="center"/>
+            </w:pPr>
+            <w:r>
+              <w:rPr>
+                <w:rFonts w:ascii="Times New Roman" w:cs="Times New Roman" w:eastAsia="Times New Roman" w:hAnsi="Times New Roman"/>
+                <w:b w:val="false"/>
+                <w:bCs w:val="false"/>
+                <w:i w:val="false"/>
+                <w:iCs w:val="false"/>
+                <w:color w:val="111111"/>
+                <w:sz w:val="15"/>
+                <w:szCs w:val="15"/>
               </w:rPr>
               <w:t xml:space="preserve">15</w:t>
             </w:r>
@@ -9133,7 +8892,7 @@
           </w:tcPr>
           <w:p>
             <w:pPr>
-              <w:spacing w:after="0" w:line="270"/>
+              <w:spacing w:after="0" w:line="208"/>
               <w:jc w:val="center"/>
             </w:pPr>
             <w:r>
@@ -9144,8 +8903,8 @@
                 <w:i w:val="false"/>
                 <w:iCs w:val="false"/>
                 <w:color w:val="111111"/>
-                <w:sz w:val="18"/>
-                <w:szCs w:val="18"/>
+                <w:sz w:val="15"/>
+                <w:szCs w:val="15"/>
               </w:rPr>
               <w:t xml:space="preserve">4</w:t>
             </w:r>
@@ -9164,18 +8923,18 @@
           </w:tcPr>
           <w:p>
             <w:pPr>
-              <w:spacing w:after="0" w:line="270"/>
-            </w:pPr>
-            <w:r>
-              <w:rPr>
-                <w:rFonts w:ascii="Times New Roman" w:cs="Times New Roman" w:eastAsia="Times New Roman" w:hAnsi="Times New Roman"/>
-                <w:b w:val="false"/>
-                <w:bCs w:val="false"/>
-                <w:i w:val="false"/>
-                <w:iCs w:val="false"/>
-                <w:color w:val="111111"/>
-                <w:sz w:val="17"/>
-                <w:szCs w:val="17"/>
+              <w:spacing w:after="0" w:line="208"/>
+            </w:pPr>
+            <w:r>
+              <w:rPr>
+                <w:rFonts w:ascii="Times New Roman" w:cs="Times New Roman" w:eastAsia="Times New Roman" w:hAnsi="Times New Roman"/>
+                <w:b w:val="false"/>
+                <w:bCs w:val="false"/>
+                <w:i w:val="false"/>
+                <w:iCs w:val="false"/>
+                <w:color w:val="111111"/>
+                <w:sz w:val="14"/>
+                <w:szCs w:val="14"/>
               </w:rPr>
               <w:t xml:space="preserve">ARP.5.2.5.1 — Günlük durumlara uygun ifadeyi belirler.</w:t>
             </w:r>
@@ -9194,19 +8953,19 @@
           </w:tcPr>
           <w:p>
             <w:pPr>
-              <w:spacing w:after="0" w:line="270"/>
-              <w:jc w:val="center"/>
-            </w:pPr>
-            <w:r>
-              <w:rPr>
-                <w:rFonts w:ascii="Times New Roman" w:cs="Times New Roman" w:eastAsia="Times New Roman" w:hAnsi="Times New Roman"/>
-                <w:b w:val="false"/>
-                <w:bCs w:val="false"/>
-                <w:i w:val="false"/>
-                <w:iCs w:val="false"/>
-                <w:color w:val="111111"/>
-                <w:sz w:val="17"/>
-                <w:szCs w:val="17"/>
+              <w:spacing w:after="0" w:line="208"/>
+              <w:jc w:val="center"/>
+            </w:pPr>
+            <w:r>
+              <w:rPr>
+                <w:rFonts w:ascii="Times New Roman" w:cs="Times New Roman" w:eastAsia="Times New Roman" w:hAnsi="Times New Roman"/>
+                <w:b w:val="false"/>
+                <w:bCs w:val="false"/>
+                <w:i w:val="false"/>
+                <w:iCs w:val="false"/>
+                <w:color w:val="111111"/>
+                <w:sz w:val="14"/>
+                <w:szCs w:val="14"/>
               </w:rPr>
               <w:t xml:space="preserve">Konuşma</w:t>
             </w:r>
@@ -9225,19 +8984,19 @@
           </w:tcPr>
           <w:p>
             <w:pPr>
-              <w:spacing w:after="0" w:line="270"/>
-              <w:jc w:val="center"/>
-            </w:pPr>
-            <w:r>
-              <w:rPr>
-                <w:rFonts w:ascii="Times New Roman" w:cs="Times New Roman" w:eastAsia="Times New Roman" w:hAnsi="Times New Roman"/>
-                <w:b w:val="false"/>
-                <w:bCs w:val="false"/>
-                <w:i w:val="false"/>
-                <w:iCs w:val="false"/>
-                <w:color w:val="111111"/>
-                <w:sz w:val="18"/>
-                <w:szCs w:val="18"/>
+              <w:spacing w:after="0" w:line="208"/>
+              <w:jc w:val="center"/>
+            </w:pPr>
+            <w:r>
+              <w:rPr>
+                <w:rFonts w:ascii="Times New Roman" w:cs="Times New Roman" w:eastAsia="Times New Roman" w:hAnsi="Times New Roman"/>
+                <w:b w:val="false"/>
+                <w:bCs w:val="false"/>
+                <w:i w:val="false"/>
+                <w:iCs w:val="false"/>
+                <w:color w:val="111111"/>
+                <w:sz w:val="15"/>
+                <w:szCs w:val="15"/>
               </w:rPr>
               <w:t xml:space="preserve">10</w:t>
             </w:r>
@@ -9258,7 +9017,7 @@
           </w:tcPr>
           <w:p>
             <w:pPr>
-              <w:spacing w:after="0" w:line="270"/>
+              <w:spacing w:after="0" w:line="208"/>
               <w:jc w:val="center"/>
             </w:pPr>
             <w:r>
@@ -9269,8 +9028,8 @@
                 <w:i w:val="false"/>
                 <w:iCs w:val="false"/>
                 <w:color w:val="111111"/>
-                <w:sz w:val="18"/>
-                <w:szCs w:val="18"/>
+                <w:sz w:val="15"/>
+                <w:szCs w:val="15"/>
               </w:rPr>
               <w:t xml:space="preserve">5</w:t>
             </w:r>
@@ -9289,18 +9048,18 @@
           </w:tcPr>
           <w:p>
             <w:pPr>
-              <w:spacing w:after="0" w:line="270"/>
-            </w:pPr>
-            <w:r>
-              <w:rPr>
-                <w:rFonts w:ascii="Times New Roman" w:cs="Times New Roman" w:eastAsia="Times New Roman" w:hAnsi="Times New Roman"/>
-                <w:b w:val="false"/>
-                <w:bCs w:val="false"/>
-                <w:i w:val="false"/>
-                <w:iCs w:val="false"/>
-                <w:color w:val="111111"/>
-                <w:sz w:val="17"/>
-                <w:szCs w:val="17"/>
+              <w:spacing w:after="0" w:line="208"/>
+            </w:pPr>
+            <w:r>
+              <w:rPr>
+                <w:rFonts w:ascii="Times New Roman" w:cs="Times New Roman" w:eastAsia="Times New Roman" w:hAnsi="Times New Roman"/>
+                <w:b w:val="false"/>
+                <w:bCs w:val="false"/>
+                <w:i w:val="false"/>
+                <w:iCs w:val="false"/>
+                <w:color w:val="111111"/>
+                <w:sz w:val="14"/>
+                <w:szCs w:val="14"/>
               </w:rPr>
               <w:t xml:space="preserve">ARP.5.2.3.2 — Metinden hareketle sözcükleri yerinde kullanır.</w:t>
             </w:r>
@@ -9319,19 +9078,19 @@
           </w:tcPr>
           <w:p>
             <w:pPr>
-              <w:spacing w:after="0" w:line="270"/>
-              <w:jc w:val="center"/>
-            </w:pPr>
-            <w:r>
-              <w:rPr>
-                <w:rFonts w:ascii="Times New Roman" w:cs="Times New Roman" w:eastAsia="Times New Roman" w:hAnsi="Times New Roman"/>
-                <w:b w:val="false"/>
-                <w:bCs w:val="false"/>
-                <w:i w:val="false"/>
-                <w:iCs w:val="false"/>
-                <w:color w:val="111111"/>
-                <w:sz w:val="17"/>
-                <w:szCs w:val="17"/>
+              <w:spacing w:after="0" w:line="208"/>
+              <w:jc w:val="center"/>
+            </w:pPr>
+            <w:r>
+              <w:rPr>
+                <w:rFonts w:ascii="Times New Roman" w:cs="Times New Roman" w:eastAsia="Times New Roman" w:hAnsi="Times New Roman"/>
+                <w:b w:val="false"/>
+                <w:bCs w:val="false"/>
+                <w:i w:val="false"/>
+                <w:iCs w:val="false"/>
+                <w:color w:val="111111"/>
+                <w:sz w:val="14"/>
+                <w:szCs w:val="14"/>
               </w:rPr>
               <w:t xml:space="preserve">Sözcük</w:t>
             </w:r>
@@ -9350,19 +9109,19 @@
           </w:tcPr>
           <w:p>
             <w:pPr>
-              <w:spacing w:after="0" w:line="270"/>
-              <w:jc w:val="center"/>
-            </w:pPr>
-            <w:r>
-              <w:rPr>
-                <w:rFonts w:ascii="Times New Roman" w:cs="Times New Roman" w:eastAsia="Times New Roman" w:hAnsi="Times New Roman"/>
-                <w:b w:val="false"/>
-                <w:bCs w:val="false"/>
-                <w:i w:val="false"/>
-                <w:iCs w:val="false"/>
-                <w:color w:val="111111"/>
-                <w:sz w:val="18"/>
-                <w:szCs w:val="18"/>
+              <w:spacing w:after="0" w:line="208"/>
+              <w:jc w:val="center"/>
+            </w:pPr>
+            <w:r>
+              <w:rPr>
+                <w:rFonts w:ascii="Times New Roman" w:cs="Times New Roman" w:eastAsia="Times New Roman" w:hAnsi="Times New Roman"/>
+                <w:b w:val="false"/>
+                <w:bCs w:val="false"/>
+                <w:i w:val="false"/>
+                <w:iCs w:val="false"/>
+                <w:color w:val="111111"/>
+                <w:sz w:val="15"/>
+                <w:szCs w:val="15"/>
               </w:rPr>
               <w:t xml:space="preserve">10</w:t>
             </w:r>
@@ -9383,7 +9142,7 @@
           </w:tcPr>
           <w:p>
             <w:pPr>
-              <w:spacing w:after="0" w:line="270"/>
+              <w:spacing w:after="0" w:line="208"/>
               <w:jc w:val="center"/>
             </w:pPr>
             <w:r>
@@ -9394,8 +9153,8 @@
                 <w:i w:val="false"/>
                 <w:iCs w:val="false"/>
                 <w:color w:val="111111"/>
-                <w:sz w:val="18"/>
-                <w:szCs w:val="18"/>
+                <w:sz w:val="15"/>
+                <w:szCs w:val="15"/>
               </w:rPr>
               <w:t xml:space="preserve">6</w:t>
             </w:r>
@@ -9414,18 +9173,18 @@
           </w:tcPr>
           <w:p>
             <w:pPr>
-              <w:spacing w:after="0" w:line="270"/>
-            </w:pPr>
-            <w:r>
-              <w:rPr>
-                <w:rFonts w:ascii="Times New Roman" w:cs="Times New Roman" w:eastAsia="Times New Roman" w:hAnsi="Times New Roman"/>
-                <w:b w:val="false"/>
-                <w:bCs w:val="false"/>
-                <w:i w:val="false"/>
-                <w:iCs w:val="false"/>
-                <w:color w:val="111111"/>
-                <w:sz w:val="17"/>
-                <w:szCs w:val="17"/>
+              <w:spacing w:after="0" w:line="208"/>
+            </w:pPr>
+            <w:r>
+              <w:rPr>
+                <w:rFonts w:ascii="Times New Roman" w:cs="Times New Roman" w:eastAsia="Times New Roman" w:hAnsi="Times New Roman"/>
+                <w:b w:val="false"/>
+                <w:bCs w:val="false"/>
+                <w:i w:val="false"/>
+                <w:iCs w:val="false"/>
+                <w:color w:val="111111"/>
+                <w:sz w:val="14"/>
+                <w:szCs w:val="14"/>
               </w:rPr>
               <w:t xml:space="preserve">ARP.5.2.4.1 — Şedde, tenvin ve med harflerini ayırt eder.</w:t>
             </w:r>
@@ -9444,19 +9203,19 @@
           </w:tcPr>
           <w:p>
             <w:pPr>
-              <w:spacing w:after="0" w:line="270"/>
-              <w:jc w:val="center"/>
-            </w:pPr>
-            <w:r>
-              <w:rPr>
-                <w:rFonts w:ascii="Times New Roman" w:cs="Times New Roman" w:eastAsia="Times New Roman" w:hAnsi="Times New Roman"/>
-                <w:b w:val="false"/>
-                <w:bCs w:val="false"/>
-                <w:i w:val="false"/>
-                <w:iCs w:val="false"/>
-                <w:color w:val="111111"/>
-                <w:sz w:val="17"/>
-                <w:szCs w:val="17"/>
+              <w:spacing w:after="0" w:line="208"/>
+              <w:jc w:val="center"/>
+            </w:pPr>
+            <w:r>
+              <w:rPr>
+                <w:rFonts w:ascii="Times New Roman" w:cs="Times New Roman" w:eastAsia="Times New Roman" w:hAnsi="Times New Roman"/>
+                <w:b w:val="false"/>
+                <w:bCs w:val="false"/>
+                <w:i w:val="false"/>
+                <w:iCs w:val="false"/>
+                <w:color w:val="111111"/>
+                <w:sz w:val="14"/>
+                <w:szCs w:val="14"/>
               </w:rPr>
               <w:t xml:space="preserve">Sesletim</w:t>
             </w:r>
@@ -9475,19 +9234,19 @@
           </w:tcPr>
           <w:p>
             <w:pPr>
-              <w:spacing w:after="0" w:line="270"/>
-              <w:jc w:val="center"/>
-            </w:pPr>
-            <w:r>
-              <w:rPr>
-                <w:rFonts w:ascii="Times New Roman" w:cs="Times New Roman" w:eastAsia="Times New Roman" w:hAnsi="Times New Roman"/>
-                <w:b w:val="false"/>
-                <w:bCs w:val="false"/>
-                <w:i w:val="false"/>
-                <w:iCs w:val="false"/>
-                <w:color w:val="111111"/>
-                <w:sz w:val="18"/>
-                <w:szCs w:val="18"/>
+              <w:spacing w:after="0" w:line="208"/>
+              <w:jc w:val="center"/>
+            </w:pPr>
+            <w:r>
+              <w:rPr>
+                <w:rFonts w:ascii="Times New Roman" w:cs="Times New Roman" w:eastAsia="Times New Roman" w:hAnsi="Times New Roman"/>
+                <w:b w:val="false"/>
+                <w:bCs w:val="false"/>
+                <w:i w:val="false"/>
+                <w:iCs w:val="false"/>
+                <w:color w:val="111111"/>
+                <w:sz w:val="15"/>
+                <w:szCs w:val="15"/>
               </w:rPr>
               <w:t xml:space="preserve">10</w:t>
             </w:r>
@@ -9508,7 +9267,7 @@
           </w:tcPr>
           <w:p>
             <w:pPr>
-              <w:spacing w:after="0" w:line="270"/>
+              <w:spacing w:after="0" w:line="208"/>
               <w:jc w:val="center"/>
             </w:pPr>
             <w:r>
@@ -9519,8 +9278,8 @@
                 <w:i w:val="false"/>
                 <w:iCs w:val="false"/>
                 <w:color w:val="111111"/>
-                <w:sz w:val="18"/>
-                <w:szCs w:val="18"/>
+                <w:sz w:val="15"/>
+                <w:szCs w:val="15"/>
               </w:rPr>
               <w:t xml:space="preserve">7</w:t>
             </w:r>
@@ -9539,18 +9298,18 @@
           </w:tcPr>
           <w:p>
             <w:pPr>
-              <w:spacing w:after="0" w:line="270"/>
-            </w:pPr>
-            <w:r>
-              <w:rPr>
-                <w:rFonts w:ascii="Times New Roman" w:cs="Times New Roman" w:eastAsia="Times New Roman" w:hAnsi="Times New Roman"/>
-                <w:b w:val="false"/>
-                <w:bCs w:val="false"/>
-                <w:i w:val="false"/>
-                <w:iCs w:val="false"/>
-                <w:color w:val="111111"/>
-                <w:sz w:val="17"/>
-                <w:szCs w:val="17"/>
+              <w:spacing w:after="0" w:line="208"/>
+            </w:pPr>
+            <w:r>
+              <w:rPr>
+                <w:rFonts w:ascii="Times New Roman" w:cs="Times New Roman" w:eastAsia="Times New Roman" w:hAnsi="Times New Roman"/>
+                <w:b w:val="false"/>
+                <w:bCs w:val="false"/>
+                <w:i w:val="false"/>
+                <w:iCs w:val="false"/>
+                <w:color w:val="111111"/>
+                <w:sz w:val="14"/>
+                <w:szCs w:val="14"/>
               </w:rPr>
               <w:t xml:space="preserve">ARP.5.2.5.2 — Metne dayalı sorulara Arapça cevap verir.</w:t>
             </w:r>
@@ -9569,19 +9328,19 @@
           </w:tcPr>
           <w:p>
             <w:pPr>
-              <w:spacing w:after="0" w:line="270"/>
-              <w:jc w:val="center"/>
-            </w:pPr>
-            <w:r>
-              <w:rPr>
-                <w:rFonts w:ascii="Times New Roman" w:cs="Times New Roman" w:eastAsia="Times New Roman" w:hAnsi="Times New Roman"/>
-                <w:b w:val="false"/>
-                <w:bCs w:val="false"/>
-                <w:i w:val="false"/>
-                <w:iCs w:val="false"/>
-                <w:color w:val="111111"/>
-                <w:sz w:val="17"/>
-                <w:szCs w:val="17"/>
+              <w:spacing w:after="0" w:line="208"/>
+              <w:jc w:val="center"/>
+            </w:pPr>
+            <w:r>
+              <w:rPr>
+                <w:rFonts w:ascii="Times New Roman" w:cs="Times New Roman" w:eastAsia="Times New Roman" w:hAnsi="Times New Roman"/>
+                <w:b w:val="false"/>
+                <w:bCs w:val="false"/>
+                <w:i w:val="false"/>
+                <w:iCs w:val="false"/>
+                <w:color w:val="111111"/>
+                <w:sz w:val="14"/>
+                <w:szCs w:val="14"/>
               </w:rPr>
               <w:t xml:space="preserve">Konuşma</w:t>
             </w:r>
@@ -9600,19 +9359,19 @@
           </w:tcPr>
           <w:p>
             <w:pPr>
-              <w:spacing w:after="0" w:line="270"/>
-              <w:jc w:val="center"/>
-            </w:pPr>
-            <w:r>
-              <w:rPr>
-                <w:rFonts w:ascii="Times New Roman" w:cs="Times New Roman" w:eastAsia="Times New Roman" w:hAnsi="Times New Roman"/>
-                <w:b w:val="false"/>
-                <w:bCs w:val="false"/>
-                <w:i w:val="false"/>
-                <w:iCs w:val="false"/>
-                <w:color w:val="111111"/>
-                <w:sz w:val="18"/>
-                <w:szCs w:val="18"/>
+              <w:spacing w:after="0" w:line="208"/>
+              <w:jc w:val="center"/>
+            </w:pPr>
+            <w:r>
+              <w:rPr>
+                <w:rFonts w:ascii="Times New Roman" w:cs="Times New Roman" w:eastAsia="Times New Roman" w:hAnsi="Times New Roman"/>
+                <w:b w:val="false"/>
+                <w:bCs w:val="false"/>
+                <w:i w:val="false"/>
+                <w:iCs w:val="false"/>
+                <w:color w:val="111111"/>
+                <w:sz w:val="15"/>
+                <w:szCs w:val="15"/>
               </w:rPr>
               <w:t xml:space="preserve">15</w:t>
             </w:r>
@@ -9633,7 +9392,7 @@
           </w:tcPr>
           <w:p>
             <w:pPr>
-              <w:spacing w:after="0" w:line="270"/>
+              <w:spacing w:after="0" w:line="208"/>
               <w:jc w:val="center"/>
             </w:pPr>
             <w:r>
@@ -9644,8 +9403,8 @@
                 <w:i w:val="false"/>
                 <w:iCs w:val="false"/>
                 <w:color w:val="111111"/>
-                <w:sz w:val="18"/>
-                <w:szCs w:val="18"/>
+                <w:sz w:val="15"/>
+                <w:szCs w:val="15"/>
               </w:rPr>
               <w:t xml:space="preserve">8</w:t>
             </w:r>
@@ -9664,18 +9423,18 @@
           </w:tcPr>
           <w:p>
             <w:pPr>
-              <w:spacing w:after="0" w:line="270"/>
-            </w:pPr>
-            <w:r>
-              <w:rPr>
-                <w:rFonts w:ascii="Times New Roman" w:cs="Times New Roman" w:eastAsia="Times New Roman" w:hAnsi="Times New Roman"/>
-                <w:b w:val="false"/>
-                <w:bCs w:val="false"/>
-                <w:i w:val="false"/>
-                <w:iCs w:val="false"/>
-                <w:color w:val="111111"/>
-                <w:sz w:val="17"/>
-                <w:szCs w:val="17"/>
+              <w:spacing w:after="0" w:line="208"/>
+            </w:pPr>
+            <w:r>
+              <w:rPr>
+                <w:rFonts w:ascii="Times New Roman" w:cs="Times New Roman" w:eastAsia="Times New Roman" w:hAnsi="Times New Roman"/>
+                <w:b w:val="false"/>
+                <w:bCs w:val="false"/>
+                <w:i w:val="false"/>
+                <w:iCs w:val="false"/>
+                <w:color w:val="111111"/>
+                <w:sz w:val="14"/>
+                <w:szCs w:val="14"/>
               </w:rPr>
               <w:t xml:space="preserve">ARP.5.2.6.1 — Sınıfını tanıtan kısa bir metin yazar.</w:t>
             </w:r>
@@ -9694,19 +9453,19 @@
           </w:tcPr>
           <w:p>
             <w:pPr>
-              <w:spacing w:after="0" w:line="270"/>
-              <w:jc w:val="center"/>
-            </w:pPr>
-            <w:r>
-              <w:rPr>
-                <w:rFonts w:ascii="Times New Roman" w:cs="Times New Roman" w:eastAsia="Times New Roman" w:hAnsi="Times New Roman"/>
-                <w:b w:val="false"/>
-                <w:bCs w:val="false"/>
-                <w:i w:val="false"/>
-                <w:iCs w:val="false"/>
-                <w:color w:val="111111"/>
-                <w:sz w:val="17"/>
-                <w:szCs w:val="17"/>
+              <w:spacing w:after="0" w:line="208"/>
+              <w:jc w:val="center"/>
+            </w:pPr>
+            <w:r>
+              <w:rPr>
+                <w:rFonts w:ascii="Times New Roman" w:cs="Times New Roman" w:eastAsia="Times New Roman" w:hAnsi="Times New Roman"/>
+                <w:b w:val="false"/>
+                <w:bCs w:val="false"/>
+                <w:i w:val="false"/>
+                <w:iCs w:val="false"/>
+                <w:color w:val="111111"/>
+                <w:sz w:val="14"/>
+                <w:szCs w:val="14"/>
               </w:rPr>
               <w:t xml:space="preserve">Yazma</w:t>
             </w:r>
@@ -9725,19 +9484,19 @@
           </w:tcPr>
           <w:p>
             <w:pPr>
-              <w:spacing w:after="0" w:line="270"/>
-              <w:jc w:val="center"/>
-            </w:pPr>
-            <w:r>
-              <w:rPr>
-                <w:rFonts w:ascii="Times New Roman" w:cs="Times New Roman" w:eastAsia="Times New Roman" w:hAnsi="Times New Roman"/>
-                <w:b w:val="false"/>
-                <w:bCs w:val="false"/>
-                <w:i w:val="false"/>
-                <w:iCs w:val="false"/>
-                <w:color w:val="111111"/>
-                <w:sz w:val="18"/>
-                <w:szCs w:val="18"/>
+              <w:spacing w:after="0" w:line="208"/>
+              <w:jc w:val="center"/>
+            </w:pPr>
+            <w:r>
+              <w:rPr>
+                <w:rFonts w:ascii="Times New Roman" w:cs="Times New Roman" w:eastAsia="Times New Roman" w:hAnsi="Times New Roman"/>
+                <w:b w:val="false"/>
+                <w:bCs w:val="false"/>
+                <w:i w:val="false"/>
+                <w:iCs w:val="false"/>
+                <w:color w:val="111111"/>
+                <w:sz w:val="15"/>
+                <w:szCs w:val="15"/>
               </w:rPr>
               <w:t xml:space="preserve">15</w:t>
             </w:r>
@@ -9747,7 +9506,7 @@
     </w:tbl>
     <w:p>
       <w:pPr>
-        <w:spacing w:after="60"/>
+        <w:spacing w:after="18"/>
       </w:pPr>
       <w:r>
         <w:rPr>
@@ -9757,8 +9516,8 @@
           <w:i w:val="false"/>
           <w:iCs w:val="false"/>
           <w:color w:val="111111"/>
-          <w:sz w:val="21"/>
-          <w:szCs w:val="21"/>
+          <w:sz w:val="17"/>
+          <w:szCs w:val="17"/>
         </w:rPr>
         <w:t xml:space="preserve"/>
       </w:r>
@@ -9802,44 +9561,26 @@
           </w:tcPr>
           <w:p>
             <w:pPr>
-              <w:spacing w:after="0" w:line="120"/>
-            </w:pPr>
-            <w:r>
-              <w:rPr>
-                <w:rFonts w:ascii="Times New Roman" w:cs="Times New Roman" w:eastAsia="Times New Roman" w:hAnsi="Times New Roman"/>
-                <w:b w:val="false"/>
-                <w:bCs w:val="false"/>
-                <w:i w:val="false"/>
-                <w:iCs w:val="false"/>
-                <w:color w:val="111111"/>
-                <w:sz w:val="6"/>
-                <w:szCs w:val="6"/>
-              </w:rPr>
-              <w:t xml:space="preserve"/>
-            </w:r>
-          </w:p>
-          <w:p>
-            <w:pPr>
-              <w:spacing w:after="25"/>
-              <w:jc w:val="center"/>
-            </w:pPr>
-            <w:r>
-              <w:rPr>
-                <w:rFonts w:ascii="Times New Roman" w:cs="Times New Roman" w:eastAsia="Times New Roman" w:hAnsi="Times New Roman"/>
-                <w:b w:val="false"/>
-                <w:bCs w:val="false"/>
-                <w:i w:val="false"/>
-                <w:iCs w:val="false"/>
-                <w:color w:val="111111"/>
-                <w:sz w:val="19"/>
-                <w:szCs w:val="19"/>
+              <w:spacing w:after="8"/>
+              <w:jc w:val="center"/>
+            </w:pPr>
+            <w:r>
+              <w:rPr>
+                <w:rFonts w:ascii="Times New Roman" w:cs="Times New Roman" w:eastAsia="Times New Roman" w:hAnsi="Times New Roman"/>
+                <w:b w:val="false"/>
+                <w:bCs w:val="false"/>
+                <w:i w:val="false"/>
+                <w:iCs w:val="false"/>
+                <w:color w:val="111111"/>
+                <w:sz w:val="16"/>
+                <w:szCs w:val="16"/>
               </w:rPr>
               <w:t xml:space="preserve">……………………………………</w:t>
             </w:r>
           </w:p>
           <w:p>
             <w:pPr>
-              <w:spacing w:after="8"/>
+              <w:spacing w:after="2"/>
               <w:jc w:val="center"/>
             </w:pPr>
             <w:r>
@@ -9850,8 +9591,8 @@
                 <w:i w:val="false"/>
                 <w:iCs w:val="false"/>
                 <w:color w:val="111111"/>
-                <w:sz w:val="19"/>
-                <w:szCs w:val="19"/>
+                <w:sz w:val="16"/>
+                <w:szCs w:val="16"/>
               </w:rPr>
               <w:t xml:space="preserve">Ders Öğretmeni</w:t>
             </w:r>
@@ -9869,8 +9610,8 @@
                 <w:i w:val="false"/>
                 <w:iCs w:val="false"/>
                 <w:color w:val="55636F"/>
-                <w:sz w:val="17"/>
-                <w:szCs w:val="17"/>
+                <w:sz w:val="14"/>
+                <w:szCs w:val="14"/>
               </w:rPr>
               <w:t xml:space="preserve">Arapça</w:t>
             </w:r>
@@ -9905,34 +9646,34 @@
                 <w:i w:val="false"/>
                 <w:iCs w:val="false"/>
                 <w:color w:val="111111"/>
-                <w:sz w:val="6"/>
-                <w:szCs w:val="6"/>
+                <w:sz w:val="12"/>
+                <w:szCs w:val="12"/>
               </w:rPr>
               <w:t xml:space="preserve"/>
             </w:r>
           </w:p>
           <w:p>
             <w:pPr>
-              <w:spacing w:after="25"/>
-              <w:jc w:val="center"/>
-            </w:pPr>
-            <w:r>
-              <w:rPr>
-                <w:rFonts w:ascii="Times New Roman" w:cs="Times New Roman" w:eastAsia="Times New Roman" w:hAnsi="Times New Roman"/>
-                <w:b w:val="false"/>
-                <w:bCs w:val="false"/>
-                <w:i w:val="false"/>
-                <w:iCs w:val="false"/>
-                <w:color w:val="111111"/>
-                <w:sz w:val="19"/>
-                <w:szCs w:val="19"/>
+              <w:spacing w:after="8"/>
+              <w:jc w:val="center"/>
+            </w:pPr>
+            <w:r>
+              <w:rPr>
+                <w:rFonts w:ascii="Times New Roman" w:cs="Times New Roman" w:eastAsia="Times New Roman" w:hAnsi="Times New Roman"/>
+                <w:b w:val="false"/>
+                <w:bCs w:val="false"/>
+                <w:i w:val="false"/>
+                <w:iCs w:val="false"/>
+                <w:color w:val="111111"/>
+                <w:sz w:val="16"/>
+                <w:szCs w:val="16"/>
               </w:rPr>
               <w:t xml:space="preserve">……………………………………</w:t>
             </w:r>
           </w:p>
           <w:p>
             <w:pPr>
-              <w:spacing w:after="8"/>
+              <w:spacing w:after="2"/>
               <w:jc w:val="center"/>
             </w:pPr>
             <w:r>
@@ -9943,8 +9684,8 @@
                 <w:i w:val="false"/>
                 <w:iCs w:val="false"/>
                 <w:color w:val="111111"/>
-                <w:sz w:val="19"/>
-                <w:szCs w:val="19"/>
+                <w:sz w:val="16"/>
+                <w:szCs w:val="16"/>
               </w:rPr>
               <w:t xml:space="preserve">Okul Müdürü</w:t>
             </w:r>
@@ -9962,8 +9703,8 @@
                 <w:i w:val="false"/>
                 <w:iCs w:val="false"/>
                 <w:color w:val="55636F"/>
-                <w:sz w:val="17"/>
-                <w:szCs w:val="17"/>
+                <w:sz w:val="14"/>
+                <w:szCs w:val="14"/>
               </w:rPr>
               <w:t xml:space="preserve"/>
             </w:r>
@@ -9974,7 +9715,7 @@
     <w:sectPr>
       <w:footerReference w:type="default" r:id="rId7"/>
       <w:pgSz w:w="11906" w:h="16838" w:orient="portrait"/>
-      <w:pgMar w:top="1021" w:right="1021" w:bottom="1021" w:left="1021" w:header="708" w:footer="708" w:gutter="0"/>
+      <w:pgMar w:top="430" w:right="430" w:bottom="430" w:left="430" w:header="454" w:footer="400" w:gutter="0"/>
       <w:pgNumType/>
       <w:docGrid w:linePitch="360"/>
     </w:sectPr>

--- a/dosyalar/sinavlar/5-sinif/arapca-5-1d2y-beceri.docx
+++ b/dosyalar/sinavlar/5-sinif/arapca-5-1d2y-beceri.docx
@@ -504,7 +504,7 @@
                 <w:szCs w:val="27"/>
                 <w:rtl/>
               </w:rPr>
-              <w:t xml:space="preserve">صَفِّي</w:t>
+              <w:t xml:space="preserve">صَفِّي</w:t>
             </w:r>
           </w:p>
           <w:p>
@@ -522,7 +522,7 @@
                 <w:szCs w:val="26"/>
                 <w:rtl/>
               </w:rPr>
-              <w:t xml:space="preserve">أَنَا عُمَرُ. أَنَا طَالِبٌ فِي الصَّفِّ الْخَامِسِ.</w:t>
+              <w:t xml:space="preserve">أَنَا عُمَر. أَنَا طَالِبٌ فِي الصَّفِّ الخَامِسِ.</w:t>
             </w:r>
           </w:p>
           <w:p>
@@ -540,7 +540,7 @@
                 <w:szCs w:val="26"/>
                 <w:rtl/>
               </w:rPr>
-              <w:t xml:space="preserve">صَفِّي كَبِيرٌ وَنَظِيفٌ. فِي الصَّفِّ سَبُّورَةٌ وَخَارِطَةٌ.</w:t>
+              <w:t xml:space="preserve">صَفِّي كَبِيرٌ وَنَظِيفٌ. فِي الصَّفِّ سَبُّورَةٌ وَخَارِطَةٌ.</w:t>
             </w:r>
           </w:p>
           <w:p>
@@ -558,7 +558,7 @@
                 <w:szCs w:val="26"/>
                 <w:rtl/>
               </w:rPr>
-              <w:t xml:space="preserve">عَلَى الْمِنْضَدَةِ كِتَابٌ وَدَفْتَرٌ وَقَلَمٌ.</w:t>
+              <w:t xml:space="preserve">عَلَى المِنْضَدَةِ كِتَابٌ وَدَفْتَرٌ وَقَلَمٌ.</w:t>
             </w:r>
           </w:p>
           <w:p>
@@ -576,7 +576,7 @@
                 <w:szCs w:val="26"/>
                 <w:rtl/>
               </w:rPr>
-              <w:t xml:space="preserve">حَقِيبَتِي تَحْتَ الْكُرْسِيِّ.</w:t>
+              <w:t xml:space="preserve">حَقِيبَتِي تَحْتَ الكُرْسِيِّ.</w:t>
             </w:r>
           </w:p>
           <w:p>
@@ -594,7 +594,7 @@
                 <w:szCs w:val="26"/>
                 <w:rtl/>
               </w:rPr>
-              <w:t xml:space="preserve">مُعَلِّمِي فِي الصَّفِّ، اِسْمُهُ خَالِدٌ.</w:t>
+              <w:t xml:space="preserve">مُعَلِّمِي فِي الصَّفِّ، اِسْمُهُ خَالِد.</w:t>
             </w:r>
           </w:p>
         </w:tc>
@@ -648,7 +648,7 @@
           <w:szCs w:val="25"/>
           <w:rtl/>
         </w:rPr>
-        <w:t xml:space="preserve">أَيْنَ الْحَقِيبَةُ؟</w:t>
+        <w:t xml:space="preserve">أَيْن الحَقِيبَةُ؟</w:t>
       </w:r>
     </w:p>
     <w:tbl>
@@ -716,7 +716,7 @@
                 <w:szCs w:val="25"/>
                 <w:rtl/>
               </w:rPr>
-              <w:t xml:space="preserve">تَحْتَ الْكُرْسِيِّ</w:t>
+              <w:t xml:space="preserve">تَحْتَ الكُرْسِيِّ</w:t>
             </w:r>
           </w:p>
         </w:tc>
@@ -765,7 +765,7 @@
                 <w:szCs w:val="25"/>
                 <w:rtl/>
               </w:rPr>
-              <w:t xml:space="preserve">عَلَى الْمِنْضَدَةِ</w:t>
+              <w:t xml:space="preserve">عَلَى المِنْضَدَةِ</w:t>
             </w:r>
           </w:p>
         </w:tc>
@@ -819,7 +819,7 @@
                 <w:szCs w:val="25"/>
                 <w:rtl/>
               </w:rPr>
-              <w:t xml:space="preserve">عَلَى السَّبُّورَةِ</w:t>
+              <w:t xml:space="preserve">عَلَى السَّبُّورَةِ</w:t>
             </w:r>
           </w:p>
         </w:tc>
@@ -868,7 +868,7 @@
                 <w:szCs w:val="25"/>
                 <w:rtl/>
               </w:rPr>
-              <w:t xml:space="preserve">فِي الْبَيْتِ</w:t>
+              <w:t xml:space="preserve">فِي البَيْتِ</w:t>
             </w:r>
           </w:p>
         </w:tc>
@@ -904,7 +904,7 @@
           <w:szCs w:val="25"/>
           <w:rtl/>
         </w:rPr>
-        <w:t xml:space="preserve">مَا اسْمُ الْمُعَلِّمِ؟</w:t>
+        <w:t xml:space="preserve">مَا اسْمُ المُعَلِّمِ؟</w:t>
       </w:r>
     </w:p>
     <w:tbl>
@@ -972,7 +972,7 @@
                 <w:szCs w:val="25"/>
                 <w:rtl/>
               </w:rPr>
-              <w:t xml:space="preserve">خَالِدٌ</w:t>
+              <w:t xml:space="preserve">خَالِد</w:t>
             </w:r>
           </w:p>
         </w:tc>
@@ -1021,7 +1021,7 @@
                 <w:szCs w:val="25"/>
                 <w:rtl/>
               </w:rPr>
-              <w:t xml:space="preserve">عُمَرُ</w:t>
+              <w:t xml:space="preserve">عُمَر</w:t>
             </w:r>
           </w:p>
         </w:tc>
@@ -1075,7 +1075,7 @@
                 <w:szCs w:val="25"/>
                 <w:rtl/>
               </w:rPr>
-              <w:t xml:space="preserve">مُحَمَّدٌ</w:t>
+              <w:t xml:space="preserve">مُحَمَّد</w:t>
             </w:r>
           </w:p>
         </w:tc>
@@ -1124,7 +1124,7 @@
                 <w:szCs w:val="25"/>
                 <w:rtl/>
               </w:rPr>
-              <w:t xml:space="preserve">أَحْمَدُ</w:t>
+              <w:t xml:space="preserve">أَحْمَد</w:t>
             </w:r>
           </w:p>
         </w:tc>
@@ -1160,7 +1160,7 @@
           <w:szCs w:val="25"/>
           <w:rtl/>
         </w:rPr>
-        <w:t xml:space="preserve">مَاذَا عَلَى الْمِنْضَدَةِ؟</w:t>
+        <w:t xml:space="preserve">مَاذَا عَلَى المِنْضَدَةِ؟</w:t>
       </w:r>
     </w:p>
     <w:tbl>
@@ -1277,7 +1277,7 @@
                 <w:szCs w:val="25"/>
                 <w:rtl/>
               </w:rPr>
-              <w:t xml:space="preserve">سَبُّورَةٌ</w:t>
+              <w:t xml:space="preserve">سَبُّورَةٌ</w:t>
             </w:r>
           </w:p>
         </w:tc>
@@ -1725,7 +1725,7 @@
                 <w:szCs w:val="25"/>
                 <w:rtl/>
               </w:rPr>
-              <w:t xml:space="preserve">اَلْقَلَمُ فِي الْحَقِيبَةِ.</w:t>
+              <w:t xml:space="preserve">اَلقَلَمُ فِي الحَقِيبَةِ.</w:t>
             </w:r>
           </w:p>
         </w:tc>
@@ -1833,7 +1833,7 @@
                 <w:szCs w:val="25"/>
                 <w:rtl/>
               </w:rPr>
-              <w:t xml:space="preserve">اَلسَّبُّورَةُ صَغِيرَةٌ.</w:t>
+              <w:t xml:space="preserve">اَلسَّبُّورَةُ صَغِيرَةٌ.</w:t>
             </w:r>
           </w:p>
         </w:tc>
@@ -1941,7 +1941,7 @@
                 <w:szCs w:val="25"/>
                 <w:rtl/>
               </w:rPr>
-              <w:t xml:space="preserve">اَلْخَارِطَةُ فِي الصَّفِّ.</w:t>
+              <w:t xml:space="preserve">اَلخَارِطَةُ فِي الصَّفِّ.</w:t>
             </w:r>
           </w:p>
         </w:tc>
@@ -2049,7 +2049,7 @@
                 <w:szCs w:val="25"/>
                 <w:rtl/>
               </w:rPr>
-              <w:t xml:space="preserve">اَلْمِمْحَاةُ عَلَى الْمِنْضَدَةِ.</w:t>
+              <w:t xml:space="preserve">اَلمِمْحَاةُ عَلَى المِنْضَدَةِ.</w:t>
             </w:r>
           </w:p>
         </w:tc>
@@ -2157,7 +2157,7 @@
                 <w:szCs w:val="25"/>
                 <w:rtl/>
               </w:rPr>
-              <w:t xml:space="preserve">اَلْمُعَلِّمَةُ فِي الْبَيْتِ.</w:t>
+              <w:t xml:space="preserve">اَلمُعَلِّمَةُ فِي البَيْتِ.</w:t>
             </w:r>
           </w:p>
         </w:tc>
@@ -2530,7 +2530,7 @@
                 <w:szCs w:val="25"/>
                 <w:rtl/>
               </w:rPr>
-              <w:t xml:space="preserve">أَيْنَ هَذِهِ؟</w:t>
+              <w:t xml:space="preserve">أَيْن هَذِهِ؟</w:t>
             </w:r>
           </w:p>
         </w:tc>
@@ -2622,7 +2622,7 @@
                 <w:szCs w:val="25"/>
                 <w:rtl/>
               </w:rPr>
-              <w:t xml:space="preserve">عَلَى الْكُرْسِيِّ</w:t>
+              <w:t xml:space="preserve">عَلَى الكُرْسِيِّ</w:t>
             </w:r>
           </w:p>
         </w:tc>
@@ -2672,7 +2672,7 @@
                 <w:szCs w:val="25"/>
                 <w:rtl/>
               </w:rPr>
-              <w:t xml:space="preserve">تَحْتَ الْكُرْسِيِّ</w:t>
+              <w:t xml:space="preserve">تَحْتَ الكُرْسِيِّ</w:t>
             </w:r>
           </w:p>
         </w:tc>
@@ -2727,7 +2727,7 @@
                 <w:szCs w:val="25"/>
                 <w:rtl/>
               </w:rPr>
-              <w:t xml:space="preserve">فِي السَّبُّورَةِ</w:t>
+              <w:t xml:space="preserve">فِي السَّبُّورَةِ</w:t>
             </w:r>
           </w:p>
         </w:tc>
@@ -2777,7 +2777,7 @@
                 <w:szCs w:val="25"/>
                 <w:rtl/>
               </w:rPr>
-              <w:t xml:space="preserve">عَلَى الْبَابِ</w:t>
+              <w:t xml:space="preserve">عَلَى البَابِ</w:t>
             </w:r>
           </w:p>
         </w:tc>
@@ -2800,7 +2800,7 @@
           <w:sz w:val="17"/>
           <w:szCs w:val="17"/>
         </w:rPr>
-        <w:t xml:space="preserve">3.  Öğretmen «اِفْتَحُوا الْكِتَابَ» dediğinde ne yaparsın?</w:t>
+        <w:t xml:space="preserve">3.  Öğretmen «اِفْتَحُوا الكِتَابَ» dediğinde ne yaparsın?</w:t>
       </w:r>
     </w:p>
     <w:tbl>
@@ -3468,7 +3468,7 @@
                 <w:szCs w:val="25"/>
                 <w:rtl/>
               </w:rPr>
-              <w:t xml:space="preserve">اَلْكِتَابُ</w:t>
+              <w:t xml:space="preserve">اَلكِتَابُ</w:t>
             </w:r>
           </w:p>
         </w:tc>
@@ -4132,7 +4132,7 @@
                 <w:szCs w:val="25"/>
                 <w:rtl/>
               </w:rPr>
-              <w:t xml:space="preserve">أَيْنَ الْقَلَمُ؟</w:t>
+              <w:t xml:space="preserve">أَيْن القَلَمُ؟</w:t>
             </w:r>
           </w:p>
         </w:tc>
@@ -4624,7 +4624,7 @@
                 <w:szCs w:val="26"/>
                 <w:rtl/>
               </w:rPr>
-              <w:t xml:space="preserve">كَبِيرٌ   —   تَحْتَ   —   عَلَى   —   خَالِدٌ   —   الْخَامِسِ</w:t>
+              <w:t xml:space="preserve">كَبِيرٌ   —   تَحْتَ   —   عَلَى   —   خَالِد   —   الخَامِسِ</w:t>
             </w:r>
           </w:p>
         </w:tc>
@@ -4731,7 +4731,7 @@
                 <w:szCs w:val="25"/>
                 <w:rtl/>
               </w:rPr>
-              <w:t xml:space="preserve">عُمَرُ طَالِبٌ فِي الصَّفِّ ……………………… .</w:t>
+              <w:t xml:space="preserve">عُمَر طَالِبٌ فِي الصَّفِّ ……………………… .</w:t>
             </w:r>
           </w:p>
         </w:tc>
@@ -4803,7 +4803,7 @@
                 <w:szCs w:val="25"/>
                 <w:rtl/>
               </w:rPr>
-              <w:t xml:space="preserve">صَفُّ عُمَرَ ……………………… وَنَظِيفٌ.</w:t>
+              <w:t xml:space="preserve">صَفُّ عُمَر ……………………… وَنَظِيفٌ.</w:t>
             </w:r>
           </w:p>
         </w:tc>
@@ -4875,7 +4875,7 @@
                 <w:szCs w:val="25"/>
                 <w:rtl/>
               </w:rPr>
-              <w:t xml:space="preserve">……………………… الْمِنْضَدَةِ كِتَابٌ وَدَفْتَرٌ.</w:t>
+              <w:t xml:space="preserve">……………………… المِنْضَدَةِ كِتَابٌ وَدَفْتَرٌ.</w:t>
             </w:r>
           </w:p>
         </w:tc>
@@ -4947,7 +4947,7 @@
                 <w:szCs w:val="25"/>
                 <w:rtl/>
               </w:rPr>
-              <w:t xml:space="preserve">اَلْحَقِيبَةُ ……………………… الْكُرْسِيِّ.</w:t>
+              <w:t xml:space="preserve">اَلحَقِيبَةُ ……………………… الكُرْسِيِّ.</w:t>
             </w:r>
           </w:p>
         </w:tc>
@@ -5019,7 +5019,7 @@
                 <w:szCs w:val="25"/>
                 <w:rtl/>
               </w:rPr>
-              <w:t xml:space="preserve">اِسْمُ الْمُعَلِّمِ ……………………… .</w:t>
+              <w:t xml:space="preserve">اِسْمُ المُعَلِّمِ ……………………… .</w:t>
             </w:r>
           </w:p>
         </w:tc>
@@ -5288,7 +5288,7 @@
                 <w:szCs w:val="26"/>
                 <w:rtl/>
               </w:rPr>
-              <w:t xml:space="preserve">سَبُّورَةٌ</w:t>
+              <w:t xml:space="preserve">سَبُّورَةٌ</w:t>
             </w:r>
           </w:p>
         </w:tc>
@@ -5576,7 +5576,7 @@
                 <w:szCs w:val="26"/>
                 <w:rtl/>
               </w:rPr>
-              <w:t xml:space="preserve">مُعَلِّمٌ</w:t>
+              <w:t xml:space="preserve">مُعَلِّمٌ</w:t>
             </w:r>
           </w:p>
         </w:tc>
@@ -6537,7 +6537,7 @@
                 <w:szCs w:val="26"/>
                 <w:rtl/>
               </w:rPr>
-              <w:t xml:space="preserve">صَفِّي   —   كَبِيرٌ   —   نَظِيفٌ   —   سَبُّورَةٌ   —   مِنْضَدَةٌ   —   فِي   —   عَلَى   —   تَحْتَ</w:t>
+              <w:t xml:space="preserve">صَفِّي   —   كَبِيرٌ   —   نَظِيفٌ   —   سَبُّورَةٌ   —   مِنْضَدَةٌ   —   فِي   —   عَلَى   —   تَحْتَ</w:t>
             </w:r>
           </w:p>
         </w:tc>
@@ -6955,7 +6955,7 @@
                 <w:sz w:val="16"/>
                 <w:szCs w:val="16"/>
               </w:rPr>
-              <w:t xml:space="preserve">d) Örnek: صَفِّي كَبِيرٌ وَنَظِيفٌ. (3 puan)</w:t>
+              <w:t xml:space="preserve">d) Örnek: صَفِّي كَبِيرٌ وَنَظِيفٌ. (3 puan)</w:t>
             </w:r>
           </w:p>
         </w:tc>
@@ -7067,7 +7067,7 @@
                 <w:sz w:val="16"/>
                 <w:szCs w:val="16"/>
               </w:rPr>
-              <w:t xml:space="preserve">هَذَا صَفِّي. اَلسَّبُّورَةُ كَبِيرَةٌ. فِي الصَّفِّ خَارِطَةٌ. اَلْقَلَمُ فِي الْحَقِيبَةِ. اَلْمِمْحَاةُ عَلَى الْمِنْضَدَةِ. اَلْمُعَلِّمَةُ فِي الصَّفِّ.</w:t>
+              <w:t xml:space="preserve">هَذَا صَفِّي. اَلسَّبُّورَةُ كَبِيرَةٌ. فِي الصَّفِّ خَارِطَةٌ. اَلقَلَمُ فِي الحَقِيبَةِ. اَلمِمْحَاةُ عَلَى المِنْضَدَةِ. اَلمُعَلِّمَةُ فِي الصَّفِّ.</w:t>
             </w:r>
           </w:p>
           <w:p>
@@ -7367,7 +7367,7 @@
                 <w:szCs w:val="24"/>
                 <w:rtl/>
               </w:rPr>
-              <w:t xml:space="preserve">الْخَامِسِ ، كَبِيرٌ ، عَلَى ، تَحْتَ ، خَالِدٌ</w:t>
+              <w:t xml:space="preserve">الخَامِسِ ، كَبِيرٌ ، عَلَى ، تَحْتَ ، خَالِد</w:t>
             </w:r>
           </w:p>
         </w:tc>
@@ -7555,7 +7555,7 @@
                 <w:szCs w:val="24"/>
                 <w:rtl/>
               </w:rPr>
-              <w:t xml:space="preserve">هُوَ فِي الصَّفِّ الْخَامِسِ. · فِي الصَّفِّ سَبُّورَةٌ وَخَارِطَةٌ.</w:t>
+              <w:t xml:space="preserve">هُوَ فِي الصَّفِّ الخَامِسِ. · فِي الصَّفِّ سَبُّورَةٌ وَخَارِطَةٌ.</w:t>
             </w:r>
           </w:p>
           <w:p>
@@ -7573,7 +7573,7 @@
                 <w:szCs w:val="24"/>
                 <w:rtl/>
               </w:rPr>
-              <w:t xml:space="preserve">عَلَى الْمِنْضَدَةِ كِتَابٌ وَدَفْتَرٌ وَقَلَمٌ. · اَلْحَقِيبَةُ تَحْتَ الْكُرْسِيِّ.</w:t>
+              <w:t xml:space="preserve">عَلَى المِنْضَدَةِ كِتَابٌ وَدَفْتَرٌ وَقَلَمٌ. · اَلحَقِيبَةُ تَحْتَ الكُرْسِيِّ.</w:t>
             </w:r>
           </w:p>
           <w:p>
@@ -7591,7 +7591,7 @@
                 <w:szCs w:val="24"/>
                 <w:rtl/>
               </w:rPr>
-              <w:t xml:space="preserve">اِسْمُهُ خَالِدٌ.</w:t>
+              <w:t xml:space="preserve">اِسْمُهُ خَالِد.</w:t>
             </w:r>
           </w:p>
         </w:tc>

--- a/dosyalar/sinavlar/5-sinif/arapca-5-1d2y-beceri.docx
+++ b/dosyalar/sinavlar/5-sinif/arapca-5-1d2y-beceri.docx
@@ -496,7 +496,7 @@
             </w:pPr>
             <w:r>
               <w:rPr>
-                <w:rFonts w:ascii="Markazi Text" w:cs="Markazi Text" w:eastAsia="Markazi Text" w:hAnsi="Markazi Text"/>
+                <w:rFonts w:ascii="Arakom" w:cs="Arakom" w:eastAsia="Arakom" w:hAnsi="Arakom"/>
                 <w:b/>
                 <w:bCs/>
                 <w:color w:val="111111"/>
@@ -514,7 +514,7 @@
             </w:pPr>
             <w:r>
               <w:rPr>
-                <w:rFonts w:ascii="Markazi Text" w:cs="Markazi Text" w:eastAsia="Markazi Text" w:hAnsi="Markazi Text"/>
+                <w:rFonts w:ascii="Arakom" w:cs="Arakom" w:eastAsia="Arakom" w:hAnsi="Arakom"/>
                 <w:b w:val="false"/>
                 <w:bCs w:val="false"/>
                 <w:color w:val="111111"/>
@@ -532,7 +532,7 @@
             </w:pPr>
             <w:r>
               <w:rPr>
-                <w:rFonts w:ascii="Markazi Text" w:cs="Markazi Text" w:eastAsia="Markazi Text" w:hAnsi="Markazi Text"/>
+                <w:rFonts w:ascii="Arakom" w:cs="Arakom" w:eastAsia="Arakom" w:hAnsi="Arakom"/>
                 <w:b w:val="false"/>
                 <w:bCs w:val="false"/>
                 <w:color w:val="111111"/>
@@ -550,7 +550,7 @@
             </w:pPr>
             <w:r>
               <w:rPr>
-                <w:rFonts w:ascii="Markazi Text" w:cs="Markazi Text" w:eastAsia="Markazi Text" w:hAnsi="Markazi Text"/>
+                <w:rFonts w:ascii="Arakom" w:cs="Arakom" w:eastAsia="Arakom" w:hAnsi="Arakom"/>
                 <w:b w:val="false"/>
                 <w:bCs w:val="false"/>
                 <w:color w:val="111111"/>
@@ -568,7 +568,7 @@
             </w:pPr>
             <w:r>
               <w:rPr>
-                <w:rFonts w:ascii="Markazi Text" w:cs="Markazi Text" w:eastAsia="Markazi Text" w:hAnsi="Markazi Text"/>
+                <w:rFonts w:ascii="Arakom" w:cs="Arakom" w:eastAsia="Arakom" w:hAnsi="Arakom"/>
                 <w:b w:val="false"/>
                 <w:bCs w:val="false"/>
                 <w:color w:val="111111"/>
@@ -586,7 +586,7 @@
             </w:pPr>
             <w:r>
               <w:rPr>
-                <w:rFonts w:ascii="Markazi Text" w:cs="Markazi Text" w:eastAsia="Markazi Text" w:hAnsi="Markazi Text"/>
+                <w:rFonts w:ascii="Arakom" w:cs="Arakom" w:eastAsia="Arakom" w:hAnsi="Arakom"/>
                 <w:b w:val="false"/>
                 <w:bCs w:val="false"/>
                 <w:color w:val="111111"/>
@@ -640,7 +640,7 @@
       </w:r>
       <w:r>
         <w:rPr>
-          <w:rFonts w:ascii="Markazi Text" w:cs="Markazi Text" w:eastAsia="Markazi Text" w:hAnsi="Markazi Text"/>
+          <w:rFonts w:ascii="Arakom" w:cs="Arakom" w:eastAsia="Arakom" w:hAnsi="Arakom"/>
           <w:b w:val="false"/>
           <w:bCs w:val="false"/>
           <w:color w:val="111111"/>
@@ -708,7 +708,7 @@
             </w:r>
             <w:r>
               <w:rPr>
-                <w:rFonts w:ascii="Markazi Text" w:cs="Markazi Text" w:eastAsia="Markazi Text" w:hAnsi="Markazi Text"/>
+                <w:rFonts w:ascii="Arakom" w:cs="Arakom" w:eastAsia="Arakom" w:hAnsi="Arakom"/>
                 <w:b w:val="false"/>
                 <w:bCs w:val="false"/>
                 <w:color w:val="111111"/>
@@ -757,7 +757,7 @@
             </w:r>
             <w:r>
               <w:rPr>
-                <w:rFonts w:ascii="Markazi Text" w:cs="Markazi Text" w:eastAsia="Markazi Text" w:hAnsi="Markazi Text"/>
+                <w:rFonts w:ascii="Arakom" w:cs="Arakom" w:eastAsia="Arakom" w:hAnsi="Arakom"/>
                 <w:b w:val="false"/>
                 <w:bCs w:val="false"/>
                 <w:color w:val="111111"/>
@@ -811,7 +811,7 @@
             </w:r>
             <w:r>
               <w:rPr>
-                <w:rFonts w:ascii="Markazi Text" w:cs="Markazi Text" w:eastAsia="Markazi Text" w:hAnsi="Markazi Text"/>
+                <w:rFonts w:ascii="Arakom" w:cs="Arakom" w:eastAsia="Arakom" w:hAnsi="Arakom"/>
                 <w:b w:val="false"/>
                 <w:bCs w:val="false"/>
                 <w:color w:val="111111"/>
@@ -860,7 +860,7 @@
             </w:r>
             <w:r>
               <w:rPr>
-                <w:rFonts w:ascii="Markazi Text" w:cs="Markazi Text" w:eastAsia="Markazi Text" w:hAnsi="Markazi Text"/>
+                <w:rFonts w:ascii="Arakom" w:cs="Arakom" w:eastAsia="Arakom" w:hAnsi="Arakom"/>
                 <w:b w:val="false"/>
                 <w:bCs w:val="false"/>
                 <w:color w:val="111111"/>
@@ -896,7 +896,7 @@
       </w:r>
       <w:r>
         <w:rPr>
-          <w:rFonts w:ascii="Markazi Text" w:cs="Markazi Text" w:eastAsia="Markazi Text" w:hAnsi="Markazi Text"/>
+          <w:rFonts w:ascii="Arakom" w:cs="Arakom" w:eastAsia="Arakom" w:hAnsi="Arakom"/>
           <w:b w:val="false"/>
           <w:bCs w:val="false"/>
           <w:color w:val="111111"/>
@@ -964,7 +964,7 @@
             </w:r>
             <w:r>
               <w:rPr>
-                <w:rFonts w:ascii="Markazi Text" w:cs="Markazi Text" w:eastAsia="Markazi Text" w:hAnsi="Markazi Text"/>
+                <w:rFonts w:ascii="Arakom" w:cs="Arakom" w:eastAsia="Arakom" w:hAnsi="Arakom"/>
                 <w:b w:val="false"/>
                 <w:bCs w:val="false"/>
                 <w:color w:val="111111"/>
@@ -1013,7 +1013,7 @@
             </w:r>
             <w:r>
               <w:rPr>
-                <w:rFonts w:ascii="Markazi Text" w:cs="Markazi Text" w:eastAsia="Markazi Text" w:hAnsi="Markazi Text"/>
+                <w:rFonts w:ascii="Arakom" w:cs="Arakom" w:eastAsia="Arakom" w:hAnsi="Arakom"/>
                 <w:b w:val="false"/>
                 <w:bCs w:val="false"/>
                 <w:color w:val="111111"/>
@@ -1067,7 +1067,7 @@
             </w:r>
             <w:r>
               <w:rPr>
-                <w:rFonts w:ascii="Markazi Text" w:cs="Markazi Text" w:eastAsia="Markazi Text" w:hAnsi="Markazi Text"/>
+                <w:rFonts w:ascii="Arakom" w:cs="Arakom" w:eastAsia="Arakom" w:hAnsi="Arakom"/>
                 <w:b w:val="false"/>
                 <w:bCs w:val="false"/>
                 <w:color w:val="111111"/>
@@ -1116,7 +1116,7 @@
             </w:r>
             <w:r>
               <w:rPr>
-                <w:rFonts w:ascii="Markazi Text" w:cs="Markazi Text" w:eastAsia="Markazi Text" w:hAnsi="Markazi Text"/>
+                <w:rFonts w:ascii="Arakom" w:cs="Arakom" w:eastAsia="Arakom" w:hAnsi="Arakom"/>
                 <w:b w:val="false"/>
                 <w:bCs w:val="false"/>
                 <w:color w:val="111111"/>
@@ -1152,7 +1152,7 @@
       </w:r>
       <w:r>
         <w:rPr>
-          <w:rFonts w:ascii="Markazi Text" w:cs="Markazi Text" w:eastAsia="Markazi Text" w:hAnsi="Markazi Text"/>
+          <w:rFonts w:ascii="Arakom" w:cs="Arakom" w:eastAsia="Arakom" w:hAnsi="Arakom"/>
           <w:b w:val="false"/>
           <w:bCs w:val="false"/>
           <w:color w:val="111111"/>
@@ -1220,7 +1220,7 @@
             </w:r>
             <w:r>
               <w:rPr>
-                <w:rFonts w:ascii="Markazi Text" w:cs="Markazi Text" w:eastAsia="Markazi Text" w:hAnsi="Markazi Text"/>
+                <w:rFonts w:ascii="Arakom" w:cs="Arakom" w:eastAsia="Arakom" w:hAnsi="Arakom"/>
                 <w:b w:val="false"/>
                 <w:bCs w:val="false"/>
                 <w:color w:val="111111"/>
@@ -1269,7 +1269,7 @@
             </w:r>
             <w:r>
               <w:rPr>
-                <w:rFonts w:ascii="Markazi Text" w:cs="Markazi Text" w:eastAsia="Markazi Text" w:hAnsi="Markazi Text"/>
+                <w:rFonts w:ascii="Arakom" w:cs="Arakom" w:eastAsia="Arakom" w:hAnsi="Arakom"/>
                 <w:b w:val="false"/>
                 <w:bCs w:val="false"/>
                 <w:color w:val="111111"/>
@@ -1323,7 +1323,7 @@
             </w:r>
             <w:r>
               <w:rPr>
-                <w:rFonts w:ascii="Markazi Text" w:cs="Markazi Text" w:eastAsia="Markazi Text" w:hAnsi="Markazi Text"/>
+                <w:rFonts w:ascii="Arakom" w:cs="Arakom" w:eastAsia="Arakom" w:hAnsi="Arakom"/>
                 <w:b w:val="false"/>
                 <w:bCs w:val="false"/>
                 <w:color w:val="111111"/>
@@ -1372,7 +1372,7 @@
             </w:r>
             <w:r>
               <w:rPr>
-                <w:rFonts w:ascii="Markazi Text" w:cs="Markazi Text" w:eastAsia="Markazi Text" w:hAnsi="Markazi Text"/>
+                <w:rFonts w:ascii="Arakom" w:cs="Arakom" w:eastAsia="Arakom" w:hAnsi="Arakom"/>
                 <w:b w:val="false"/>
                 <w:bCs w:val="false"/>
                 <w:color w:val="111111"/>
@@ -1717,7 +1717,7 @@
             </w:pPr>
             <w:r>
               <w:rPr>
-                <w:rFonts w:ascii="Markazi Text" w:cs="Markazi Text" w:eastAsia="Markazi Text" w:hAnsi="Markazi Text"/>
+                <w:rFonts w:ascii="Arakom" w:cs="Arakom" w:eastAsia="Arakom" w:hAnsi="Arakom"/>
                 <w:b w:val="false"/>
                 <w:bCs w:val="false"/>
                 <w:color w:val="111111"/>
@@ -1825,7 +1825,7 @@
             </w:pPr>
             <w:r>
               <w:rPr>
-                <w:rFonts w:ascii="Markazi Text" w:cs="Markazi Text" w:eastAsia="Markazi Text" w:hAnsi="Markazi Text"/>
+                <w:rFonts w:ascii="Arakom" w:cs="Arakom" w:eastAsia="Arakom" w:hAnsi="Arakom"/>
                 <w:b w:val="false"/>
                 <w:bCs w:val="false"/>
                 <w:color w:val="111111"/>
@@ -1933,7 +1933,7 @@
             </w:pPr>
             <w:r>
               <w:rPr>
-                <w:rFonts w:ascii="Markazi Text" w:cs="Markazi Text" w:eastAsia="Markazi Text" w:hAnsi="Markazi Text"/>
+                <w:rFonts w:ascii="Arakom" w:cs="Arakom" w:eastAsia="Arakom" w:hAnsi="Arakom"/>
                 <w:b w:val="false"/>
                 <w:bCs w:val="false"/>
                 <w:color w:val="111111"/>
@@ -2041,7 +2041,7 @@
             </w:pPr>
             <w:r>
               <w:rPr>
-                <w:rFonts w:ascii="Markazi Text" w:cs="Markazi Text" w:eastAsia="Markazi Text" w:hAnsi="Markazi Text"/>
+                <w:rFonts w:ascii="Arakom" w:cs="Arakom" w:eastAsia="Arakom" w:hAnsi="Arakom"/>
                 <w:b w:val="false"/>
                 <w:bCs w:val="false"/>
                 <w:color w:val="111111"/>
@@ -2149,7 +2149,7 @@
             </w:pPr>
             <w:r>
               <w:rPr>
-                <w:rFonts w:ascii="Markazi Text" w:cs="Markazi Text" w:eastAsia="Markazi Text" w:hAnsi="Markazi Text"/>
+                <w:rFonts w:ascii="Arakom" w:cs="Arakom" w:eastAsia="Arakom" w:hAnsi="Arakom"/>
                 <w:b w:val="false"/>
                 <w:bCs w:val="false"/>
                 <w:color w:val="111111"/>
@@ -2367,7 +2367,7 @@
             </w:r>
             <w:r>
               <w:rPr>
-                <w:rFonts w:ascii="Markazi Text" w:cs="Markazi Text" w:eastAsia="Markazi Text" w:hAnsi="Markazi Text"/>
+                <w:rFonts w:ascii="Arakom" w:cs="Arakom" w:eastAsia="Arakom" w:hAnsi="Arakom"/>
                 <w:b w:val="false"/>
                 <w:bCs w:val="false"/>
                 <w:color w:val="111111"/>
@@ -2417,7 +2417,7 @@
             </w:r>
             <w:r>
               <w:rPr>
-                <w:rFonts w:ascii="Markazi Text" w:cs="Markazi Text" w:eastAsia="Markazi Text" w:hAnsi="Markazi Text"/>
+                <w:rFonts w:ascii="Arakom" w:cs="Arakom" w:eastAsia="Arakom" w:hAnsi="Arakom"/>
                 <w:b w:val="false"/>
                 <w:bCs w:val="false"/>
                 <w:color w:val="111111"/>
@@ -2472,7 +2472,7 @@
             </w:r>
             <w:r>
               <w:rPr>
-                <w:rFonts w:ascii="Markazi Text" w:cs="Markazi Text" w:eastAsia="Markazi Text" w:hAnsi="Markazi Text"/>
+                <w:rFonts w:ascii="Arakom" w:cs="Arakom" w:eastAsia="Arakom" w:hAnsi="Arakom"/>
                 <w:b w:val="false"/>
                 <w:bCs w:val="false"/>
                 <w:color w:val="111111"/>
@@ -2522,7 +2522,7 @@
             </w:r>
             <w:r>
               <w:rPr>
-                <w:rFonts w:ascii="Markazi Text" w:cs="Markazi Text" w:eastAsia="Markazi Text" w:hAnsi="Markazi Text"/>
+                <w:rFonts w:ascii="Arakom" w:cs="Arakom" w:eastAsia="Arakom" w:hAnsi="Arakom"/>
                 <w:b w:val="false"/>
                 <w:bCs w:val="false"/>
                 <w:color w:val="111111"/>
@@ -2614,7 +2614,7 @@
             </w:r>
             <w:r>
               <w:rPr>
-                <w:rFonts w:ascii="Markazi Text" w:cs="Markazi Text" w:eastAsia="Markazi Text" w:hAnsi="Markazi Text"/>
+                <w:rFonts w:ascii="Arakom" w:cs="Arakom" w:eastAsia="Arakom" w:hAnsi="Arakom"/>
                 <w:b w:val="false"/>
                 <w:bCs w:val="false"/>
                 <w:color w:val="111111"/>
@@ -2664,7 +2664,7 @@
             </w:r>
             <w:r>
               <w:rPr>
-                <w:rFonts w:ascii="Markazi Text" w:cs="Markazi Text" w:eastAsia="Markazi Text" w:hAnsi="Markazi Text"/>
+                <w:rFonts w:ascii="Arakom" w:cs="Arakom" w:eastAsia="Arakom" w:hAnsi="Arakom"/>
                 <w:b w:val="false"/>
                 <w:bCs w:val="false"/>
                 <w:color w:val="111111"/>
@@ -2719,7 +2719,7 @@
             </w:r>
             <w:r>
               <w:rPr>
-                <w:rFonts w:ascii="Markazi Text" w:cs="Markazi Text" w:eastAsia="Markazi Text" w:hAnsi="Markazi Text"/>
+                <w:rFonts w:ascii="Arakom" w:cs="Arakom" w:eastAsia="Arakom" w:hAnsi="Arakom"/>
                 <w:b w:val="false"/>
                 <w:bCs w:val="false"/>
                 <w:color w:val="111111"/>
@@ -2769,7 +2769,7 @@
             </w:r>
             <w:r>
               <w:rPr>
-                <w:rFonts w:ascii="Markazi Text" w:cs="Markazi Text" w:eastAsia="Markazi Text" w:hAnsi="Markazi Text"/>
+                <w:rFonts w:ascii="Arakom" w:cs="Arakom" w:eastAsia="Arakom" w:hAnsi="Arakom"/>
                 <w:b w:val="false"/>
                 <w:bCs w:val="false"/>
                 <w:color w:val="111111"/>
@@ -2861,7 +2861,7 @@
             </w:r>
             <w:r>
               <w:rPr>
-                <w:rFonts w:ascii="Markazi Text" w:cs="Markazi Text" w:eastAsia="Markazi Text" w:hAnsi="Markazi Text"/>
+                <w:rFonts w:ascii="Arakom" w:cs="Arakom" w:eastAsia="Arakom" w:hAnsi="Arakom"/>
                 <w:b w:val="false"/>
                 <w:bCs w:val="false"/>
                 <w:color w:val="111111"/>
@@ -2911,7 +2911,7 @@
             </w:r>
             <w:r>
               <w:rPr>
-                <w:rFonts w:ascii="Markazi Text" w:cs="Markazi Text" w:eastAsia="Markazi Text" w:hAnsi="Markazi Text"/>
+                <w:rFonts w:ascii="Arakom" w:cs="Arakom" w:eastAsia="Arakom" w:hAnsi="Arakom"/>
                 <w:b w:val="false"/>
                 <w:bCs w:val="false"/>
                 <w:color w:val="111111"/>
@@ -2966,7 +2966,7 @@
             </w:r>
             <w:r>
               <w:rPr>
-                <w:rFonts w:ascii="Markazi Text" w:cs="Markazi Text" w:eastAsia="Markazi Text" w:hAnsi="Markazi Text"/>
+                <w:rFonts w:ascii="Arakom" w:cs="Arakom" w:eastAsia="Arakom" w:hAnsi="Arakom"/>
                 <w:b w:val="false"/>
                 <w:bCs w:val="false"/>
                 <w:color w:val="111111"/>
@@ -3016,7 +3016,7 @@
             </w:r>
             <w:r>
               <w:rPr>
-                <w:rFonts w:ascii="Markazi Text" w:cs="Markazi Text" w:eastAsia="Markazi Text" w:hAnsi="Markazi Text"/>
+                <w:rFonts w:ascii="Arakom" w:cs="Arakom" w:eastAsia="Arakom" w:hAnsi="Arakom"/>
                 <w:b w:val="false"/>
                 <w:bCs w:val="false"/>
                 <w:color w:val="111111"/>
@@ -3108,7 +3108,7 @@
             </w:r>
             <w:r>
               <w:rPr>
-                <w:rFonts w:ascii="Markazi Text" w:cs="Markazi Text" w:eastAsia="Markazi Text" w:hAnsi="Markazi Text"/>
+                <w:rFonts w:ascii="Arakom" w:cs="Arakom" w:eastAsia="Arakom" w:hAnsi="Arakom"/>
                 <w:b w:val="false"/>
                 <w:bCs w:val="false"/>
                 <w:color w:val="111111"/>
@@ -3158,7 +3158,7 @@
             </w:r>
             <w:r>
               <w:rPr>
-                <w:rFonts w:ascii="Markazi Text" w:cs="Markazi Text" w:eastAsia="Markazi Text" w:hAnsi="Markazi Text"/>
+                <w:rFonts w:ascii="Arakom" w:cs="Arakom" w:eastAsia="Arakom" w:hAnsi="Arakom"/>
                 <w:b w:val="false"/>
                 <w:bCs w:val="false"/>
                 <w:color w:val="111111"/>
@@ -3213,7 +3213,7 @@
             </w:r>
             <w:r>
               <w:rPr>
-                <w:rFonts w:ascii="Markazi Text" w:cs="Markazi Text" w:eastAsia="Markazi Text" w:hAnsi="Markazi Text"/>
+                <w:rFonts w:ascii="Arakom" w:cs="Arakom" w:eastAsia="Arakom" w:hAnsi="Arakom"/>
                 <w:b w:val="false"/>
                 <w:bCs w:val="false"/>
                 <w:color w:val="111111"/>
@@ -3263,7 +3263,7 @@
             </w:r>
             <w:r>
               <w:rPr>
-                <w:rFonts w:ascii="Markazi Text" w:cs="Markazi Text" w:eastAsia="Markazi Text" w:hAnsi="Markazi Text"/>
+                <w:rFonts w:ascii="Arakom" w:cs="Arakom" w:eastAsia="Arakom" w:hAnsi="Arakom"/>
                 <w:b w:val="false"/>
                 <w:bCs w:val="false"/>
                 <w:color w:val="111111"/>
@@ -3355,7 +3355,7 @@
             </w:r>
             <w:r>
               <w:rPr>
-                <w:rFonts w:ascii="Markazi Text" w:cs="Markazi Text" w:eastAsia="Markazi Text" w:hAnsi="Markazi Text"/>
+                <w:rFonts w:ascii="Arakom" w:cs="Arakom" w:eastAsia="Arakom" w:hAnsi="Arakom"/>
                 <w:b w:val="false"/>
                 <w:bCs w:val="false"/>
                 <w:color w:val="111111"/>
@@ -3405,7 +3405,7 @@
             </w:r>
             <w:r>
               <w:rPr>
-                <w:rFonts w:ascii="Markazi Text" w:cs="Markazi Text" w:eastAsia="Markazi Text" w:hAnsi="Markazi Text"/>
+                <w:rFonts w:ascii="Arakom" w:cs="Arakom" w:eastAsia="Arakom" w:hAnsi="Arakom"/>
                 <w:b w:val="false"/>
                 <w:bCs w:val="false"/>
                 <w:color w:val="111111"/>
@@ -3460,7 +3460,7 @@
             </w:r>
             <w:r>
               <w:rPr>
-                <w:rFonts w:ascii="Markazi Text" w:cs="Markazi Text" w:eastAsia="Markazi Text" w:hAnsi="Markazi Text"/>
+                <w:rFonts w:ascii="Arakom" w:cs="Arakom" w:eastAsia="Arakom" w:hAnsi="Arakom"/>
                 <w:b w:val="false"/>
                 <w:bCs w:val="false"/>
                 <w:color w:val="111111"/>
@@ -3510,7 +3510,7 @@
             </w:r>
             <w:r>
               <w:rPr>
-                <w:rFonts w:ascii="Markazi Text" w:cs="Markazi Text" w:eastAsia="Markazi Text" w:hAnsi="Markazi Text"/>
+                <w:rFonts w:ascii="Arakom" w:cs="Arakom" w:eastAsia="Arakom" w:hAnsi="Arakom"/>
                 <w:b w:val="false"/>
                 <w:bCs w:val="false"/>
                 <w:color w:val="111111"/>
@@ -3784,7 +3784,7 @@
             </w:pPr>
             <w:r>
               <w:rPr>
-                <w:rFonts w:ascii="Markazi Text" w:cs="Markazi Text" w:eastAsia="Markazi Text" w:hAnsi="Markazi Text"/>
+                <w:rFonts w:ascii="Arakom" w:cs="Arakom" w:eastAsia="Arakom" w:hAnsi="Arakom"/>
                 <w:b w:val="false"/>
                 <w:bCs w:val="false"/>
                 <w:color w:val="111111"/>
@@ -3954,7 +3954,7 @@
             </w:pPr>
             <w:r>
               <w:rPr>
-                <w:rFonts w:ascii="Markazi Text" w:cs="Markazi Text" w:eastAsia="Markazi Text" w:hAnsi="Markazi Text"/>
+                <w:rFonts w:ascii="Arakom" w:cs="Arakom" w:eastAsia="Arakom" w:hAnsi="Arakom"/>
                 <w:b w:val="false"/>
                 <w:bCs w:val="false"/>
                 <w:color w:val="111111"/>
@@ -4124,7 +4124,7 @@
             </w:pPr>
             <w:r>
               <w:rPr>
-                <w:rFonts w:ascii="Markazi Text" w:cs="Markazi Text" w:eastAsia="Markazi Text" w:hAnsi="Markazi Text"/>
+                <w:rFonts w:ascii="Arakom" w:cs="Arakom" w:eastAsia="Arakom" w:hAnsi="Arakom"/>
                 <w:b w:val="false"/>
                 <w:bCs w:val="false"/>
                 <w:color w:val="111111"/>
@@ -4294,7 +4294,7 @@
             </w:pPr>
             <w:r>
               <w:rPr>
-                <w:rFonts w:ascii="Markazi Text" w:cs="Markazi Text" w:eastAsia="Markazi Text" w:hAnsi="Markazi Text"/>
+                <w:rFonts w:ascii="Arakom" w:cs="Arakom" w:eastAsia="Arakom" w:hAnsi="Arakom"/>
                 <w:b w:val="false"/>
                 <w:bCs w:val="false"/>
                 <w:color w:val="111111"/>
@@ -4464,7 +4464,7 @@
             </w:pPr>
             <w:r>
               <w:rPr>
-                <w:rFonts w:ascii="Markazi Text" w:cs="Markazi Text" w:eastAsia="Markazi Text" w:hAnsi="Markazi Text"/>
+                <w:rFonts w:ascii="Arakom" w:cs="Arakom" w:eastAsia="Arakom" w:hAnsi="Arakom"/>
                 <w:b w:val="false"/>
                 <w:bCs w:val="false"/>
                 <w:color w:val="111111"/>
@@ -4616,7 +4616,7 @@
             </w:pPr>
             <w:r>
               <w:rPr>
-                <w:rFonts w:ascii="Markazi Text" w:cs="Markazi Text" w:eastAsia="Markazi Text" w:hAnsi="Markazi Text"/>
+                <w:rFonts w:ascii="Arakom" w:cs="Arakom" w:eastAsia="Arakom" w:hAnsi="Arakom"/>
                 <w:b w:val="false"/>
                 <w:bCs w:val="false"/>
                 <w:color w:val="111111"/>
@@ -4723,7 +4723,7 @@
             </w:pPr>
             <w:r>
               <w:rPr>
-                <w:rFonts w:ascii="Markazi Text" w:cs="Markazi Text" w:eastAsia="Markazi Text" w:hAnsi="Markazi Text"/>
+                <w:rFonts w:ascii="Arakom" w:cs="Arakom" w:eastAsia="Arakom" w:hAnsi="Arakom"/>
                 <w:b w:val="false"/>
                 <w:bCs w:val="false"/>
                 <w:color w:val="111111"/>
@@ -4795,7 +4795,7 @@
             </w:pPr>
             <w:r>
               <w:rPr>
-                <w:rFonts w:ascii="Markazi Text" w:cs="Markazi Text" w:eastAsia="Markazi Text" w:hAnsi="Markazi Text"/>
+                <w:rFonts w:ascii="Arakom" w:cs="Arakom" w:eastAsia="Arakom" w:hAnsi="Arakom"/>
                 <w:b w:val="false"/>
                 <w:bCs w:val="false"/>
                 <w:color w:val="111111"/>
@@ -4867,7 +4867,7 @@
             </w:pPr>
             <w:r>
               <w:rPr>
-                <w:rFonts w:ascii="Markazi Text" w:cs="Markazi Text" w:eastAsia="Markazi Text" w:hAnsi="Markazi Text"/>
+                <w:rFonts w:ascii="Arakom" w:cs="Arakom" w:eastAsia="Arakom" w:hAnsi="Arakom"/>
                 <w:b w:val="false"/>
                 <w:bCs w:val="false"/>
                 <w:color w:val="111111"/>
@@ -4939,7 +4939,7 @@
             </w:pPr>
             <w:r>
               <w:rPr>
-                <w:rFonts w:ascii="Markazi Text" w:cs="Markazi Text" w:eastAsia="Markazi Text" w:hAnsi="Markazi Text"/>
+                <w:rFonts w:ascii="Arakom" w:cs="Arakom" w:eastAsia="Arakom" w:hAnsi="Arakom"/>
                 <w:b w:val="false"/>
                 <w:bCs w:val="false"/>
                 <w:color w:val="111111"/>
@@ -5011,7 +5011,7 @@
             </w:pPr>
             <w:r>
               <w:rPr>
-                <w:rFonts w:ascii="Markazi Text" w:cs="Markazi Text" w:eastAsia="Markazi Text" w:hAnsi="Markazi Text"/>
+                <w:rFonts w:ascii="Arakom" w:cs="Arakom" w:eastAsia="Arakom" w:hAnsi="Arakom"/>
                 <w:b w:val="false"/>
                 <w:bCs w:val="false"/>
                 <w:color w:val="111111"/>
@@ -5280,7 +5280,7 @@
             </w:pPr>
             <w:r>
               <w:rPr>
-                <w:rFonts w:ascii="Markazi Text" w:cs="Markazi Text" w:eastAsia="Markazi Text" w:hAnsi="Markazi Text"/>
+                <w:rFonts w:ascii="Arakom" w:cs="Arakom" w:eastAsia="Arakom" w:hAnsi="Arakom"/>
                 <w:b w:val="false"/>
                 <w:bCs w:val="false"/>
                 <w:color w:val="111111"/>
@@ -5376,7 +5376,7 @@
             </w:pPr>
             <w:r>
               <w:rPr>
-                <w:rFonts w:ascii="Markazi Text" w:cs="Markazi Text" w:eastAsia="Markazi Text" w:hAnsi="Markazi Text"/>
+                <w:rFonts w:ascii="Arakom" w:cs="Arakom" w:eastAsia="Arakom" w:hAnsi="Arakom"/>
                 <w:b w:val="false"/>
                 <w:bCs w:val="false"/>
                 <w:color w:val="111111"/>
@@ -5472,7 +5472,7 @@
             </w:pPr>
             <w:r>
               <w:rPr>
-                <w:rFonts w:ascii="Markazi Text" w:cs="Markazi Text" w:eastAsia="Markazi Text" w:hAnsi="Markazi Text"/>
+                <w:rFonts w:ascii="Arakom" w:cs="Arakom" w:eastAsia="Arakom" w:hAnsi="Arakom"/>
                 <w:b w:val="false"/>
                 <w:bCs w:val="false"/>
                 <w:color w:val="111111"/>
@@ -5568,7 +5568,7 @@
             </w:pPr>
             <w:r>
               <w:rPr>
-                <w:rFonts w:ascii="Markazi Text" w:cs="Markazi Text" w:eastAsia="Markazi Text" w:hAnsi="Markazi Text"/>
+                <w:rFonts w:ascii="Arakom" w:cs="Arakom" w:eastAsia="Arakom" w:hAnsi="Arakom"/>
                 <w:b w:val="false"/>
                 <w:bCs w:val="false"/>
                 <w:color w:val="111111"/>
@@ -5664,7 +5664,7 @@
             </w:pPr>
             <w:r>
               <w:rPr>
-                <w:rFonts w:ascii="Markazi Text" w:cs="Markazi Text" w:eastAsia="Markazi Text" w:hAnsi="Markazi Text"/>
+                <w:rFonts w:ascii="Arakom" w:cs="Arakom" w:eastAsia="Arakom" w:hAnsi="Arakom"/>
                 <w:b w:val="false"/>
                 <w:bCs w:val="false"/>
                 <w:color w:val="111111"/>
@@ -5993,7 +5993,7 @@
             </w:pPr>
             <w:r>
               <w:rPr>
-                <w:rFonts w:ascii="Markazi Text" w:cs="Markazi Text" w:eastAsia="Markazi Text" w:hAnsi="Markazi Text"/>
+                <w:rFonts w:ascii="Arakom" w:cs="Arakom" w:eastAsia="Arakom" w:hAnsi="Arakom"/>
                 <w:b w:val="false"/>
                 <w:bCs w:val="false"/>
                 <w:color w:val="111111"/>
@@ -6089,7 +6089,7 @@
             </w:pPr>
             <w:r>
               <w:rPr>
-                <w:rFonts w:ascii="Markazi Text" w:cs="Markazi Text" w:eastAsia="Markazi Text" w:hAnsi="Markazi Text"/>
+                <w:rFonts w:ascii="Arakom" w:cs="Arakom" w:eastAsia="Arakom" w:hAnsi="Arakom"/>
                 <w:b w:val="false"/>
                 <w:bCs w:val="false"/>
                 <w:color w:val="111111"/>
@@ -6185,7 +6185,7 @@
             </w:pPr>
             <w:r>
               <w:rPr>
-                <w:rFonts w:ascii="Markazi Text" w:cs="Markazi Text" w:eastAsia="Markazi Text" w:hAnsi="Markazi Text"/>
+                <w:rFonts w:ascii="Arakom" w:cs="Arakom" w:eastAsia="Arakom" w:hAnsi="Arakom"/>
                 <w:b w:val="false"/>
                 <w:bCs w:val="false"/>
                 <w:color w:val="111111"/>
@@ -6281,7 +6281,7 @@
             </w:pPr>
             <w:r>
               <w:rPr>
-                <w:rFonts w:ascii="Markazi Text" w:cs="Markazi Text" w:eastAsia="Markazi Text" w:hAnsi="Markazi Text"/>
+                <w:rFonts w:ascii="Arakom" w:cs="Arakom" w:eastAsia="Arakom" w:hAnsi="Arakom"/>
                 <w:b w:val="false"/>
                 <w:bCs w:val="false"/>
                 <w:color w:val="111111"/>
@@ -6377,7 +6377,7 @@
             </w:pPr>
             <w:r>
               <w:rPr>
-                <w:rFonts w:ascii="Markazi Text" w:cs="Markazi Text" w:eastAsia="Markazi Text" w:hAnsi="Markazi Text"/>
+                <w:rFonts w:ascii="Arakom" w:cs="Arakom" w:eastAsia="Arakom" w:hAnsi="Arakom"/>
                 <w:b w:val="false"/>
                 <w:bCs w:val="false"/>
                 <w:color w:val="111111"/>
@@ -6529,7 +6529,7 @@
             </w:pPr>
             <w:r>
               <w:rPr>
-                <w:rFonts w:ascii="Markazi Text" w:cs="Markazi Text" w:eastAsia="Markazi Text" w:hAnsi="Markazi Text"/>
+                <w:rFonts w:ascii="Arakom" w:cs="Arakom" w:eastAsia="Arakom" w:hAnsi="Arakom"/>
                 <w:b w:val="false"/>
                 <w:bCs w:val="false"/>
                 <w:color w:val="111111"/>
@@ -7359,7 +7359,7 @@
             </w:pPr>
             <w:r>
               <w:rPr>
-                <w:rFonts w:ascii="Markazi Text" w:cs="Markazi Text" w:eastAsia="Markazi Text" w:hAnsi="Markazi Text"/>
+                <w:rFonts w:ascii="Arakom" w:cs="Arakom" w:eastAsia="Arakom" w:hAnsi="Arakom"/>
                 <w:b w:val="false"/>
                 <w:bCs w:val="false"/>
                 <w:color w:val="111111"/>
@@ -7547,7 +7547,7 @@
             </w:pPr>
             <w:r>
               <w:rPr>
-                <w:rFonts w:ascii="Markazi Text" w:cs="Markazi Text" w:eastAsia="Markazi Text" w:hAnsi="Markazi Text"/>
+                <w:rFonts w:ascii="Arakom" w:cs="Arakom" w:eastAsia="Arakom" w:hAnsi="Arakom"/>
                 <w:b w:val="false"/>
                 <w:bCs w:val="false"/>
                 <w:color w:val="111111"/>
@@ -7565,7 +7565,7 @@
             </w:pPr>
             <w:r>
               <w:rPr>
-                <w:rFonts w:ascii="Markazi Text" w:cs="Markazi Text" w:eastAsia="Markazi Text" w:hAnsi="Markazi Text"/>
+                <w:rFonts w:ascii="Arakom" w:cs="Arakom" w:eastAsia="Arakom" w:hAnsi="Arakom"/>
                 <w:b w:val="false"/>
                 <w:bCs w:val="false"/>
                 <w:color w:val="111111"/>
@@ -7583,7 +7583,7 @@
             </w:pPr>
             <w:r>
               <w:rPr>
-                <w:rFonts w:ascii="Markazi Text" w:cs="Markazi Text" w:eastAsia="Markazi Text" w:hAnsi="Markazi Text"/>
+                <w:rFonts w:ascii="Arakom" w:cs="Arakom" w:eastAsia="Arakom" w:hAnsi="Arakom"/>
                 <w:b w:val="false"/>
                 <w:bCs w:val="false"/>
                 <w:color w:val="111111"/>
